--- a/Section-10.docx
+++ b/Section-10.docx
@@ -1,6 +1,6 @@
 
 <file path=word/document.xml><?xml version="1.0" encoding="utf-8"?>
-<w:document xmlns:wpc="http://schemas.microsoft.com/office/word/2010/wordprocessingCanvas" xmlns:cx="http://schemas.microsoft.com/office/drawing/2014/chartex" xmlns:cx1="http://schemas.microsoft.com/office/drawing/2015/9/8/chartex" xmlns:cx2="http://schemas.microsoft.com/office/drawing/2015/10/21/chartex" xmlns:cx3="http://schemas.microsoft.com/office/drawing/2016/5/9/chartex" xmlns:cx4="http://schemas.microsoft.com/office/drawing/2016/5/10/chartex" xmlns:cx5="http://schemas.microsoft.com/office/drawing/2016/5/11/chartex" xmlns:cx6="http://schemas.microsoft.com/office/drawing/2016/5/12/chartex" xmlns:cx7="http://schemas.microsoft.com/office/drawing/2016/5/13/chartex" xmlns:cx8="http://schemas.microsoft.com/office/drawing/2016/5/14/chartex" xmlns:mc="http://schemas.openxmlformats.org/markup-compatibility/2006" xmlns:aink="http://schemas.microsoft.com/office/drawing/2016/ink" xmlns:am3d="http://schemas.microsoft.com/office/drawing/2017/model3d" xmlns:o="urn:schemas-microsoft-com:office:office" xmlns:r="http://schemas.openxmlformats.org/officeDocument/2006/relationships" xmlns:m="http://schemas.openxmlformats.org/officeDocument/2006/math" xmlns:v="urn:schemas-microsoft-com:vml" xmlns:wp14="http://schemas.microsoft.com/office/word/2010/wordprocessingDrawing" xmlns:wp="http://schemas.openxmlformats.org/drawingml/2006/wordprocessingDrawing" xmlns:w10="urn:schemas-microsoft-com:office:word" xmlns:w="http://schemas.openxmlformats.org/wordprocessingml/2006/main" xmlns:w14="http://schemas.microsoft.com/office/word/2010/wordml" xmlns:w15="http://schemas.microsoft.com/office/word/2012/wordml" xmlns:w16cex="http://schemas.microsoft.com/office/word/2018/wordml/cex" xmlns:w16cid="http://schemas.microsoft.com/office/word/2016/wordml/cid" xmlns:w16="http://schemas.microsoft.com/office/word/2018/wordml" xmlns:w16sdtdh="http://schemas.microsoft.com/office/word/2020/wordml/sdtdatahash" xmlns:w16se="http://schemas.microsoft.com/office/word/2015/wordml/symex" xmlns:wpg="http://schemas.microsoft.com/office/word/2010/wordprocessingGroup" xmlns:wpi="http://schemas.microsoft.com/office/word/2010/wordprocessingInk" xmlns:wne="http://schemas.microsoft.com/office/word/2006/wordml" xmlns:wps="http://schemas.microsoft.com/office/word/2010/wordprocessingShape" mc:Ignorable="w14 w15 w16se w16cid w16 w16cex w16sdtdh wp14">
+<w:document xmlns:wpc="http://schemas.microsoft.com/office/word/2010/wordprocessingCanvas" xmlns:cx="http://schemas.microsoft.com/office/drawing/2014/chartex" xmlns:cx1="http://schemas.microsoft.com/office/drawing/2015/9/8/chartex" xmlns:cx2="http://schemas.microsoft.com/office/drawing/2015/10/21/chartex" xmlns:cx3="http://schemas.microsoft.com/office/drawing/2016/5/9/chartex" xmlns:cx4="http://schemas.microsoft.com/office/drawing/2016/5/10/chartex" xmlns:cx5="http://schemas.microsoft.com/office/drawing/2016/5/11/chartex" xmlns:cx6="http://schemas.microsoft.com/office/drawing/2016/5/12/chartex" xmlns:cx7="http://schemas.microsoft.com/office/drawing/2016/5/13/chartex" xmlns:cx8="http://schemas.microsoft.com/office/drawing/2016/5/14/chartex" xmlns:mc="http://schemas.openxmlformats.org/markup-compatibility/2006" xmlns:aink="http://schemas.microsoft.com/office/drawing/2016/ink" xmlns:am3d="http://schemas.microsoft.com/office/drawing/2017/model3d" xmlns:o="urn:schemas-microsoft-com:office:office" xmlns:oel="http://schemas.microsoft.com/office/2019/extlst" xmlns:r="http://schemas.openxmlformats.org/officeDocument/2006/relationships" xmlns:m="http://schemas.openxmlformats.org/officeDocument/2006/math" xmlns:v="urn:schemas-microsoft-com:vml" xmlns:wp14="http://schemas.microsoft.com/office/word/2010/wordprocessingDrawing" xmlns:wp="http://schemas.openxmlformats.org/drawingml/2006/wordprocessingDrawing" xmlns:w10="urn:schemas-microsoft-com:office:word" xmlns:w="http://schemas.openxmlformats.org/wordprocessingml/2006/main" xmlns:w14="http://schemas.microsoft.com/office/word/2010/wordml" xmlns:w15="http://schemas.microsoft.com/office/word/2012/wordml" xmlns:w16cex="http://schemas.microsoft.com/office/word/2018/wordml/cex" xmlns:w16cid="http://schemas.microsoft.com/office/word/2016/wordml/cid" xmlns:w16="http://schemas.microsoft.com/office/word/2018/wordml" xmlns:w16du="http://schemas.microsoft.com/office/word/2023/wordml/word16du" xmlns:w16sdtdh="http://schemas.microsoft.com/office/word/2020/wordml/sdtdatahash" xmlns:w16sdtfl="http://schemas.microsoft.com/office/word/2024/wordml/sdtformatlock" xmlns:w16se="http://schemas.microsoft.com/office/word/2015/wordml/symex" xmlns:wpg="http://schemas.microsoft.com/office/word/2010/wordprocessingGroup" xmlns:wpi="http://schemas.microsoft.com/office/word/2010/wordprocessingInk" xmlns:wne="http://schemas.microsoft.com/office/word/2006/wordml" xmlns:wps="http://schemas.microsoft.com/office/word/2010/wordprocessingShape" mc:Ignorable="w14 w15 w16se w16cid w16 w16cex w16sdtdh w16sdtfl w16du wp14">
   <w:body>
     <w:p>
       <w:pPr>
@@ -682,23 +682,7 @@
           <w:rStyle w:val="hljs-comment"/>
           <w:rFonts w:ascii="Cambria" w:hAnsi="Cambria"/>
         </w:rPr>
-        <w:t xml:space="preserve"># </w:t>
-      </w:r>
-      <w:proofErr w:type="gramStart"/>
-      <w:r>
-        <w:rPr>
-          <w:rStyle w:val="hljs-comment"/>
-          <w:rFonts w:ascii="Cambria" w:hAnsi="Cambria"/>
-        </w:rPr>
-        <w:t>print</w:t>
-      </w:r>
-      <w:proofErr w:type="gramEnd"/>
-      <w:r>
-        <w:rPr>
-          <w:rStyle w:val="hljs-comment"/>
-          <w:rFonts w:ascii="Cambria" w:hAnsi="Cambria"/>
-        </w:rPr>
-        <w:t>(y)  Error: y not defined outside function</w:t>
+        <w:t># print(y)  Error: y not defined outside function</w:t>
       </w:r>
     </w:p>
     <w:p>
@@ -1861,6 +1845,7 @@
         </w:rPr>
         <w:t>(</w:t>
       </w:r>
+      <w:proofErr w:type="spellStart"/>
       <w:r>
         <w:rPr>
           <w:rStyle w:val="hljs-params"/>
@@ -1868,6 +1853,7 @@
         </w:rPr>
         <w:t>num</w:t>
       </w:r>
+      <w:proofErr w:type="spellEnd"/>
       <w:r>
         <w:rPr>
           <w:rStyle w:val="HTMLCode"/>
@@ -1921,7 +1907,23 @@
           <w:rStyle w:val="HTMLCode"/>
           <w:rFonts w:ascii="Cambria" w:hAnsi="Cambria"/>
         </w:rPr>
-        <w:t xml:space="preserve">    total += num  </w:t>
+        <w:t xml:space="preserve">    total += </w:t>
+      </w:r>
+      <w:proofErr w:type="spellStart"/>
+      <w:r>
+        <w:rPr>
+          <w:rStyle w:val="HTMLCode"/>
+          <w:rFonts w:ascii="Cambria" w:hAnsi="Cambria"/>
+        </w:rPr>
+        <w:t>num</w:t>
+      </w:r>
+      <w:proofErr w:type="spellEnd"/>
+      <w:r>
+        <w:rPr>
+          <w:rStyle w:val="HTMLCode"/>
+          <w:rFonts w:ascii="Cambria" w:hAnsi="Cambria"/>
+        </w:rPr>
+        <w:t xml:space="preserve">  </w:t>
       </w:r>
       <w:r>
         <w:rPr>
@@ -2359,6 +2361,1950 @@
     </w:tbl>
     <w:p>
       <w:pPr>
+        <w:pStyle w:val="Heading1"/>
+        <w:numPr>
+          <w:ilvl w:val="0"/>
+          <w:numId w:val="9"/>
+        </w:numPr>
+        <w:rPr>
+          <w:rFonts w:ascii="Cambria" w:hAnsi="Cambria"/>
+        </w:rPr>
+      </w:pPr>
+      <w:r>
+        <w:rPr>
+          <w:rFonts w:ascii="Cambria" w:hAnsi="Cambria"/>
+        </w:rPr>
+        <w:t>MAP Function</w:t>
+      </w:r>
+    </w:p>
+    <w:p>
+      <w:pPr>
+        <w:pStyle w:val="Heading2"/>
+        <w:numPr>
+          <w:ilvl w:val="0"/>
+          <w:numId w:val="28"/>
+        </w:numPr>
+        <w:rPr>
+          <w:rFonts w:ascii="Cambria" w:hAnsi="Cambria"/>
+        </w:rPr>
+      </w:pPr>
+      <w:r>
+        <w:rPr>
+          <w:rFonts w:ascii="Cambria" w:hAnsi="Cambria"/>
+        </w:rPr>
+        <w:t>What is map()?</w:t>
+      </w:r>
+    </w:p>
+    <w:p>
+      <w:pPr>
+        <w:numPr>
+          <w:ilvl w:val="0"/>
+          <w:numId w:val="23"/>
+        </w:numPr>
+        <w:tabs>
+          <w:tab w:val="clear" w:pos="720"/>
+          <w:tab w:val="num" w:pos="1080"/>
+        </w:tabs>
+        <w:ind w:left="1080"/>
+        <w:rPr>
+          <w:rFonts w:ascii="Cambria" w:hAnsi="Cambria"/>
+        </w:rPr>
+      </w:pPr>
+      <w:r>
+        <w:rPr>
+          <w:rFonts w:ascii="Cambria" w:hAnsi="Cambria"/>
+        </w:rPr>
+        <w:t xml:space="preserve">map() applies a </w:t>
+      </w:r>
+      <w:r>
+        <w:rPr>
+          <w:rFonts w:ascii="Cambria" w:hAnsi="Cambria"/>
+          <w:b/>
+          <w:bCs/>
+        </w:rPr>
+        <w:t>function to every item</w:t>
+      </w:r>
+      <w:r>
+        <w:rPr>
+          <w:rFonts w:ascii="Cambria" w:hAnsi="Cambria"/>
+        </w:rPr>
+        <w:t xml:space="preserve"> in a list.</w:t>
+      </w:r>
+    </w:p>
+    <w:p>
+      <w:pPr>
+        <w:numPr>
+          <w:ilvl w:val="0"/>
+          <w:numId w:val="23"/>
+        </w:numPr>
+        <w:tabs>
+          <w:tab w:val="clear" w:pos="720"/>
+          <w:tab w:val="num" w:pos="1080"/>
+        </w:tabs>
+        <w:ind w:left="1080"/>
+        <w:rPr>
+          <w:rFonts w:ascii="Cambria" w:hAnsi="Cambria"/>
+        </w:rPr>
+      </w:pPr>
+      <w:r>
+        <w:rPr>
+          <w:rFonts w:ascii="Cambria" w:hAnsi="Cambria"/>
+        </w:rPr>
+        <w:t>It returns a new list with updated values.</w:t>
+      </w:r>
+    </w:p>
+    <w:p>
+      <w:pPr>
+        <w:pStyle w:val="Heading2"/>
+        <w:numPr>
+          <w:ilvl w:val="0"/>
+          <w:numId w:val="28"/>
+        </w:numPr>
+        <w:rPr>
+          <w:rFonts w:ascii="Cambria" w:hAnsi="Cambria"/>
+        </w:rPr>
+      </w:pPr>
+      <w:r>
+        <w:rPr>
+          <w:rFonts w:ascii="Cambria" w:hAnsi="Cambria"/>
+        </w:rPr>
+        <w:t>Syntax</w:t>
+      </w:r>
+    </w:p>
+    <w:p>
+      <w:pPr>
+        <w:ind w:left="360"/>
+        <w:rPr>
+          <w:rFonts w:ascii="Cambria" w:hAnsi="Cambria"/>
+        </w:rPr>
+      </w:pPr>
+      <w:r>
+        <w:rPr>
+          <w:rFonts w:ascii="Cambria" w:hAnsi="Cambria"/>
+        </w:rPr>
+        <w:t xml:space="preserve">map(function, </w:t>
+      </w:r>
+      <w:proofErr w:type="spellStart"/>
+      <w:r>
+        <w:rPr>
+          <w:rFonts w:ascii="Cambria" w:hAnsi="Cambria"/>
+        </w:rPr>
+        <w:t>iterable</w:t>
+      </w:r>
+      <w:proofErr w:type="spellEnd"/>
+      <w:r>
+        <w:rPr>
+          <w:rFonts w:ascii="Cambria" w:hAnsi="Cambria"/>
+        </w:rPr>
+        <w:t>)</w:t>
+      </w:r>
+    </w:p>
+    <w:p>
+      <w:pPr>
+        <w:pStyle w:val="Heading3"/>
+        <w:numPr>
+          <w:ilvl w:val="0"/>
+          <w:numId w:val="28"/>
+        </w:numPr>
+        <w:rPr>
+          <w:rFonts w:ascii="Cambria" w:hAnsi="Cambria"/>
+        </w:rPr>
+      </w:pPr>
+      <w:r>
+        <w:rPr>
+          <w:rFonts w:ascii="Cambria" w:hAnsi="Cambria"/>
+        </w:rPr>
+        <w:t>Example using map()</w:t>
+      </w:r>
+    </w:p>
+    <w:p>
+      <w:pPr>
+        <w:ind w:left="360"/>
+        <w:rPr>
+          <w:rFonts w:ascii="Cambria" w:hAnsi="Cambria"/>
+        </w:rPr>
+      </w:pPr>
+      <w:r>
+        <w:rPr>
+          <w:rFonts w:ascii="Cambria" w:hAnsi="Cambria"/>
+        </w:rPr>
+        <w:t>li = [1, 2, 3]</w:t>
+      </w:r>
+    </w:p>
+    <w:p>
+      <w:pPr>
+        <w:ind w:left="360"/>
+        <w:rPr>
+          <w:rFonts w:ascii="Cambria" w:hAnsi="Cambria"/>
+        </w:rPr>
+      </w:pPr>
+      <w:r>
+        <w:rPr>
+          <w:rFonts w:ascii="Cambria" w:hAnsi="Cambria"/>
+        </w:rPr>
+        <w:t xml:space="preserve">def </w:t>
+      </w:r>
+      <w:proofErr w:type="spellStart"/>
+      <w:r>
+        <w:rPr>
+          <w:rFonts w:ascii="Cambria" w:hAnsi="Cambria"/>
+        </w:rPr>
+        <w:t>adderMap</w:t>
+      </w:r>
+      <w:proofErr w:type="spellEnd"/>
+      <w:r>
+        <w:rPr>
+          <w:rFonts w:ascii="Cambria" w:hAnsi="Cambria"/>
+        </w:rPr>
+        <w:t>(x):</w:t>
+      </w:r>
+    </w:p>
+    <w:p>
+      <w:pPr>
+        <w:ind w:left="360"/>
+        <w:rPr>
+          <w:rFonts w:ascii="Cambria" w:hAnsi="Cambria"/>
+        </w:rPr>
+      </w:pPr>
+      <w:r>
+        <w:rPr>
+          <w:rFonts w:ascii="Cambria" w:hAnsi="Cambria"/>
+        </w:rPr>
+        <w:t xml:space="preserve">    return x + 1</w:t>
+      </w:r>
+    </w:p>
+    <w:p>
+      <w:pPr>
+        <w:ind w:left="360"/>
+        <w:rPr>
+          <w:rFonts w:ascii="Cambria" w:hAnsi="Cambria"/>
+        </w:rPr>
+      </w:pPr>
+      <w:r>
+        <w:rPr>
+          <w:rFonts w:ascii="Cambria" w:hAnsi="Cambria"/>
+        </w:rPr>
+        <w:t>print(list(map(</w:t>
+      </w:r>
+      <w:proofErr w:type="spellStart"/>
+      <w:r>
+        <w:rPr>
+          <w:rFonts w:ascii="Cambria" w:hAnsi="Cambria"/>
+        </w:rPr>
+        <w:t>adderMap</w:t>
+      </w:r>
+      <w:proofErr w:type="spellEnd"/>
+      <w:r>
+        <w:rPr>
+          <w:rFonts w:ascii="Cambria" w:hAnsi="Cambria"/>
+        </w:rPr>
+        <w:t>, li)))</w:t>
+      </w:r>
+    </w:p>
+    <w:p>
+      <w:pPr>
+        <w:pStyle w:val="Heading3"/>
+        <w:numPr>
+          <w:ilvl w:val="0"/>
+          <w:numId w:val="28"/>
+        </w:numPr>
+        <w:rPr>
+          <w:rFonts w:ascii="Cambria" w:hAnsi="Cambria"/>
+        </w:rPr>
+      </w:pPr>
+      <w:r>
+        <w:rPr>
+          <w:rFonts w:ascii="Cambria" w:hAnsi="Cambria"/>
+        </w:rPr>
+        <w:t>Output:</w:t>
+      </w:r>
+    </w:p>
+    <w:p>
+      <w:pPr>
+        <w:ind w:left="360"/>
+        <w:rPr>
+          <w:rFonts w:ascii="Cambria" w:hAnsi="Cambria"/>
+        </w:rPr>
+      </w:pPr>
+      <w:r>
+        <w:rPr>
+          <w:rFonts w:ascii="Cambria" w:hAnsi="Cambria"/>
+        </w:rPr>
+        <w:t>[2, 3, 4]</w:t>
+      </w:r>
+    </w:p>
+    <w:p>
+      <w:pPr>
+        <w:pStyle w:val="Heading3"/>
+        <w:numPr>
+          <w:ilvl w:val="0"/>
+          <w:numId w:val="28"/>
+        </w:numPr>
+        <w:rPr>
+          <w:rFonts w:ascii="Cambria" w:hAnsi="Cambria"/>
+        </w:rPr>
+      </w:pPr>
+      <w:r>
+        <w:rPr>
+          <w:rFonts w:ascii="Cambria" w:hAnsi="Cambria"/>
+        </w:rPr>
+        <w:t>Same work without map() (Normal Function)</w:t>
+      </w:r>
+    </w:p>
+    <w:p>
+      <w:pPr>
+        <w:ind w:left="360"/>
+        <w:rPr>
+          <w:rFonts w:ascii="Cambria" w:hAnsi="Cambria"/>
+        </w:rPr>
+      </w:pPr>
+      <w:r>
+        <w:rPr>
+          <w:rFonts w:ascii="Cambria" w:hAnsi="Cambria"/>
+        </w:rPr>
+        <w:t xml:space="preserve">def </w:t>
+      </w:r>
+      <w:proofErr w:type="spellStart"/>
+      <w:r>
+        <w:rPr>
+          <w:rFonts w:ascii="Cambria" w:hAnsi="Cambria"/>
+        </w:rPr>
+        <w:t>adderNormal</w:t>
+      </w:r>
+      <w:proofErr w:type="spellEnd"/>
+      <w:r>
+        <w:rPr>
+          <w:rFonts w:ascii="Cambria" w:hAnsi="Cambria"/>
+        </w:rPr>
+        <w:t>(</w:t>
+      </w:r>
+      <w:proofErr w:type="spellStart"/>
+      <w:r>
+        <w:rPr>
+          <w:rFonts w:ascii="Cambria" w:hAnsi="Cambria"/>
+        </w:rPr>
+        <w:t>paraLi</w:t>
+      </w:r>
+      <w:proofErr w:type="spellEnd"/>
+      <w:r>
+        <w:rPr>
+          <w:rFonts w:ascii="Cambria" w:hAnsi="Cambria"/>
+        </w:rPr>
+        <w:t>):</w:t>
+      </w:r>
+    </w:p>
+    <w:p>
+      <w:pPr>
+        <w:ind w:left="360"/>
+        <w:rPr>
+          <w:rFonts w:ascii="Cambria" w:hAnsi="Cambria"/>
+        </w:rPr>
+      </w:pPr>
+      <w:r>
+        <w:rPr>
+          <w:rFonts w:ascii="Cambria" w:hAnsi="Cambria"/>
+        </w:rPr>
+        <w:t xml:space="preserve">    </w:t>
+      </w:r>
+      <w:proofErr w:type="spellStart"/>
+      <w:r>
+        <w:rPr>
+          <w:rFonts w:ascii="Cambria" w:hAnsi="Cambria"/>
+        </w:rPr>
+        <w:t>newLi</w:t>
+      </w:r>
+      <w:proofErr w:type="spellEnd"/>
+      <w:r>
+        <w:rPr>
+          <w:rFonts w:ascii="Cambria" w:hAnsi="Cambria"/>
+        </w:rPr>
+        <w:t xml:space="preserve"> = []</w:t>
+      </w:r>
+    </w:p>
+    <w:p>
+      <w:pPr>
+        <w:ind w:left="360"/>
+        <w:rPr>
+          <w:rFonts w:ascii="Cambria" w:hAnsi="Cambria"/>
+        </w:rPr>
+      </w:pPr>
+      <w:r>
+        <w:rPr>
+          <w:rFonts w:ascii="Cambria" w:hAnsi="Cambria"/>
+        </w:rPr>
+        <w:t xml:space="preserve">    for </w:t>
+      </w:r>
+      <w:proofErr w:type="spellStart"/>
+      <w:r>
+        <w:rPr>
+          <w:rFonts w:ascii="Cambria" w:hAnsi="Cambria"/>
+        </w:rPr>
+        <w:t>i</w:t>
+      </w:r>
+      <w:proofErr w:type="spellEnd"/>
+      <w:r>
+        <w:rPr>
+          <w:rFonts w:ascii="Cambria" w:hAnsi="Cambria"/>
+        </w:rPr>
+        <w:t xml:space="preserve"> in </w:t>
+      </w:r>
+      <w:proofErr w:type="spellStart"/>
+      <w:r>
+        <w:rPr>
+          <w:rFonts w:ascii="Cambria" w:hAnsi="Cambria"/>
+        </w:rPr>
+        <w:t>paraLi</w:t>
+      </w:r>
+      <w:proofErr w:type="spellEnd"/>
+      <w:r>
+        <w:rPr>
+          <w:rFonts w:ascii="Cambria" w:hAnsi="Cambria"/>
+        </w:rPr>
+        <w:t>:</w:t>
+      </w:r>
+    </w:p>
+    <w:p>
+      <w:pPr>
+        <w:ind w:left="360"/>
+        <w:rPr>
+          <w:rFonts w:ascii="Cambria" w:hAnsi="Cambria"/>
+        </w:rPr>
+      </w:pPr>
+      <w:r>
+        <w:rPr>
+          <w:rFonts w:ascii="Cambria" w:hAnsi="Cambria"/>
+        </w:rPr>
+        <w:t xml:space="preserve">        </w:t>
+      </w:r>
+      <w:proofErr w:type="spellStart"/>
+      <w:r>
+        <w:rPr>
+          <w:rFonts w:ascii="Cambria" w:hAnsi="Cambria"/>
+        </w:rPr>
+        <w:t>newLi.append</w:t>
+      </w:r>
+      <w:proofErr w:type="spellEnd"/>
+      <w:r>
+        <w:rPr>
+          <w:rFonts w:ascii="Cambria" w:hAnsi="Cambria"/>
+        </w:rPr>
+        <w:t>(</w:t>
+      </w:r>
+      <w:proofErr w:type="spellStart"/>
+      <w:r>
+        <w:rPr>
+          <w:rFonts w:ascii="Cambria" w:hAnsi="Cambria"/>
+        </w:rPr>
+        <w:t>i</w:t>
+      </w:r>
+      <w:proofErr w:type="spellEnd"/>
+      <w:r>
+        <w:rPr>
+          <w:rFonts w:ascii="Cambria" w:hAnsi="Cambria"/>
+        </w:rPr>
+        <w:t xml:space="preserve"> + 1)</w:t>
+      </w:r>
+    </w:p>
+    <w:p>
+      <w:pPr>
+        <w:ind w:left="360"/>
+        <w:rPr>
+          <w:rFonts w:ascii="Cambria" w:hAnsi="Cambria"/>
+        </w:rPr>
+      </w:pPr>
+      <w:r>
+        <w:rPr>
+          <w:rFonts w:ascii="Cambria" w:hAnsi="Cambria"/>
+        </w:rPr>
+        <w:t xml:space="preserve">    return </w:t>
+      </w:r>
+      <w:proofErr w:type="spellStart"/>
+      <w:r>
+        <w:rPr>
+          <w:rFonts w:ascii="Cambria" w:hAnsi="Cambria"/>
+        </w:rPr>
+        <w:t>newLi</w:t>
+      </w:r>
+      <w:proofErr w:type="spellEnd"/>
+    </w:p>
+    <w:p>
+      <w:pPr>
+        <w:ind w:left="360"/>
+        <w:rPr>
+          <w:rFonts w:ascii="Cambria" w:hAnsi="Cambria"/>
+        </w:rPr>
+      </w:pPr>
+      <w:r>
+        <w:rPr>
+          <w:rFonts w:ascii="Cambria" w:hAnsi="Cambria"/>
+        </w:rPr>
+        <w:t>print(</w:t>
+      </w:r>
+      <w:proofErr w:type="spellStart"/>
+      <w:r>
+        <w:rPr>
+          <w:rFonts w:ascii="Cambria" w:hAnsi="Cambria"/>
+        </w:rPr>
+        <w:t>adderNormal</w:t>
+      </w:r>
+      <w:proofErr w:type="spellEnd"/>
+      <w:r>
+        <w:rPr>
+          <w:rFonts w:ascii="Cambria" w:hAnsi="Cambria"/>
+        </w:rPr>
+        <w:t>(li))</w:t>
+      </w:r>
+    </w:p>
+    <w:p>
+      <w:pPr>
+        <w:ind w:left="360"/>
+        <w:rPr>
+          <w:rFonts w:ascii="Cambria" w:hAnsi="Cambria"/>
+        </w:rPr>
+      </w:pPr>
+      <w:r>
+        <w:rPr>
+          <w:rFonts w:ascii="Segoe UI Emoji" w:hAnsi="Segoe UI Emoji" w:cs="Segoe UI Emoji"/>
+        </w:rPr>
+        <w:t>👉</w:t>
+      </w:r>
+      <w:r>
+        <w:rPr>
+          <w:rFonts w:ascii="Cambria" w:hAnsi="Cambria"/>
+        </w:rPr>
+        <w:t xml:space="preserve"> map() does the same work </w:t>
+      </w:r>
+      <w:r>
+        <w:rPr>
+          <w:rFonts w:ascii="Cambria" w:hAnsi="Cambria"/>
+          <w:b/>
+          <w:bCs/>
+        </w:rPr>
+        <w:t>with less code</w:t>
+      </w:r>
+      <w:r>
+        <w:rPr>
+          <w:rFonts w:ascii="Cambria" w:hAnsi="Cambria"/>
+        </w:rPr>
+        <w:t>.</w:t>
+      </w:r>
+    </w:p>
+    <w:p>
+      <w:pPr>
+        <w:pStyle w:val="Heading1"/>
+        <w:numPr>
+          <w:ilvl w:val="0"/>
+          <w:numId w:val="9"/>
+        </w:numPr>
+        <w:rPr>
+          <w:rFonts w:ascii="Cambria" w:hAnsi="Cambria"/>
+        </w:rPr>
+      </w:pPr>
+      <w:r>
+        <w:rPr>
+          <w:rFonts w:ascii="Cambria" w:hAnsi="Cambria"/>
+        </w:rPr>
+        <w:t>FILTER Function</w:t>
+      </w:r>
+    </w:p>
+    <w:p>
+      <w:pPr>
+        <w:pStyle w:val="Heading2"/>
+        <w:numPr>
+          <w:ilvl w:val="0"/>
+          <w:numId w:val="28"/>
+        </w:numPr>
+        <w:rPr>
+          <w:rFonts w:ascii="Cambria" w:hAnsi="Cambria"/>
+        </w:rPr>
+      </w:pPr>
+      <w:r>
+        <w:rPr>
+          <w:rFonts w:ascii="Cambria" w:hAnsi="Cambria"/>
+        </w:rPr>
+        <w:t>What is filter()?</w:t>
+      </w:r>
+    </w:p>
+    <w:p>
+      <w:pPr>
+        <w:numPr>
+          <w:ilvl w:val="0"/>
+          <w:numId w:val="24"/>
+        </w:numPr>
+        <w:tabs>
+          <w:tab w:val="clear" w:pos="720"/>
+          <w:tab w:val="num" w:pos="1080"/>
+        </w:tabs>
+        <w:ind w:left="1080"/>
+        <w:rPr>
+          <w:rFonts w:ascii="Cambria" w:hAnsi="Cambria"/>
+        </w:rPr>
+      </w:pPr>
+      <w:r>
+        <w:rPr>
+          <w:rFonts w:ascii="Cambria" w:hAnsi="Cambria"/>
+        </w:rPr>
+        <w:lastRenderedPageBreak/>
+        <w:t xml:space="preserve">filter() selects elements from a list </w:t>
+      </w:r>
+      <w:r>
+        <w:rPr>
+          <w:rFonts w:ascii="Cambria" w:hAnsi="Cambria"/>
+          <w:b/>
+          <w:bCs/>
+        </w:rPr>
+        <w:t>based on a condition</w:t>
+      </w:r>
+      <w:r>
+        <w:rPr>
+          <w:rFonts w:ascii="Cambria" w:hAnsi="Cambria"/>
+        </w:rPr>
+        <w:t>.</w:t>
+      </w:r>
+    </w:p>
+    <w:p>
+      <w:pPr>
+        <w:numPr>
+          <w:ilvl w:val="0"/>
+          <w:numId w:val="24"/>
+        </w:numPr>
+        <w:tabs>
+          <w:tab w:val="clear" w:pos="720"/>
+          <w:tab w:val="num" w:pos="1080"/>
+        </w:tabs>
+        <w:ind w:left="1080"/>
+        <w:rPr>
+          <w:rFonts w:ascii="Cambria" w:hAnsi="Cambria"/>
+        </w:rPr>
+      </w:pPr>
+      <w:r>
+        <w:rPr>
+          <w:rFonts w:ascii="Cambria" w:hAnsi="Cambria"/>
+        </w:rPr>
+        <w:t xml:space="preserve">It keeps only those values that return </w:t>
+      </w:r>
+      <w:r>
+        <w:rPr>
+          <w:rFonts w:ascii="Cambria" w:hAnsi="Cambria"/>
+          <w:b/>
+          <w:bCs/>
+        </w:rPr>
+        <w:t>True</w:t>
+      </w:r>
+      <w:r>
+        <w:rPr>
+          <w:rFonts w:ascii="Cambria" w:hAnsi="Cambria"/>
+        </w:rPr>
+        <w:t>.</w:t>
+      </w:r>
+    </w:p>
+    <w:p>
+      <w:pPr>
+        <w:pStyle w:val="Heading2"/>
+        <w:numPr>
+          <w:ilvl w:val="0"/>
+          <w:numId w:val="24"/>
+        </w:numPr>
+        <w:rPr>
+          <w:rFonts w:ascii="Cambria" w:hAnsi="Cambria"/>
+        </w:rPr>
+      </w:pPr>
+      <w:r>
+        <w:rPr>
+          <w:rFonts w:ascii="Cambria" w:hAnsi="Cambria"/>
+        </w:rPr>
+        <w:t>Syntax</w:t>
+      </w:r>
+    </w:p>
+    <w:p>
+      <w:pPr>
+        <w:ind w:left="360"/>
+        <w:rPr>
+          <w:rFonts w:ascii="Cambria" w:hAnsi="Cambria"/>
+        </w:rPr>
+      </w:pPr>
+      <w:r>
+        <w:rPr>
+          <w:rFonts w:ascii="Cambria" w:hAnsi="Cambria"/>
+        </w:rPr>
+        <w:t xml:space="preserve">filter(function, </w:t>
+      </w:r>
+      <w:proofErr w:type="spellStart"/>
+      <w:r>
+        <w:rPr>
+          <w:rFonts w:ascii="Cambria" w:hAnsi="Cambria"/>
+        </w:rPr>
+        <w:t>iterable</w:t>
+      </w:r>
+      <w:proofErr w:type="spellEnd"/>
+      <w:r>
+        <w:rPr>
+          <w:rFonts w:ascii="Cambria" w:hAnsi="Cambria"/>
+        </w:rPr>
+        <w:t>)</w:t>
+      </w:r>
+    </w:p>
+    <w:p>
+      <w:pPr>
+        <w:pStyle w:val="Heading3"/>
+        <w:numPr>
+          <w:ilvl w:val="0"/>
+          <w:numId w:val="29"/>
+        </w:numPr>
+        <w:rPr>
+          <w:rFonts w:ascii="Cambria" w:hAnsi="Cambria"/>
+        </w:rPr>
+      </w:pPr>
+      <w:r>
+        <w:rPr>
+          <w:rFonts w:ascii="Cambria" w:hAnsi="Cambria"/>
+        </w:rPr>
+        <w:t>Example: Find odd numbers</w:t>
+      </w:r>
+    </w:p>
+    <w:p>
+      <w:pPr>
+        <w:ind w:left="360"/>
+        <w:rPr>
+          <w:rFonts w:ascii="Cambria" w:hAnsi="Cambria"/>
+        </w:rPr>
+      </w:pPr>
+      <w:r>
+        <w:rPr>
+          <w:rFonts w:ascii="Cambria" w:hAnsi="Cambria"/>
+        </w:rPr>
+        <w:t>li = [1, 2, 3, 4, 5]</w:t>
+      </w:r>
+    </w:p>
+    <w:p>
+      <w:pPr>
+        <w:ind w:left="360"/>
+        <w:rPr>
+          <w:rFonts w:ascii="Cambria" w:hAnsi="Cambria"/>
+        </w:rPr>
+      </w:pPr>
+      <w:r>
+        <w:rPr>
+          <w:rFonts w:ascii="Cambria" w:hAnsi="Cambria"/>
+        </w:rPr>
+        <w:t>def odds(x):</w:t>
+      </w:r>
+    </w:p>
+    <w:p>
+      <w:pPr>
+        <w:ind w:left="360"/>
+        <w:rPr>
+          <w:rFonts w:ascii="Cambria" w:hAnsi="Cambria"/>
+        </w:rPr>
+      </w:pPr>
+      <w:r>
+        <w:rPr>
+          <w:rFonts w:ascii="Cambria" w:hAnsi="Cambria"/>
+        </w:rPr>
+        <w:t xml:space="preserve">    return x % 2 != 0</w:t>
+      </w:r>
+    </w:p>
+    <w:p>
+      <w:pPr>
+        <w:ind w:left="360"/>
+        <w:rPr>
+          <w:rFonts w:ascii="Cambria" w:hAnsi="Cambria"/>
+        </w:rPr>
+      </w:pPr>
+      <w:r>
+        <w:rPr>
+          <w:rFonts w:ascii="Cambria" w:hAnsi="Cambria"/>
+        </w:rPr>
+        <w:t>print(list(filter(odds, li)))</w:t>
+      </w:r>
+    </w:p>
+    <w:p>
+      <w:pPr>
+        <w:pStyle w:val="Heading3"/>
+        <w:numPr>
+          <w:ilvl w:val="0"/>
+          <w:numId w:val="29"/>
+        </w:numPr>
+        <w:rPr>
+          <w:rFonts w:ascii="Cambria" w:hAnsi="Cambria"/>
+        </w:rPr>
+      </w:pPr>
+      <w:r>
+        <w:rPr>
+          <w:rFonts w:ascii="Cambria" w:hAnsi="Cambria"/>
+        </w:rPr>
+        <w:t>Output:</w:t>
+      </w:r>
+    </w:p>
+    <w:p>
+      <w:pPr>
+        <w:ind w:left="360"/>
+        <w:rPr>
+          <w:rFonts w:ascii="Cambria" w:hAnsi="Cambria"/>
+        </w:rPr>
+      </w:pPr>
+      <w:r>
+        <w:rPr>
+          <w:rFonts w:ascii="Cambria" w:hAnsi="Cambria"/>
+        </w:rPr>
+        <w:t>[1, 3, 5]</w:t>
+      </w:r>
+    </w:p>
+    <w:p>
+      <w:pPr>
+        <w:pStyle w:val="Heading3"/>
+        <w:numPr>
+          <w:ilvl w:val="0"/>
+          <w:numId w:val="29"/>
+        </w:numPr>
+        <w:rPr>
+          <w:rFonts w:ascii="Cambria" w:hAnsi="Cambria"/>
+        </w:rPr>
+      </w:pPr>
+      <w:r>
+        <w:rPr>
+          <w:rFonts w:ascii="Cambria" w:hAnsi="Cambria"/>
+        </w:rPr>
+        <w:t>Example: Filter names</w:t>
+      </w:r>
+    </w:p>
+    <w:p>
+      <w:pPr>
+        <w:ind w:left="360"/>
+        <w:rPr>
+          <w:rFonts w:ascii="Cambria" w:hAnsi="Cambria"/>
+        </w:rPr>
+      </w:pPr>
+      <w:r>
+        <w:rPr>
+          <w:rFonts w:ascii="Cambria" w:hAnsi="Cambria"/>
+        </w:rPr>
+        <w:t>names = ["Sally", "John", "Cena", "Brad Pit", "Kamran"]</w:t>
+      </w:r>
+    </w:p>
+    <w:p>
+      <w:pPr>
+        <w:ind w:left="360"/>
+        <w:rPr>
+          <w:rFonts w:ascii="Cambria" w:hAnsi="Cambria"/>
+        </w:rPr>
+      </w:pPr>
+      <w:r>
+        <w:rPr>
+          <w:rFonts w:ascii="Cambria" w:hAnsi="Cambria"/>
+        </w:rPr>
+        <w:t xml:space="preserve">def </w:t>
+      </w:r>
+      <w:proofErr w:type="spellStart"/>
+      <w:r>
+        <w:rPr>
+          <w:rFonts w:ascii="Cambria" w:hAnsi="Cambria"/>
+        </w:rPr>
+        <w:t>nameFilter</w:t>
+      </w:r>
+      <w:proofErr w:type="spellEnd"/>
+      <w:r>
+        <w:rPr>
+          <w:rFonts w:ascii="Cambria" w:hAnsi="Cambria"/>
+        </w:rPr>
+        <w:t>(name):</w:t>
+      </w:r>
+    </w:p>
+    <w:p>
+      <w:pPr>
+        <w:ind w:left="360"/>
+        <w:rPr>
+          <w:rFonts w:ascii="Cambria" w:hAnsi="Cambria"/>
+        </w:rPr>
+      </w:pPr>
+      <w:r>
+        <w:rPr>
+          <w:rFonts w:ascii="Cambria" w:hAnsi="Cambria"/>
+        </w:rPr>
+        <w:t xml:space="preserve">    return name != "John"</w:t>
+      </w:r>
+    </w:p>
+    <w:p>
+      <w:pPr>
+        <w:ind w:left="360"/>
+        <w:rPr>
+          <w:rFonts w:ascii="Cambria" w:hAnsi="Cambria"/>
+        </w:rPr>
+      </w:pPr>
+      <w:r>
+        <w:rPr>
+          <w:rFonts w:ascii="Cambria" w:hAnsi="Cambria"/>
+        </w:rPr>
+        <w:t>print(list(filter(</w:t>
+      </w:r>
+      <w:proofErr w:type="spellStart"/>
+      <w:r>
+        <w:rPr>
+          <w:rFonts w:ascii="Cambria" w:hAnsi="Cambria"/>
+        </w:rPr>
+        <w:t>nameFilter</w:t>
+      </w:r>
+      <w:proofErr w:type="spellEnd"/>
+      <w:r>
+        <w:rPr>
+          <w:rFonts w:ascii="Cambria" w:hAnsi="Cambria"/>
+        </w:rPr>
+        <w:t>, names)))</w:t>
+      </w:r>
+    </w:p>
+    <w:p>
+      <w:pPr>
+        <w:pStyle w:val="Heading3"/>
+        <w:numPr>
+          <w:ilvl w:val="0"/>
+          <w:numId w:val="29"/>
+        </w:numPr>
+        <w:rPr>
+          <w:rFonts w:ascii="Cambria" w:hAnsi="Cambria"/>
+        </w:rPr>
+      </w:pPr>
+      <w:r>
+        <w:rPr>
+          <w:rFonts w:ascii="Cambria" w:hAnsi="Cambria"/>
+        </w:rPr>
+        <w:t>Output:</w:t>
+      </w:r>
+    </w:p>
+    <w:p>
+      <w:pPr>
+        <w:ind w:left="360"/>
+        <w:rPr>
+          <w:rFonts w:ascii="Cambria" w:hAnsi="Cambria"/>
+        </w:rPr>
+      </w:pPr>
+      <w:r>
+        <w:rPr>
+          <w:rFonts w:ascii="Cambria" w:hAnsi="Cambria"/>
+        </w:rPr>
+        <w:t>['Sally', 'Cena', 'Brad Pit', 'Kamran']</w:t>
+      </w:r>
+    </w:p>
+    <w:p>
+      <w:pPr>
+        <w:pStyle w:val="Heading1"/>
+        <w:numPr>
+          <w:ilvl w:val="0"/>
+          <w:numId w:val="9"/>
+        </w:numPr>
+        <w:rPr>
+          <w:rFonts w:ascii="Cambria" w:hAnsi="Cambria"/>
+        </w:rPr>
+      </w:pPr>
+      <w:r>
+        <w:rPr>
+          <w:rFonts w:ascii="Cambria" w:hAnsi="Cambria"/>
+        </w:rPr>
+        <w:t>ZIP Function</w:t>
+      </w:r>
+    </w:p>
+    <w:p>
+      <w:pPr>
+        <w:pStyle w:val="Heading2"/>
+        <w:numPr>
+          <w:ilvl w:val="0"/>
+          <w:numId w:val="29"/>
+        </w:numPr>
+        <w:rPr>
+          <w:rFonts w:ascii="Cambria" w:hAnsi="Cambria"/>
+        </w:rPr>
+      </w:pPr>
+      <w:r>
+        <w:rPr>
+          <w:rFonts w:ascii="Cambria" w:hAnsi="Cambria"/>
+        </w:rPr>
+        <w:t>What is zip()?</w:t>
+      </w:r>
+    </w:p>
+    <w:p>
+      <w:pPr>
+        <w:numPr>
+          <w:ilvl w:val="0"/>
+          <w:numId w:val="25"/>
+        </w:numPr>
+        <w:tabs>
+          <w:tab w:val="clear" w:pos="720"/>
+          <w:tab w:val="num" w:pos="1080"/>
+        </w:tabs>
+        <w:ind w:left="1080"/>
+        <w:rPr>
+          <w:rFonts w:ascii="Cambria" w:hAnsi="Cambria"/>
+        </w:rPr>
+      </w:pPr>
+      <w:r>
+        <w:rPr>
+          <w:rFonts w:ascii="Cambria" w:hAnsi="Cambria"/>
+        </w:rPr>
+        <w:t xml:space="preserve">zip() combines </w:t>
+      </w:r>
+      <w:r>
+        <w:rPr>
+          <w:rFonts w:ascii="Cambria" w:hAnsi="Cambria"/>
+          <w:b/>
+          <w:bCs/>
+        </w:rPr>
+        <w:t>two or more lists</w:t>
+      </w:r>
+      <w:r>
+        <w:rPr>
+          <w:rFonts w:ascii="Cambria" w:hAnsi="Cambria"/>
+        </w:rPr>
+        <w:t xml:space="preserve"> element by element.</w:t>
+      </w:r>
+    </w:p>
+    <w:p>
+      <w:pPr>
+        <w:numPr>
+          <w:ilvl w:val="0"/>
+          <w:numId w:val="25"/>
+        </w:numPr>
+        <w:tabs>
+          <w:tab w:val="clear" w:pos="720"/>
+          <w:tab w:val="num" w:pos="1080"/>
+        </w:tabs>
+        <w:ind w:left="1080"/>
+        <w:rPr>
+          <w:rFonts w:ascii="Cambria" w:hAnsi="Cambria"/>
+        </w:rPr>
+      </w:pPr>
+      <w:r>
+        <w:rPr>
+          <w:rFonts w:ascii="Cambria" w:hAnsi="Cambria"/>
+        </w:rPr>
+        <w:t>It returns pairs (tuples).</w:t>
+      </w:r>
+    </w:p>
+    <w:p>
+      <w:pPr>
+        <w:pStyle w:val="Heading2"/>
+        <w:numPr>
+          <w:ilvl w:val="0"/>
+          <w:numId w:val="25"/>
+        </w:numPr>
+        <w:rPr>
+          <w:rFonts w:ascii="Cambria" w:hAnsi="Cambria"/>
+        </w:rPr>
+      </w:pPr>
+      <w:r>
+        <w:rPr>
+          <w:rFonts w:ascii="Cambria" w:hAnsi="Cambria"/>
+        </w:rPr>
+        <w:t>Syntax</w:t>
+      </w:r>
+    </w:p>
+    <w:p>
+      <w:pPr>
+        <w:ind w:left="360"/>
+        <w:rPr>
+          <w:rFonts w:ascii="Cambria" w:hAnsi="Cambria"/>
+        </w:rPr>
+      </w:pPr>
+      <w:r>
+        <w:rPr>
+          <w:rFonts w:ascii="Cambria" w:hAnsi="Cambria"/>
+        </w:rPr>
+        <w:t>zip(list1, list2)</w:t>
+      </w:r>
+    </w:p>
+    <w:p>
+      <w:pPr>
+        <w:pStyle w:val="Heading3"/>
+        <w:numPr>
+          <w:ilvl w:val="0"/>
+          <w:numId w:val="30"/>
+        </w:numPr>
+        <w:rPr>
+          <w:rFonts w:ascii="Cambria" w:hAnsi="Cambria"/>
+        </w:rPr>
+      </w:pPr>
+      <w:r>
+        <w:rPr>
+          <w:rFonts w:ascii="Cambria" w:hAnsi="Cambria"/>
+        </w:rPr>
+        <w:t>Example with numbers</w:t>
+      </w:r>
+    </w:p>
+    <w:p>
+      <w:pPr>
+        <w:ind w:left="360"/>
+        <w:rPr>
+          <w:rFonts w:ascii="Cambria" w:hAnsi="Cambria"/>
+        </w:rPr>
+      </w:pPr>
+      <w:proofErr w:type="spellStart"/>
+      <w:r>
+        <w:rPr>
+          <w:rFonts w:ascii="Cambria" w:hAnsi="Cambria"/>
+        </w:rPr>
+        <w:t>liOne</w:t>
+      </w:r>
+      <w:proofErr w:type="spellEnd"/>
+      <w:r>
+        <w:rPr>
+          <w:rFonts w:ascii="Cambria" w:hAnsi="Cambria"/>
+        </w:rPr>
+        <w:t xml:space="preserve"> = [1, 2]</w:t>
+      </w:r>
+    </w:p>
+    <w:p>
+      <w:pPr>
+        <w:ind w:left="360"/>
+        <w:rPr>
+          <w:rFonts w:ascii="Cambria" w:hAnsi="Cambria"/>
+        </w:rPr>
+      </w:pPr>
+      <w:proofErr w:type="spellStart"/>
+      <w:r>
+        <w:rPr>
+          <w:rFonts w:ascii="Cambria" w:hAnsi="Cambria"/>
+        </w:rPr>
+        <w:t>liTwo</w:t>
+      </w:r>
+      <w:proofErr w:type="spellEnd"/>
+      <w:r>
+        <w:rPr>
+          <w:rFonts w:ascii="Cambria" w:hAnsi="Cambria"/>
+        </w:rPr>
+        <w:t xml:space="preserve"> = [3, 4]</w:t>
+      </w:r>
+    </w:p>
+    <w:p>
+      <w:pPr>
+        <w:ind w:left="360"/>
+        <w:rPr>
+          <w:rFonts w:ascii="Cambria" w:hAnsi="Cambria"/>
+        </w:rPr>
+      </w:pPr>
+      <w:r>
+        <w:rPr>
+          <w:rFonts w:ascii="Cambria" w:hAnsi="Cambria"/>
+        </w:rPr>
+        <w:t>print(list(zip(</w:t>
+      </w:r>
+      <w:proofErr w:type="spellStart"/>
+      <w:r>
+        <w:rPr>
+          <w:rFonts w:ascii="Cambria" w:hAnsi="Cambria"/>
+        </w:rPr>
+        <w:t>liOne</w:t>
+      </w:r>
+      <w:proofErr w:type="spellEnd"/>
+      <w:r>
+        <w:rPr>
+          <w:rFonts w:ascii="Cambria" w:hAnsi="Cambria"/>
+        </w:rPr>
+        <w:t xml:space="preserve">, </w:t>
+      </w:r>
+      <w:proofErr w:type="spellStart"/>
+      <w:r>
+        <w:rPr>
+          <w:rFonts w:ascii="Cambria" w:hAnsi="Cambria"/>
+        </w:rPr>
+        <w:t>liTwo</w:t>
+      </w:r>
+      <w:proofErr w:type="spellEnd"/>
+      <w:r>
+        <w:rPr>
+          <w:rFonts w:ascii="Cambria" w:hAnsi="Cambria"/>
+        </w:rPr>
+        <w:t>)))</w:t>
+      </w:r>
+    </w:p>
+    <w:p>
+      <w:pPr>
+        <w:pStyle w:val="Heading3"/>
+        <w:numPr>
+          <w:ilvl w:val="0"/>
+          <w:numId w:val="30"/>
+        </w:numPr>
+        <w:rPr>
+          <w:rFonts w:ascii="Cambria" w:hAnsi="Cambria"/>
+        </w:rPr>
+      </w:pPr>
+      <w:r>
+        <w:rPr>
+          <w:rFonts w:ascii="Cambria" w:hAnsi="Cambria"/>
+        </w:rPr>
+        <w:lastRenderedPageBreak/>
+        <w:t>Output:</w:t>
+      </w:r>
+    </w:p>
+    <w:p>
+      <w:pPr>
+        <w:ind w:left="360"/>
+        <w:rPr>
+          <w:rFonts w:ascii="Cambria" w:hAnsi="Cambria"/>
+        </w:rPr>
+      </w:pPr>
+      <w:r>
+        <w:rPr>
+          <w:rFonts w:ascii="Cambria" w:hAnsi="Cambria"/>
+        </w:rPr>
+        <w:t>[(1, 3), (2, 4)]</w:t>
+      </w:r>
+    </w:p>
+    <w:p>
+      <w:pPr>
+        <w:pStyle w:val="Heading3"/>
+        <w:numPr>
+          <w:ilvl w:val="0"/>
+          <w:numId w:val="30"/>
+        </w:numPr>
+        <w:rPr>
+          <w:rFonts w:ascii="Cambria" w:hAnsi="Cambria"/>
+        </w:rPr>
+      </w:pPr>
+      <w:r>
+        <w:rPr>
+          <w:rFonts w:ascii="Cambria" w:hAnsi="Cambria"/>
+        </w:rPr>
+        <w:t>Example with names</w:t>
+      </w:r>
+    </w:p>
+    <w:p>
+      <w:pPr>
+        <w:ind w:left="360"/>
+        <w:rPr>
+          <w:rFonts w:ascii="Cambria" w:hAnsi="Cambria"/>
+        </w:rPr>
+      </w:pPr>
+      <w:proofErr w:type="spellStart"/>
+      <w:r>
+        <w:rPr>
+          <w:rFonts w:ascii="Cambria" w:hAnsi="Cambria"/>
+        </w:rPr>
+        <w:t>firstName</w:t>
+      </w:r>
+      <w:proofErr w:type="spellEnd"/>
+      <w:r>
+        <w:rPr>
+          <w:rFonts w:ascii="Cambria" w:hAnsi="Cambria"/>
+        </w:rPr>
+        <w:t xml:space="preserve"> = ["Shahrukh", "Angeline"]</w:t>
+      </w:r>
+    </w:p>
+    <w:p>
+      <w:pPr>
+        <w:ind w:left="360"/>
+        <w:rPr>
+          <w:rFonts w:ascii="Cambria" w:hAnsi="Cambria"/>
+        </w:rPr>
+      </w:pPr>
+      <w:proofErr w:type="spellStart"/>
+      <w:r>
+        <w:rPr>
+          <w:rFonts w:ascii="Cambria" w:hAnsi="Cambria"/>
+        </w:rPr>
+        <w:t>lastName</w:t>
+      </w:r>
+      <w:proofErr w:type="spellEnd"/>
+      <w:r>
+        <w:rPr>
+          <w:rFonts w:ascii="Cambria" w:hAnsi="Cambria"/>
+        </w:rPr>
+        <w:t xml:space="preserve"> = ["Khan", "Jolie"]</w:t>
+      </w:r>
+    </w:p>
+    <w:p>
+      <w:pPr>
+        <w:ind w:left="360"/>
+        <w:rPr>
+          <w:rFonts w:ascii="Cambria" w:hAnsi="Cambria"/>
+        </w:rPr>
+      </w:pPr>
+      <w:r>
+        <w:rPr>
+          <w:rFonts w:ascii="Cambria" w:hAnsi="Cambria"/>
+        </w:rPr>
+        <w:t>print(list(zip(</w:t>
+      </w:r>
+      <w:proofErr w:type="spellStart"/>
+      <w:r>
+        <w:rPr>
+          <w:rFonts w:ascii="Cambria" w:hAnsi="Cambria"/>
+        </w:rPr>
+        <w:t>firstName</w:t>
+      </w:r>
+      <w:proofErr w:type="spellEnd"/>
+      <w:r>
+        <w:rPr>
+          <w:rFonts w:ascii="Cambria" w:hAnsi="Cambria"/>
+        </w:rPr>
+        <w:t xml:space="preserve">, </w:t>
+      </w:r>
+      <w:proofErr w:type="spellStart"/>
+      <w:r>
+        <w:rPr>
+          <w:rFonts w:ascii="Cambria" w:hAnsi="Cambria"/>
+        </w:rPr>
+        <w:t>lastName</w:t>
+      </w:r>
+      <w:proofErr w:type="spellEnd"/>
+      <w:r>
+        <w:rPr>
+          <w:rFonts w:ascii="Cambria" w:hAnsi="Cambria"/>
+        </w:rPr>
+        <w:t>)))</w:t>
+      </w:r>
+    </w:p>
+    <w:p>
+      <w:pPr>
+        <w:pStyle w:val="Heading3"/>
+        <w:numPr>
+          <w:ilvl w:val="0"/>
+          <w:numId w:val="30"/>
+        </w:numPr>
+        <w:rPr>
+          <w:rFonts w:ascii="Cambria" w:hAnsi="Cambria"/>
+        </w:rPr>
+      </w:pPr>
+      <w:r>
+        <w:rPr>
+          <w:rFonts w:ascii="Cambria" w:hAnsi="Cambria"/>
+        </w:rPr>
+        <w:t>Output:</w:t>
+      </w:r>
+    </w:p>
+    <w:p>
+      <w:pPr>
+        <w:ind w:left="360"/>
+        <w:rPr>
+          <w:rFonts w:ascii="Cambria" w:hAnsi="Cambria"/>
+        </w:rPr>
+      </w:pPr>
+      <w:r>
+        <w:rPr>
+          <w:rFonts w:ascii="Cambria" w:hAnsi="Cambria"/>
+        </w:rPr>
+        <w:t>[('Shahrukh', 'Khan'), ('Angeline', 'Jolie')]</w:t>
+      </w:r>
+    </w:p>
+    <w:p>
+      <w:pPr>
+        <w:pStyle w:val="Heading1"/>
+        <w:numPr>
+          <w:ilvl w:val="0"/>
+          <w:numId w:val="9"/>
+        </w:numPr>
+        <w:rPr>
+          <w:rFonts w:ascii="Cambria" w:hAnsi="Cambria"/>
+        </w:rPr>
+      </w:pPr>
+      <w:r>
+        <w:rPr>
+          <w:rFonts w:ascii="Cambria" w:hAnsi="Cambria"/>
+        </w:rPr>
+        <w:t>REDUCE Function</w:t>
+      </w:r>
+    </w:p>
+    <w:p>
+      <w:pPr>
+        <w:pStyle w:val="Heading2"/>
+        <w:numPr>
+          <w:ilvl w:val="0"/>
+          <w:numId w:val="30"/>
+        </w:numPr>
+        <w:rPr>
+          <w:rFonts w:ascii="Cambria" w:hAnsi="Cambria"/>
+        </w:rPr>
+      </w:pPr>
+      <w:r>
+        <w:rPr>
+          <w:rFonts w:ascii="Cambria" w:hAnsi="Cambria"/>
+        </w:rPr>
+        <w:t>What is reduce()?</w:t>
+      </w:r>
+    </w:p>
+    <w:p>
+      <w:pPr>
+        <w:numPr>
+          <w:ilvl w:val="0"/>
+          <w:numId w:val="26"/>
+        </w:numPr>
+        <w:tabs>
+          <w:tab w:val="clear" w:pos="720"/>
+          <w:tab w:val="num" w:pos="1080"/>
+        </w:tabs>
+        <w:ind w:left="1080"/>
+        <w:rPr>
+          <w:rFonts w:ascii="Cambria" w:hAnsi="Cambria"/>
+        </w:rPr>
+      </w:pPr>
+      <w:r>
+        <w:rPr>
+          <w:rFonts w:ascii="Cambria" w:hAnsi="Cambria"/>
+        </w:rPr>
+        <w:t xml:space="preserve">reduce() combines all elements of a list into </w:t>
+      </w:r>
+      <w:r>
+        <w:rPr>
+          <w:rFonts w:ascii="Cambria" w:hAnsi="Cambria"/>
+          <w:b/>
+          <w:bCs/>
+        </w:rPr>
+        <w:t>one single value</w:t>
+      </w:r>
+      <w:r>
+        <w:rPr>
+          <w:rFonts w:ascii="Cambria" w:hAnsi="Cambria"/>
+        </w:rPr>
+        <w:t>.</w:t>
+      </w:r>
+    </w:p>
+    <w:p>
+      <w:pPr>
+        <w:numPr>
+          <w:ilvl w:val="0"/>
+          <w:numId w:val="26"/>
+        </w:numPr>
+        <w:tabs>
+          <w:tab w:val="clear" w:pos="720"/>
+          <w:tab w:val="num" w:pos="1080"/>
+        </w:tabs>
+        <w:ind w:left="1080"/>
+        <w:rPr>
+          <w:rFonts w:ascii="Cambria" w:hAnsi="Cambria"/>
+        </w:rPr>
+      </w:pPr>
+      <w:r>
+        <w:rPr>
+          <w:rFonts w:ascii="Cambria" w:hAnsi="Cambria"/>
+        </w:rPr>
+        <w:t>It applies a function step by step.</w:t>
+      </w:r>
+    </w:p>
+    <w:p>
+      <w:pPr>
+        <w:numPr>
+          <w:ilvl w:val="0"/>
+          <w:numId w:val="26"/>
+        </w:numPr>
+        <w:tabs>
+          <w:tab w:val="clear" w:pos="720"/>
+          <w:tab w:val="num" w:pos="1080"/>
+        </w:tabs>
+        <w:ind w:left="1080"/>
+        <w:rPr>
+          <w:rFonts w:ascii="Cambria" w:hAnsi="Cambria"/>
+        </w:rPr>
+      </w:pPr>
+      <w:r>
+        <w:rPr>
+          <w:rFonts w:ascii="Cambria" w:hAnsi="Cambria"/>
+        </w:rPr>
+        <w:t xml:space="preserve">It is available in </w:t>
+      </w:r>
+      <w:proofErr w:type="spellStart"/>
+      <w:r>
+        <w:rPr>
+          <w:rFonts w:ascii="Cambria" w:hAnsi="Cambria"/>
+        </w:rPr>
+        <w:t>functools</w:t>
+      </w:r>
+      <w:proofErr w:type="spellEnd"/>
+      <w:r>
+        <w:rPr>
+          <w:rFonts w:ascii="Cambria" w:hAnsi="Cambria"/>
+        </w:rPr>
+        <w:t xml:space="preserve"> module.</w:t>
+      </w:r>
+    </w:p>
+    <w:p>
+      <w:pPr>
+        <w:pStyle w:val="Heading2"/>
+        <w:numPr>
+          <w:ilvl w:val="0"/>
+          <w:numId w:val="26"/>
+        </w:numPr>
+        <w:rPr>
+          <w:rFonts w:ascii="Cambria" w:hAnsi="Cambria"/>
+        </w:rPr>
+      </w:pPr>
+      <w:r>
+        <w:rPr>
+          <w:rFonts w:ascii="Cambria" w:hAnsi="Cambria"/>
+        </w:rPr>
+        <w:t>Syntax</w:t>
+      </w:r>
+    </w:p>
+    <w:p>
+      <w:pPr>
+        <w:ind w:left="360"/>
+        <w:rPr>
+          <w:rFonts w:ascii="Cambria" w:hAnsi="Cambria"/>
+        </w:rPr>
+      </w:pPr>
+      <w:r>
+        <w:rPr>
+          <w:rFonts w:ascii="Cambria" w:hAnsi="Cambria"/>
+        </w:rPr>
+        <w:t xml:space="preserve">reduce(function, </w:t>
+      </w:r>
+      <w:proofErr w:type="spellStart"/>
+      <w:r>
+        <w:rPr>
+          <w:rFonts w:ascii="Cambria" w:hAnsi="Cambria"/>
+        </w:rPr>
+        <w:t>iterable</w:t>
+      </w:r>
+      <w:proofErr w:type="spellEnd"/>
+      <w:r>
+        <w:rPr>
+          <w:rFonts w:ascii="Cambria" w:hAnsi="Cambria"/>
+        </w:rPr>
+        <w:t xml:space="preserve">, </w:t>
+      </w:r>
+      <w:proofErr w:type="spellStart"/>
+      <w:r>
+        <w:rPr>
+          <w:rFonts w:ascii="Cambria" w:hAnsi="Cambria"/>
+        </w:rPr>
+        <w:t>initial_value</w:t>
+      </w:r>
+      <w:proofErr w:type="spellEnd"/>
+      <w:r>
+        <w:rPr>
+          <w:rFonts w:ascii="Cambria" w:hAnsi="Cambria"/>
+        </w:rPr>
+        <w:t>)</w:t>
+      </w:r>
+    </w:p>
+    <w:p>
+      <w:pPr>
+        <w:pStyle w:val="Heading3"/>
+        <w:numPr>
+          <w:ilvl w:val="0"/>
+          <w:numId w:val="31"/>
+        </w:numPr>
+        <w:rPr>
+          <w:rFonts w:ascii="Cambria" w:hAnsi="Cambria"/>
+        </w:rPr>
+      </w:pPr>
+      <w:r>
+        <w:rPr>
+          <w:rFonts w:ascii="Cambria" w:hAnsi="Cambria"/>
+        </w:rPr>
+        <w:t>Example: Sum of numbers</w:t>
+      </w:r>
+    </w:p>
+    <w:p>
+      <w:pPr>
+        <w:ind w:left="360"/>
+        <w:rPr>
+          <w:rFonts w:ascii="Cambria" w:hAnsi="Cambria"/>
+        </w:rPr>
+      </w:pPr>
+      <w:r>
+        <w:rPr>
+          <w:rFonts w:ascii="Cambria" w:hAnsi="Cambria"/>
+        </w:rPr>
+        <w:t xml:space="preserve">from </w:t>
+      </w:r>
+      <w:proofErr w:type="spellStart"/>
+      <w:r>
+        <w:rPr>
+          <w:rFonts w:ascii="Cambria" w:hAnsi="Cambria"/>
+        </w:rPr>
+        <w:t>functools</w:t>
+      </w:r>
+      <w:proofErr w:type="spellEnd"/>
+      <w:r>
+        <w:rPr>
+          <w:rFonts w:ascii="Cambria" w:hAnsi="Cambria"/>
+        </w:rPr>
+        <w:t xml:space="preserve"> import reduce</w:t>
+      </w:r>
+    </w:p>
+    <w:p>
+      <w:pPr>
+        <w:ind w:left="360"/>
+        <w:rPr>
+          <w:rFonts w:ascii="Cambria" w:hAnsi="Cambria"/>
+        </w:rPr>
+      </w:pPr>
+      <w:proofErr w:type="spellStart"/>
+      <w:r>
+        <w:rPr>
+          <w:rFonts w:ascii="Cambria" w:hAnsi="Cambria"/>
+        </w:rPr>
+        <w:t>rainWater</w:t>
+      </w:r>
+      <w:proofErr w:type="spellEnd"/>
+      <w:r>
+        <w:rPr>
+          <w:rFonts w:ascii="Cambria" w:hAnsi="Cambria"/>
+        </w:rPr>
+        <w:t xml:space="preserve"> = [1, 2, 3, 4, 5]</w:t>
+      </w:r>
+    </w:p>
+    <w:p>
+      <w:pPr>
+        <w:ind w:left="360"/>
+        <w:rPr>
+          <w:rFonts w:ascii="Cambria" w:hAnsi="Cambria"/>
+        </w:rPr>
+      </w:pPr>
+      <w:r>
+        <w:rPr>
+          <w:rFonts w:ascii="Cambria" w:hAnsi="Cambria"/>
+        </w:rPr>
+        <w:t>def collector(bucket, water):</w:t>
+      </w:r>
+    </w:p>
+    <w:p>
+      <w:pPr>
+        <w:ind w:left="360"/>
+        <w:rPr>
+          <w:rFonts w:ascii="Cambria" w:hAnsi="Cambria"/>
+        </w:rPr>
+      </w:pPr>
+      <w:r>
+        <w:rPr>
+          <w:rFonts w:ascii="Cambria" w:hAnsi="Cambria"/>
+        </w:rPr>
+        <w:t xml:space="preserve">    return bucket + water</w:t>
+      </w:r>
+    </w:p>
+    <w:p>
+      <w:pPr>
+        <w:ind w:left="360"/>
+        <w:rPr>
+          <w:rFonts w:ascii="Cambria" w:hAnsi="Cambria"/>
+        </w:rPr>
+      </w:pPr>
+      <w:r>
+        <w:rPr>
+          <w:rFonts w:ascii="Cambria" w:hAnsi="Cambria"/>
+        </w:rPr>
+        <w:t xml:space="preserve">print(reduce(collector, </w:t>
+      </w:r>
+      <w:proofErr w:type="spellStart"/>
+      <w:r>
+        <w:rPr>
+          <w:rFonts w:ascii="Cambria" w:hAnsi="Cambria"/>
+        </w:rPr>
+        <w:t>rainWater</w:t>
+      </w:r>
+      <w:proofErr w:type="spellEnd"/>
+      <w:r>
+        <w:rPr>
+          <w:rFonts w:ascii="Cambria" w:hAnsi="Cambria"/>
+        </w:rPr>
+        <w:t>, 0))</w:t>
+      </w:r>
+    </w:p>
+    <w:p>
+      <w:pPr>
+        <w:pStyle w:val="Heading3"/>
+        <w:numPr>
+          <w:ilvl w:val="0"/>
+          <w:numId w:val="31"/>
+        </w:numPr>
+        <w:rPr>
+          <w:rFonts w:ascii="Cambria" w:hAnsi="Cambria"/>
+        </w:rPr>
+      </w:pPr>
+      <w:r>
+        <w:rPr>
+          <w:rFonts w:ascii="Cambria" w:hAnsi="Cambria"/>
+        </w:rPr>
+        <w:t>Output:</w:t>
+      </w:r>
+    </w:p>
+    <w:p>
+      <w:pPr>
+        <w:ind w:left="360"/>
+        <w:rPr>
+          <w:rFonts w:ascii="Cambria" w:hAnsi="Cambria"/>
+        </w:rPr>
+      </w:pPr>
+      <w:r>
+        <w:rPr>
+          <w:rFonts w:ascii="Cambria" w:hAnsi="Cambria"/>
+        </w:rPr>
+        <w:t>15</w:t>
+      </w:r>
+    </w:p>
+    <w:p>
+      <w:pPr>
+        <w:pStyle w:val="Heading1"/>
+        <w:numPr>
+          <w:ilvl w:val="0"/>
+          <w:numId w:val="9"/>
+        </w:numPr>
+      </w:pPr>
+      <w:r>
+        <w:t>Quick Summary Table</w:t>
+      </w:r>
+    </w:p>
+    <w:p/>
+    <w:tbl>
+      <w:tblPr>
+        <w:tblW w:w="0" w:type="auto"/>
+        <w:tblCellSpacing w:w="15" w:type="dxa"/>
+        <w:tblInd w:w="360" w:type="dxa"/>
+        <w:tblBorders>
+          <w:top w:val="single" w:sz="12" w:space="0" w:color="auto"/>
+          <w:left w:val="single" w:sz="12" w:space="0" w:color="auto"/>
+          <w:bottom w:val="single" w:sz="12" w:space="0" w:color="auto"/>
+          <w:right w:val="single" w:sz="12" w:space="0" w:color="auto"/>
+          <w:insideH w:val="single" w:sz="12" w:space="0" w:color="auto"/>
+          <w:insideV w:val="single" w:sz="12" w:space="0" w:color="auto"/>
+        </w:tblBorders>
+        <w:tblCellMar>
+          <w:top w:w="15" w:type="dxa"/>
+          <w:left w:w="15" w:type="dxa"/>
+          <w:bottom w:w="15" w:type="dxa"/>
+          <w:right w:w="15" w:type="dxa"/>
+        </w:tblCellMar>
+        <w:tblLook w:val="04A0" w:firstRow="1" w:lastRow="0" w:firstColumn="1" w:lastColumn="0" w:noHBand="0" w:noVBand="1"/>
+      </w:tblPr>
+      <w:tblGrid>
+        <w:gridCol w:w="950"/>
+        <w:gridCol w:w="3332"/>
+      </w:tblGrid>
+      <w:tr>
+        <w:trPr>
+          <w:tblHeader/>
+          <w:tblCellSpacing w:w="15" w:type="dxa"/>
+        </w:trPr>
+        <w:tc>
+          <w:tcPr>
+            <w:tcW w:w="0" w:type="auto"/>
+            <w:vAlign w:val="center"/>
+            <w:hideMark/>
+          </w:tcPr>
+          <w:p>
+            <w:pPr>
+              <w:rPr>
+                <w:rFonts w:ascii="Cambria" w:hAnsi="Cambria"/>
+                <w:b/>
+                <w:bCs/>
+              </w:rPr>
+            </w:pPr>
+            <w:r>
+              <w:rPr>
+                <w:rFonts w:ascii="Cambria" w:hAnsi="Cambria"/>
+                <w:b/>
+                <w:bCs/>
+              </w:rPr>
+              <w:t>Function</w:t>
+            </w:r>
+          </w:p>
+        </w:tc>
+        <w:tc>
+          <w:tcPr>
+            <w:tcW w:w="0" w:type="auto"/>
+            <w:vAlign w:val="center"/>
+            <w:hideMark/>
+          </w:tcPr>
+          <w:p>
+            <w:pPr>
+              <w:rPr>
+                <w:rFonts w:ascii="Cambria" w:hAnsi="Cambria"/>
+                <w:b/>
+                <w:bCs/>
+              </w:rPr>
+            </w:pPr>
+            <w:r>
+              <w:rPr>
+                <w:rFonts w:ascii="Cambria" w:hAnsi="Cambria"/>
+                <w:b/>
+                <w:bCs/>
+              </w:rPr>
+              <w:t>Purpose</w:t>
+            </w:r>
+          </w:p>
+        </w:tc>
+      </w:tr>
+      <w:tr>
+        <w:trPr>
+          <w:tblCellSpacing w:w="15" w:type="dxa"/>
+        </w:trPr>
+        <w:tc>
+          <w:tcPr>
+            <w:tcW w:w="0" w:type="auto"/>
+            <w:vAlign w:val="center"/>
+            <w:hideMark/>
+          </w:tcPr>
+          <w:p>
+            <w:pPr>
+              <w:rPr>
+                <w:rFonts w:ascii="Cambria" w:hAnsi="Cambria"/>
+              </w:rPr>
+            </w:pPr>
+            <w:r>
+              <w:rPr>
+                <w:rFonts w:ascii="Cambria" w:hAnsi="Cambria"/>
+              </w:rPr>
+              <w:t>map()</w:t>
+            </w:r>
+          </w:p>
+        </w:tc>
+        <w:tc>
+          <w:tcPr>
+            <w:tcW w:w="0" w:type="auto"/>
+            <w:vAlign w:val="center"/>
+            <w:hideMark/>
+          </w:tcPr>
+          <w:p>
+            <w:pPr>
+              <w:rPr>
+                <w:rFonts w:ascii="Cambria" w:hAnsi="Cambria"/>
+              </w:rPr>
+            </w:pPr>
+            <w:r>
+              <w:rPr>
+                <w:rFonts w:ascii="Cambria" w:hAnsi="Cambria"/>
+              </w:rPr>
+              <w:t>Apply function to each element</w:t>
+            </w:r>
+          </w:p>
+        </w:tc>
+      </w:tr>
+      <w:tr>
+        <w:trPr>
+          <w:tblCellSpacing w:w="15" w:type="dxa"/>
+        </w:trPr>
+        <w:tc>
+          <w:tcPr>
+            <w:tcW w:w="0" w:type="auto"/>
+            <w:vAlign w:val="center"/>
+            <w:hideMark/>
+          </w:tcPr>
+          <w:p>
+            <w:pPr>
+              <w:rPr>
+                <w:rFonts w:ascii="Cambria" w:hAnsi="Cambria"/>
+              </w:rPr>
+            </w:pPr>
+            <w:r>
+              <w:rPr>
+                <w:rFonts w:ascii="Cambria" w:hAnsi="Cambria"/>
+              </w:rPr>
+              <w:lastRenderedPageBreak/>
+              <w:t>filter()</w:t>
+            </w:r>
+          </w:p>
+        </w:tc>
+        <w:tc>
+          <w:tcPr>
+            <w:tcW w:w="0" w:type="auto"/>
+            <w:vAlign w:val="center"/>
+            <w:hideMark/>
+          </w:tcPr>
+          <w:p>
+            <w:pPr>
+              <w:rPr>
+                <w:rFonts w:ascii="Cambria" w:hAnsi="Cambria"/>
+              </w:rPr>
+            </w:pPr>
+            <w:r>
+              <w:rPr>
+                <w:rFonts w:ascii="Cambria" w:hAnsi="Cambria"/>
+              </w:rPr>
+              <w:t>Select elements based on condition</w:t>
+            </w:r>
+          </w:p>
+        </w:tc>
+      </w:tr>
+      <w:tr>
+        <w:trPr>
+          <w:tblCellSpacing w:w="15" w:type="dxa"/>
+        </w:trPr>
+        <w:tc>
+          <w:tcPr>
+            <w:tcW w:w="0" w:type="auto"/>
+            <w:vAlign w:val="center"/>
+            <w:hideMark/>
+          </w:tcPr>
+          <w:p>
+            <w:pPr>
+              <w:rPr>
+                <w:rFonts w:ascii="Cambria" w:hAnsi="Cambria"/>
+              </w:rPr>
+            </w:pPr>
+            <w:r>
+              <w:rPr>
+                <w:rFonts w:ascii="Cambria" w:hAnsi="Cambria"/>
+              </w:rPr>
+              <w:t>zip()</w:t>
+            </w:r>
+          </w:p>
+        </w:tc>
+        <w:tc>
+          <w:tcPr>
+            <w:tcW w:w="0" w:type="auto"/>
+            <w:vAlign w:val="center"/>
+            <w:hideMark/>
+          </w:tcPr>
+          <w:p>
+            <w:pPr>
+              <w:rPr>
+                <w:rFonts w:ascii="Cambria" w:hAnsi="Cambria"/>
+              </w:rPr>
+            </w:pPr>
+            <w:r>
+              <w:rPr>
+                <w:rFonts w:ascii="Cambria" w:hAnsi="Cambria"/>
+              </w:rPr>
+              <w:t>Combine elements from multiple lists</w:t>
+            </w:r>
+          </w:p>
+        </w:tc>
+      </w:tr>
+      <w:tr>
+        <w:trPr>
+          <w:tblCellSpacing w:w="15" w:type="dxa"/>
+        </w:trPr>
+        <w:tc>
+          <w:tcPr>
+            <w:tcW w:w="0" w:type="auto"/>
+            <w:vAlign w:val="center"/>
+            <w:hideMark/>
+          </w:tcPr>
+          <w:p>
+            <w:pPr>
+              <w:rPr>
+                <w:rFonts w:ascii="Cambria" w:hAnsi="Cambria"/>
+              </w:rPr>
+            </w:pPr>
+            <w:r>
+              <w:rPr>
+                <w:rFonts w:ascii="Cambria" w:hAnsi="Cambria"/>
+              </w:rPr>
+              <w:t>reduce()</w:t>
+            </w:r>
+          </w:p>
+        </w:tc>
+        <w:tc>
+          <w:tcPr>
+            <w:tcW w:w="0" w:type="auto"/>
+            <w:vAlign w:val="center"/>
+            <w:hideMark/>
+          </w:tcPr>
+          <w:p>
+            <w:pPr>
+              <w:rPr>
+                <w:rFonts w:ascii="Cambria" w:hAnsi="Cambria"/>
+              </w:rPr>
+            </w:pPr>
+            <w:r>
+              <w:rPr>
+                <w:rFonts w:ascii="Cambria" w:hAnsi="Cambria"/>
+              </w:rPr>
+              <w:t>Reduce list to a single value</w:t>
+            </w:r>
+          </w:p>
+        </w:tc>
+      </w:tr>
+    </w:tbl>
+    <w:p>
+      <w:pPr>
         <w:rPr>
           <w:rFonts w:ascii="Cambria" w:hAnsi="Cambria"/>
         </w:rPr>
@@ -2375,8 +4321,157 @@
 </file>
 
 <file path=word/numbering.xml><?xml version="1.0" encoding="utf-8"?>
-<w:numbering xmlns:wpc="http://schemas.microsoft.com/office/word/2010/wordprocessingCanvas" xmlns:cx="http://schemas.microsoft.com/office/drawing/2014/chartex" xmlns:cx1="http://schemas.microsoft.com/office/drawing/2015/9/8/chartex" xmlns:cx2="http://schemas.microsoft.com/office/drawing/2015/10/21/chartex" xmlns:cx3="http://schemas.microsoft.com/office/drawing/2016/5/9/chartex" xmlns:cx4="http://schemas.microsoft.com/office/drawing/2016/5/10/chartex" xmlns:cx5="http://schemas.microsoft.com/office/drawing/2016/5/11/chartex" xmlns:cx6="http://schemas.microsoft.com/office/drawing/2016/5/12/chartex" xmlns:cx7="http://schemas.microsoft.com/office/drawing/2016/5/13/chartex" xmlns:cx8="http://schemas.microsoft.com/office/drawing/2016/5/14/chartex" xmlns:mc="http://schemas.openxmlformats.org/markup-compatibility/2006" xmlns:aink="http://schemas.microsoft.com/office/drawing/2016/ink" xmlns:am3d="http://schemas.microsoft.com/office/drawing/2017/model3d" xmlns:o="urn:schemas-microsoft-com:office:office" xmlns:r="http://schemas.openxmlformats.org/officeDocument/2006/relationships" xmlns:m="http://schemas.openxmlformats.org/officeDocument/2006/math" xmlns:v="urn:schemas-microsoft-com:vml" xmlns:wp14="http://schemas.microsoft.com/office/word/2010/wordprocessingDrawing" xmlns:wp="http://schemas.openxmlformats.org/drawingml/2006/wordprocessingDrawing" xmlns:w10="urn:schemas-microsoft-com:office:word" xmlns:w="http://schemas.openxmlformats.org/wordprocessingml/2006/main" xmlns:w14="http://schemas.microsoft.com/office/word/2010/wordml" xmlns:w15="http://schemas.microsoft.com/office/word/2012/wordml" xmlns:w16cex="http://schemas.microsoft.com/office/word/2018/wordml/cex" xmlns:w16cid="http://schemas.microsoft.com/office/word/2016/wordml/cid" xmlns:w16="http://schemas.microsoft.com/office/word/2018/wordml" xmlns:w16sdtdh="http://schemas.microsoft.com/office/word/2020/wordml/sdtdatahash" xmlns:w16se="http://schemas.microsoft.com/office/word/2015/wordml/symex" xmlns:wpg="http://schemas.microsoft.com/office/word/2010/wordprocessingGroup" xmlns:wpi="http://schemas.microsoft.com/office/word/2010/wordprocessingInk" xmlns:wne="http://schemas.microsoft.com/office/word/2006/wordml" xmlns:wps="http://schemas.microsoft.com/office/word/2010/wordprocessingShape" mc:Ignorable="w14 w15 w16se w16cid w16 w16cex w16sdtdh wp14">
+<w:numbering xmlns:wpc="http://schemas.microsoft.com/office/word/2010/wordprocessingCanvas" xmlns:cx="http://schemas.microsoft.com/office/drawing/2014/chartex" xmlns:cx1="http://schemas.microsoft.com/office/drawing/2015/9/8/chartex" xmlns:cx2="http://schemas.microsoft.com/office/drawing/2015/10/21/chartex" xmlns:cx3="http://schemas.microsoft.com/office/drawing/2016/5/9/chartex" xmlns:cx4="http://schemas.microsoft.com/office/drawing/2016/5/10/chartex" xmlns:cx5="http://schemas.microsoft.com/office/drawing/2016/5/11/chartex" xmlns:cx6="http://schemas.microsoft.com/office/drawing/2016/5/12/chartex" xmlns:cx7="http://schemas.microsoft.com/office/drawing/2016/5/13/chartex" xmlns:cx8="http://schemas.microsoft.com/office/drawing/2016/5/14/chartex" xmlns:mc="http://schemas.openxmlformats.org/markup-compatibility/2006" xmlns:aink="http://schemas.microsoft.com/office/drawing/2016/ink" xmlns:am3d="http://schemas.microsoft.com/office/drawing/2017/model3d" xmlns:o="urn:schemas-microsoft-com:office:office" xmlns:oel="http://schemas.microsoft.com/office/2019/extlst" xmlns:r="http://schemas.openxmlformats.org/officeDocument/2006/relationships" xmlns:m="http://schemas.openxmlformats.org/officeDocument/2006/math" xmlns:v="urn:schemas-microsoft-com:vml" xmlns:wp14="http://schemas.microsoft.com/office/word/2010/wordprocessingDrawing" xmlns:wp="http://schemas.openxmlformats.org/drawingml/2006/wordprocessingDrawing" xmlns:w10="urn:schemas-microsoft-com:office:word" xmlns:w="http://schemas.openxmlformats.org/wordprocessingml/2006/main" xmlns:w14="http://schemas.microsoft.com/office/word/2010/wordml" xmlns:w15="http://schemas.microsoft.com/office/word/2012/wordml" xmlns:w16cex="http://schemas.microsoft.com/office/word/2018/wordml/cex" xmlns:w16cid="http://schemas.microsoft.com/office/word/2016/wordml/cid" xmlns:w16="http://schemas.microsoft.com/office/word/2018/wordml" xmlns:w16du="http://schemas.microsoft.com/office/word/2023/wordml/word16du" xmlns:w16sdtdh="http://schemas.microsoft.com/office/word/2020/wordml/sdtdatahash" xmlns:w16sdtfl="http://schemas.microsoft.com/office/word/2024/wordml/sdtformatlock" xmlns:w16se="http://schemas.microsoft.com/office/word/2015/wordml/symex" xmlns:wpg="http://schemas.microsoft.com/office/word/2010/wordprocessingGroup" xmlns:wpi="http://schemas.microsoft.com/office/word/2010/wordprocessingInk" xmlns:wne="http://schemas.microsoft.com/office/word/2006/wordml" xmlns:wps="http://schemas.microsoft.com/office/word/2010/wordprocessingShape" mc:Ignorable="w14 w15 w16se w16cid w16 w16cex w16sdtdh w16sdtfl w16du wp14">
   <w:abstractNum w:abstractNumId="0" w15:restartNumberingAfterBreak="0">
+    <w:nsid w:val="061A3A1F"/>
+    <w:multiLevelType w:val="multilevel"/>
+    <w:tmpl w:val="0712B3C8"/>
+    <w:lvl w:ilvl="0">
+      <w:start w:val="1"/>
+      <w:numFmt w:val="bullet"/>
+      <w:lvlText w:val=""/>
+      <w:lvlJc w:val="left"/>
+      <w:pPr>
+        <w:tabs>
+          <w:tab w:val="num" w:pos="720"/>
+        </w:tabs>
+        <w:ind w:left="720" w:hanging="360"/>
+      </w:pPr>
+      <w:rPr>
+        <w:rFonts w:ascii="Symbol" w:hAnsi="Symbol" w:hint="default"/>
+        <w:sz w:val="20"/>
+      </w:rPr>
+    </w:lvl>
+    <w:lvl w:ilvl="1" w:tentative="1">
+      <w:start w:val="1"/>
+      <w:numFmt w:val="bullet"/>
+      <w:lvlText w:val="o"/>
+      <w:lvlJc w:val="left"/>
+      <w:pPr>
+        <w:tabs>
+          <w:tab w:val="num" w:pos="1440"/>
+        </w:tabs>
+        <w:ind w:left="1440" w:hanging="360"/>
+      </w:pPr>
+      <w:rPr>
+        <w:rFonts w:ascii="Courier New" w:hAnsi="Courier New" w:hint="default"/>
+        <w:sz w:val="20"/>
+      </w:rPr>
+    </w:lvl>
+    <w:lvl w:ilvl="2" w:tentative="1">
+      <w:start w:val="1"/>
+      <w:numFmt w:val="bullet"/>
+      <w:lvlText w:val=""/>
+      <w:lvlJc w:val="left"/>
+      <w:pPr>
+        <w:tabs>
+          <w:tab w:val="num" w:pos="2160"/>
+        </w:tabs>
+        <w:ind w:left="2160" w:hanging="360"/>
+      </w:pPr>
+      <w:rPr>
+        <w:rFonts w:ascii="Wingdings" w:hAnsi="Wingdings" w:hint="default"/>
+        <w:sz w:val="20"/>
+      </w:rPr>
+    </w:lvl>
+    <w:lvl w:ilvl="3" w:tentative="1">
+      <w:start w:val="1"/>
+      <w:numFmt w:val="bullet"/>
+      <w:lvlText w:val=""/>
+      <w:lvlJc w:val="left"/>
+      <w:pPr>
+        <w:tabs>
+          <w:tab w:val="num" w:pos="2880"/>
+        </w:tabs>
+        <w:ind w:left="2880" w:hanging="360"/>
+      </w:pPr>
+      <w:rPr>
+        <w:rFonts w:ascii="Wingdings" w:hAnsi="Wingdings" w:hint="default"/>
+        <w:sz w:val="20"/>
+      </w:rPr>
+    </w:lvl>
+    <w:lvl w:ilvl="4" w:tentative="1">
+      <w:start w:val="1"/>
+      <w:numFmt w:val="bullet"/>
+      <w:lvlText w:val=""/>
+      <w:lvlJc w:val="left"/>
+      <w:pPr>
+        <w:tabs>
+          <w:tab w:val="num" w:pos="3600"/>
+        </w:tabs>
+        <w:ind w:left="3600" w:hanging="360"/>
+      </w:pPr>
+      <w:rPr>
+        <w:rFonts w:ascii="Wingdings" w:hAnsi="Wingdings" w:hint="default"/>
+        <w:sz w:val="20"/>
+      </w:rPr>
+    </w:lvl>
+    <w:lvl w:ilvl="5" w:tentative="1">
+      <w:start w:val="1"/>
+      <w:numFmt w:val="bullet"/>
+      <w:lvlText w:val=""/>
+      <w:lvlJc w:val="left"/>
+      <w:pPr>
+        <w:tabs>
+          <w:tab w:val="num" w:pos="4320"/>
+        </w:tabs>
+        <w:ind w:left="4320" w:hanging="360"/>
+      </w:pPr>
+      <w:rPr>
+        <w:rFonts w:ascii="Wingdings" w:hAnsi="Wingdings" w:hint="default"/>
+        <w:sz w:val="20"/>
+      </w:rPr>
+    </w:lvl>
+    <w:lvl w:ilvl="6" w:tentative="1">
+      <w:start w:val="1"/>
+      <w:numFmt w:val="bullet"/>
+      <w:lvlText w:val=""/>
+      <w:lvlJc w:val="left"/>
+      <w:pPr>
+        <w:tabs>
+          <w:tab w:val="num" w:pos="5040"/>
+        </w:tabs>
+        <w:ind w:left="5040" w:hanging="360"/>
+      </w:pPr>
+      <w:rPr>
+        <w:rFonts w:ascii="Wingdings" w:hAnsi="Wingdings" w:hint="default"/>
+        <w:sz w:val="20"/>
+      </w:rPr>
+    </w:lvl>
+    <w:lvl w:ilvl="7" w:tentative="1">
+      <w:start w:val="1"/>
+      <w:numFmt w:val="bullet"/>
+      <w:lvlText w:val=""/>
+      <w:lvlJc w:val="left"/>
+      <w:pPr>
+        <w:tabs>
+          <w:tab w:val="num" w:pos="5760"/>
+        </w:tabs>
+        <w:ind w:left="5760" w:hanging="360"/>
+      </w:pPr>
+      <w:rPr>
+        <w:rFonts w:ascii="Wingdings" w:hAnsi="Wingdings" w:hint="default"/>
+        <w:sz w:val="20"/>
+      </w:rPr>
+    </w:lvl>
+    <w:lvl w:ilvl="8" w:tentative="1">
+      <w:start w:val="1"/>
+      <w:numFmt w:val="bullet"/>
+      <w:lvlText w:val=""/>
+      <w:lvlJc w:val="left"/>
+      <w:pPr>
+        <w:tabs>
+          <w:tab w:val="num" w:pos="6480"/>
+        </w:tabs>
+        <w:ind w:left="6480" w:hanging="360"/>
+      </w:pPr>
+      <w:rPr>
+        <w:rFonts w:ascii="Wingdings" w:hAnsi="Wingdings" w:hint="default"/>
+        <w:sz w:val="20"/>
+      </w:rPr>
+    </w:lvl>
+  </w:abstractNum>
+  <w:abstractNum w:abstractNumId="1" w15:restartNumberingAfterBreak="0">
     <w:nsid w:val="0673226A"/>
     <w:multiLevelType w:val="hybridMultilevel"/>
     <w:tmpl w:val="30AA5AB0"/>
@@ -2465,7 +4560,7 @@
       </w:pPr>
     </w:lvl>
   </w:abstractNum>
-  <w:abstractNum w:abstractNumId="1" w15:restartNumberingAfterBreak="0">
+  <w:abstractNum w:abstractNumId="2" w15:restartNumberingAfterBreak="0">
     <w:nsid w:val="07CA0F0F"/>
     <w:multiLevelType w:val="hybridMultilevel"/>
     <w:tmpl w:val="EFEAA3CA"/>
@@ -2554,7 +4649,156 @@
       </w:pPr>
     </w:lvl>
   </w:abstractNum>
-  <w:abstractNum w:abstractNumId="2" w15:restartNumberingAfterBreak="0">
+  <w:abstractNum w:abstractNumId="3" w15:restartNumberingAfterBreak="0">
+    <w:nsid w:val="08636F0B"/>
+    <w:multiLevelType w:val="multilevel"/>
+    <w:tmpl w:val="C83C25CE"/>
+    <w:lvl w:ilvl="0">
+      <w:start w:val="1"/>
+      <w:numFmt w:val="bullet"/>
+      <w:lvlText w:val=""/>
+      <w:lvlJc w:val="left"/>
+      <w:pPr>
+        <w:tabs>
+          <w:tab w:val="num" w:pos="720"/>
+        </w:tabs>
+        <w:ind w:left="720" w:hanging="360"/>
+      </w:pPr>
+      <w:rPr>
+        <w:rFonts w:ascii="Symbol" w:hAnsi="Symbol" w:hint="default"/>
+        <w:sz w:val="20"/>
+      </w:rPr>
+    </w:lvl>
+    <w:lvl w:ilvl="1" w:tentative="1">
+      <w:start w:val="1"/>
+      <w:numFmt w:val="bullet"/>
+      <w:lvlText w:val="o"/>
+      <w:lvlJc w:val="left"/>
+      <w:pPr>
+        <w:tabs>
+          <w:tab w:val="num" w:pos="1440"/>
+        </w:tabs>
+        <w:ind w:left="1440" w:hanging="360"/>
+      </w:pPr>
+      <w:rPr>
+        <w:rFonts w:ascii="Courier New" w:hAnsi="Courier New" w:hint="default"/>
+        <w:sz w:val="20"/>
+      </w:rPr>
+    </w:lvl>
+    <w:lvl w:ilvl="2" w:tentative="1">
+      <w:start w:val="1"/>
+      <w:numFmt w:val="bullet"/>
+      <w:lvlText w:val=""/>
+      <w:lvlJc w:val="left"/>
+      <w:pPr>
+        <w:tabs>
+          <w:tab w:val="num" w:pos="2160"/>
+        </w:tabs>
+        <w:ind w:left="2160" w:hanging="360"/>
+      </w:pPr>
+      <w:rPr>
+        <w:rFonts w:ascii="Wingdings" w:hAnsi="Wingdings" w:hint="default"/>
+        <w:sz w:val="20"/>
+      </w:rPr>
+    </w:lvl>
+    <w:lvl w:ilvl="3" w:tentative="1">
+      <w:start w:val="1"/>
+      <w:numFmt w:val="bullet"/>
+      <w:lvlText w:val=""/>
+      <w:lvlJc w:val="left"/>
+      <w:pPr>
+        <w:tabs>
+          <w:tab w:val="num" w:pos="2880"/>
+        </w:tabs>
+        <w:ind w:left="2880" w:hanging="360"/>
+      </w:pPr>
+      <w:rPr>
+        <w:rFonts w:ascii="Wingdings" w:hAnsi="Wingdings" w:hint="default"/>
+        <w:sz w:val="20"/>
+      </w:rPr>
+    </w:lvl>
+    <w:lvl w:ilvl="4" w:tentative="1">
+      <w:start w:val="1"/>
+      <w:numFmt w:val="bullet"/>
+      <w:lvlText w:val=""/>
+      <w:lvlJc w:val="left"/>
+      <w:pPr>
+        <w:tabs>
+          <w:tab w:val="num" w:pos="3600"/>
+        </w:tabs>
+        <w:ind w:left="3600" w:hanging="360"/>
+      </w:pPr>
+      <w:rPr>
+        <w:rFonts w:ascii="Wingdings" w:hAnsi="Wingdings" w:hint="default"/>
+        <w:sz w:val="20"/>
+      </w:rPr>
+    </w:lvl>
+    <w:lvl w:ilvl="5" w:tentative="1">
+      <w:start w:val="1"/>
+      <w:numFmt w:val="bullet"/>
+      <w:lvlText w:val=""/>
+      <w:lvlJc w:val="left"/>
+      <w:pPr>
+        <w:tabs>
+          <w:tab w:val="num" w:pos="4320"/>
+        </w:tabs>
+        <w:ind w:left="4320" w:hanging="360"/>
+      </w:pPr>
+      <w:rPr>
+        <w:rFonts w:ascii="Wingdings" w:hAnsi="Wingdings" w:hint="default"/>
+        <w:sz w:val="20"/>
+      </w:rPr>
+    </w:lvl>
+    <w:lvl w:ilvl="6" w:tentative="1">
+      <w:start w:val="1"/>
+      <w:numFmt w:val="bullet"/>
+      <w:lvlText w:val=""/>
+      <w:lvlJc w:val="left"/>
+      <w:pPr>
+        <w:tabs>
+          <w:tab w:val="num" w:pos="5040"/>
+        </w:tabs>
+        <w:ind w:left="5040" w:hanging="360"/>
+      </w:pPr>
+      <w:rPr>
+        <w:rFonts w:ascii="Wingdings" w:hAnsi="Wingdings" w:hint="default"/>
+        <w:sz w:val="20"/>
+      </w:rPr>
+    </w:lvl>
+    <w:lvl w:ilvl="7" w:tentative="1">
+      <w:start w:val="1"/>
+      <w:numFmt w:val="bullet"/>
+      <w:lvlText w:val=""/>
+      <w:lvlJc w:val="left"/>
+      <w:pPr>
+        <w:tabs>
+          <w:tab w:val="num" w:pos="5760"/>
+        </w:tabs>
+        <w:ind w:left="5760" w:hanging="360"/>
+      </w:pPr>
+      <w:rPr>
+        <w:rFonts w:ascii="Wingdings" w:hAnsi="Wingdings" w:hint="default"/>
+        <w:sz w:val="20"/>
+      </w:rPr>
+    </w:lvl>
+    <w:lvl w:ilvl="8" w:tentative="1">
+      <w:start w:val="1"/>
+      <w:numFmt w:val="bullet"/>
+      <w:lvlText w:val=""/>
+      <w:lvlJc w:val="left"/>
+      <w:pPr>
+        <w:tabs>
+          <w:tab w:val="num" w:pos="6480"/>
+        </w:tabs>
+        <w:ind w:left="6480" w:hanging="360"/>
+      </w:pPr>
+      <w:rPr>
+        <w:rFonts w:ascii="Wingdings" w:hAnsi="Wingdings" w:hint="default"/>
+        <w:sz w:val="20"/>
+      </w:rPr>
+    </w:lvl>
+  </w:abstractNum>
+  <w:abstractNum w:abstractNumId="4" w15:restartNumberingAfterBreak="0">
     <w:nsid w:val="08DF7228"/>
     <w:multiLevelType w:val="hybridMultilevel"/>
     <w:tmpl w:val="7BAC0D4E"/>
@@ -2643,7 +4887,7 @@
       </w:pPr>
     </w:lvl>
   </w:abstractNum>
-  <w:abstractNum w:abstractNumId="3" w15:restartNumberingAfterBreak="0">
+  <w:abstractNum w:abstractNumId="5" w15:restartNumberingAfterBreak="0">
     <w:nsid w:val="10A42398"/>
     <w:multiLevelType w:val="multilevel"/>
     <w:tmpl w:val="651EB332"/>
@@ -2792,7 +5036,7 @@
       </w:rPr>
     </w:lvl>
   </w:abstractNum>
-  <w:abstractNum w:abstractNumId="4" w15:restartNumberingAfterBreak="0">
+  <w:abstractNum w:abstractNumId="6" w15:restartNumberingAfterBreak="0">
     <w:nsid w:val="14577C04"/>
     <w:multiLevelType w:val="multilevel"/>
     <w:tmpl w:val="E626F6C4"/>
@@ -2941,7 +5185,96 @@
       </w:rPr>
     </w:lvl>
   </w:abstractNum>
-  <w:abstractNum w:abstractNumId="5" w15:restartNumberingAfterBreak="0">
+  <w:abstractNum w:abstractNumId="7" w15:restartNumberingAfterBreak="0">
+    <w:nsid w:val="14B62BC2"/>
+    <w:multiLevelType w:val="hybridMultilevel"/>
+    <w:tmpl w:val="806C27A6"/>
+    <w:lvl w:ilvl="0" w:tplc="08090001">
+      <w:start w:val="1"/>
+      <w:numFmt w:val="bullet"/>
+      <w:lvlText w:val=""/>
+      <w:lvlJc w:val="left"/>
+      <w:pPr>
+        <w:ind w:left="720" w:hanging="360"/>
+      </w:pPr>
+      <w:rPr>
+        <w:rFonts w:ascii="Symbol" w:hAnsi="Symbol" w:hint="default"/>
+      </w:rPr>
+    </w:lvl>
+    <w:lvl w:ilvl="1" w:tplc="08090019" w:tentative="1">
+      <w:start w:val="1"/>
+      <w:numFmt w:val="lowerLetter"/>
+      <w:lvlText w:val="%2."/>
+      <w:lvlJc w:val="left"/>
+      <w:pPr>
+        <w:ind w:left="1440" w:hanging="360"/>
+      </w:pPr>
+    </w:lvl>
+    <w:lvl w:ilvl="2" w:tplc="0809001B" w:tentative="1">
+      <w:start w:val="1"/>
+      <w:numFmt w:val="lowerRoman"/>
+      <w:lvlText w:val="%3."/>
+      <w:lvlJc w:val="right"/>
+      <w:pPr>
+        <w:ind w:left="2160" w:hanging="180"/>
+      </w:pPr>
+    </w:lvl>
+    <w:lvl w:ilvl="3" w:tplc="0809000F" w:tentative="1">
+      <w:start w:val="1"/>
+      <w:numFmt w:val="decimal"/>
+      <w:lvlText w:val="%4."/>
+      <w:lvlJc w:val="left"/>
+      <w:pPr>
+        <w:ind w:left="2880" w:hanging="360"/>
+      </w:pPr>
+    </w:lvl>
+    <w:lvl w:ilvl="4" w:tplc="08090019" w:tentative="1">
+      <w:start w:val="1"/>
+      <w:numFmt w:val="lowerLetter"/>
+      <w:lvlText w:val="%5."/>
+      <w:lvlJc w:val="left"/>
+      <w:pPr>
+        <w:ind w:left="3600" w:hanging="360"/>
+      </w:pPr>
+    </w:lvl>
+    <w:lvl w:ilvl="5" w:tplc="0809001B" w:tentative="1">
+      <w:start w:val="1"/>
+      <w:numFmt w:val="lowerRoman"/>
+      <w:lvlText w:val="%6."/>
+      <w:lvlJc w:val="right"/>
+      <w:pPr>
+        <w:ind w:left="4320" w:hanging="180"/>
+      </w:pPr>
+    </w:lvl>
+    <w:lvl w:ilvl="6" w:tplc="0809000F" w:tentative="1">
+      <w:start w:val="1"/>
+      <w:numFmt w:val="decimal"/>
+      <w:lvlText w:val="%7."/>
+      <w:lvlJc w:val="left"/>
+      <w:pPr>
+        <w:ind w:left="5040" w:hanging="360"/>
+      </w:pPr>
+    </w:lvl>
+    <w:lvl w:ilvl="7" w:tplc="08090019" w:tentative="1">
+      <w:start w:val="1"/>
+      <w:numFmt w:val="lowerLetter"/>
+      <w:lvlText w:val="%8."/>
+      <w:lvlJc w:val="left"/>
+      <w:pPr>
+        <w:ind w:left="5760" w:hanging="360"/>
+      </w:pPr>
+    </w:lvl>
+    <w:lvl w:ilvl="8" w:tplc="0809001B" w:tentative="1">
+      <w:start w:val="1"/>
+      <w:numFmt w:val="lowerRoman"/>
+      <w:lvlText w:val="%9."/>
+      <w:lvlJc w:val="right"/>
+      <w:pPr>
+        <w:ind w:left="6480" w:hanging="180"/>
+      </w:pPr>
+    </w:lvl>
+  </w:abstractNum>
+  <w:abstractNum w:abstractNumId="8" w15:restartNumberingAfterBreak="0">
     <w:nsid w:val="1D696F51"/>
     <w:multiLevelType w:val="hybridMultilevel"/>
     <w:tmpl w:val="3C8AEFDC"/>
@@ -3027,10 +5360,10 @@
       </w:pPr>
     </w:lvl>
   </w:abstractNum>
-  <w:abstractNum w:abstractNumId="6" w15:restartNumberingAfterBreak="0">
+  <w:abstractNum w:abstractNumId="9" w15:restartNumberingAfterBreak="0">
     <w:nsid w:val="1DD104A5"/>
     <w:multiLevelType w:val="hybridMultilevel"/>
-    <w:tmpl w:val="7492925E"/>
+    <w:tmpl w:val="1A68717A"/>
     <w:lvl w:ilvl="0" w:tplc="0809000F">
       <w:start w:val="1"/>
       <w:numFmt w:val="decimal"/>
@@ -3113,7 +5446,7 @@
       </w:pPr>
     </w:lvl>
   </w:abstractNum>
-  <w:abstractNum w:abstractNumId="7" w15:restartNumberingAfterBreak="0">
+  <w:abstractNum w:abstractNumId="10" w15:restartNumberingAfterBreak="0">
     <w:nsid w:val="1DF629B9"/>
     <w:multiLevelType w:val="multilevel"/>
     <w:tmpl w:val="CC1266BA"/>
@@ -3262,7 +5595,93 @@
       </w:rPr>
     </w:lvl>
   </w:abstractNum>
-  <w:abstractNum w:abstractNumId="8" w15:restartNumberingAfterBreak="0">
+  <w:abstractNum w:abstractNumId="11" w15:restartNumberingAfterBreak="0">
+    <w:nsid w:val="2A054F9B"/>
+    <w:multiLevelType w:val="hybridMultilevel"/>
+    <w:tmpl w:val="6A6C2BBE"/>
+    <w:lvl w:ilvl="0" w:tplc="08090017">
+      <w:start w:val="1"/>
+      <w:numFmt w:val="lowerLetter"/>
+      <w:lvlText w:val="%1)"/>
+      <w:lvlJc w:val="left"/>
+      <w:pPr>
+        <w:ind w:left="1080" w:hanging="360"/>
+      </w:pPr>
+    </w:lvl>
+    <w:lvl w:ilvl="1" w:tplc="08090019" w:tentative="1">
+      <w:start w:val="1"/>
+      <w:numFmt w:val="lowerLetter"/>
+      <w:lvlText w:val="%2."/>
+      <w:lvlJc w:val="left"/>
+      <w:pPr>
+        <w:ind w:left="1800" w:hanging="360"/>
+      </w:pPr>
+    </w:lvl>
+    <w:lvl w:ilvl="2" w:tplc="0809001B" w:tentative="1">
+      <w:start w:val="1"/>
+      <w:numFmt w:val="lowerRoman"/>
+      <w:lvlText w:val="%3."/>
+      <w:lvlJc w:val="right"/>
+      <w:pPr>
+        <w:ind w:left="2520" w:hanging="180"/>
+      </w:pPr>
+    </w:lvl>
+    <w:lvl w:ilvl="3" w:tplc="0809000F" w:tentative="1">
+      <w:start w:val="1"/>
+      <w:numFmt w:val="decimal"/>
+      <w:lvlText w:val="%4."/>
+      <w:lvlJc w:val="left"/>
+      <w:pPr>
+        <w:ind w:left="3240" w:hanging="360"/>
+      </w:pPr>
+    </w:lvl>
+    <w:lvl w:ilvl="4" w:tplc="08090019" w:tentative="1">
+      <w:start w:val="1"/>
+      <w:numFmt w:val="lowerLetter"/>
+      <w:lvlText w:val="%5."/>
+      <w:lvlJc w:val="left"/>
+      <w:pPr>
+        <w:ind w:left="3960" w:hanging="360"/>
+      </w:pPr>
+    </w:lvl>
+    <w:lvl w:ilvl="5" w:tplc="0809001B" w:tentative="1">
+      <w:start w:val="1"/>
+      <w:numFmt w:val="lowerRoman"/>
+      <w:lvlText w:val="%6."/>
+      <w:lvlJc w:val="right"/>
+      <w:pPr>
+        <w:ind w:left="4680" w:hanging="180"/>
+      </w:pPr>
+    </w:lvl>
+    <w:lvl w:ilvl="6" w:tplc="0809000F" w:tentative="1">
+      <w:start w:val="1"/>
+      <w:numFmt w:val="decimal"/>
+      <w:lvlText w:val="%7."/>
+      <w:lvlJc w:val="left"/>
+      <w:pPr>
+        <w:ind w:left="5400" w:hanging="360"/>
+      </w:pPr>
+    </w:lvl>
+    <w:lvl w:ilvl="7" w:tplc="08090019" w:tentative="1">
+      <w:start w:val="1"/>
+      <w:numFmt w:val="lowerLetter"/>
+      <w:lvlText w:val="%8."/>
+      <w:lvlJc w:val="left"/>
+      <w:pPr>
+        <w:ind w:left="6120" w:hanging="360"/>
+      </w:pPr>
+    </w:lvl>
+    <w:lvl w:ilvl="8" w:tplc="0809001B" w:tentative="1">
+      <w:start w:val="1"/>
+      <w:numFmt w:val="lowerRoman"/>
+      <w:lvlText w:val="%9."/>
+      <w:lvlJc w:val="right"/>
+      <w:pPr>
+        <w:ind w:left="6840" w:hanging="180"/>
+      </w:pPr>
+    </w:lvl>
+  </w:abstractNum>
+  <w:abstractNum w:abstractNumId="12" w15:restartNumberingAfterBreak="0">
     <w:nsid w:val="2DB376E6"/>
     <w:multiLevelType w:val="multilevel"/>
     <w:tmpl w:val="457AED36"/>
@@ -3411,7 +5830,156 @@
       </w:rPr>
     </w:lvl>
   </w:abstractNum>
-  <w:abstractNum w:abstractNumId="9" w15:restartNumberingAfterBreak="0">
+  <w:abstractNum w:abstractNumId="13" w15:restartNumberingAfterBreak="0">
+    <w:nsid w:val="31F373D7"/>
+    <w:multiLevelType w:val="multilevel"/>
+    <w:tmpl w:val="8910B88E"/>
+    <w:lvl w:ilvl="0">
+      <w:start w:val="1"/>
+      <w:numFmt w:val="bullet"/>
+      <w:lvlText w:val=""/>
+      <w:lvlJc w:val="left"/>
+      <w:pPr>
+        <w:tabs>
+          <w:tab w:val="num" w:pos="720"/>
+        </w:tabs>
+        <w:ind w:left="720" w:hanging="360"/>
+      </w:pPr>
+      <w:rPr>
+        <w:rFonts w:ascii="Symbol" w:hAnsi="Symbol" w:hint="default"/>
+        <w:sz w:val="20"/>
+      </w:rPr>
+    </w:lvl>
+    <w:lvl w:ilvl="1" w:tentative="1">
+      <w:start w:val="1"/>
+      <w:numFmt w:val="bullet"/>
+      <w:lvlText w:val="o"/>
+      <w:lvlJc w:val="left"/>
+      <w:pPr>
+        <w:tabs>
+          <w:tab w:val="num" w:pos="1440"/>
+        </w:tabs>
+        <w:ind w:left="1440" w:hanging="360"/>
+      </w:pPr>
+      <w:rPr>
+        <w:rFonts w:ascii="Courier New" w:hAnsi="Courier New" w:hint="default"/>
+        <w:sz w:val="20"/>
+      </w:rPr>
+    </w:lvl>
+    <w:lvl w:ilvl="2" w:tentative="1">
+      <w:start w:val="1"/>
+      <w:numFmt w:val="bullet"/>
+      <w:lvlText w:val=""/>
+      <w:lvlJc w:val="left"/>
+      <w:pPr>
+        <w:tabs>
+          <w:tab w:val="num" w:pos="2160"/>
+        </w:tabs>
+        <w:ind w:left="2160" w:hanging="360"/>
+      </w:pPr>
+      <w:rPr>
+        <w:rFonts w:ascii="Wingdings" w:hAnsi="Wingdings" w:hint="default"/>
+        <w:sz w:val="20"/>
+      </w:rPr>
+    </w:lvl>
+    <w:lvl w:ilvl="3" w:tentative="1">
+      <w:start w:val="1"/>
+      <w:numFmt w:val="bullet"/>
+      <w:lvlText w:val=""/>
+      <w:lvlJc w:val="left"/>
+      <w:pPr>
+        <w:tabs>
+          <w:tab w:val="num" w:pos="2880"/>
+        </w:tabs>
+        <w:ind w:left="2880" w:hanging="360"/>
+      </w:pPr>
+      <w:rPr>
+        <w:rFonts w:ascii="Wingdings" w:hAnsi="Wingdings" w:hint="default"/>
+        <w:sz w:val="20"/>
+      </w:rPr>
+    </w:lvl>
+    <w:lvl w:ilvl="4" w:tentative="1">
+      <w:start w:val="1"/>
+      <w:numFmt w:val="bullet"/>
+      <w:lvlText w:val=""/>
+      <w:lvlJc w:val="left"/>
+      <w:pPr>
+        <w:tabs>
+          <w:tab w:val="num" w:pos="3600"/>
+        </w:tabs>
+        <w:ind w:left="3600" w:hanging="360"/>
+      </w:pPr>
+      <w:rPr>
+        <w:rFonts w:ascii="Wingdings" w:hAnsi="Wingdings" w:hint="default"/>
+        <w:sz w:val="20"/>
+      </w:rPr>
+    </w:lvl>
+    <w:lvl w:ilvl="5" w:tentative="1">
+      <w:start w:val="1"/>
+      <w:numFmt w:val="bullet"/>
+      <w:lvlText w:val=""/>
+      <w:lvlJc w:val="left"/>
+      <w:pPr>
+        <w:tabs>
+          <w:tab w:val="num" w:pos="4320"/>
+        </w:tabs>
+        <w:ind w:left="4320" w:hanging="360"/>
+      </w:pPr>
+      <w:rPr>
+        <w:rFonts w:ascii="Wingdings" w:hAnsi="Wingdings" w:hint="default"/>
+        <w:sz w:val="20"/>
+      </w:rPr>
+    </w:lvl>
+    <w:lvl w:ilvl="6" w:tentative="1">
+      <w:start w:val="1"/>
+      <w:numFmt w:val="bullet"/>
+      <w:lvlText w:val=""/>
+      <w:lvlJc w:val="left"/>
+      <w:pPr>
+        <w:tabs>
+          <w:tab w:val="num" w:pos="5040"/>
+        </w:tabs>
+        <w:ind w:left="5040" w:hanging="360"/>
+      </w:pPr>
+      <w:rPr>
+        <w:rFonts w:ascii="Wingdings" w:hAnsi="Wingdings" w:hint="default"/>
+        <w:sz w:val="20"/>
+      </w:rPr>
+    </w:lvl>
+    <w:lvl w:ilvl="7" w:tentative="1">
+      <w:start w:val="1"/>
+      <w:numFmt w:val="bullet"/>
+      <w:lvlText w:val=""/>
+      <w:lvlJc w:val="left"/>
+      <w:pPr>
+        <w:tabs>
+          <w:tab w:val="num" w:pos="5760"/>
+        </w:tabs>
+        <w:ind w:left="5760" w:hanging="360"/>
+      </w:pPr>
+      <w:rPr>
+        <w:rFonts w:ascii="Wingdings" w:hAnsi="Wingdings" w:hint="default"/>
+        <w:sz w:val="20"/>
+      </w:rPr>
+    </w:lvl>
+    <w:lvl w:ilvl="8" w:tentative="1">
+      <w:start w:val="1"/>
+      <w:numFmt w:val="bullet"/>
+      <w:lvlText w:val=""/>
+      <w:lvlJc w:val="left"/>
+      <w:pPr>
+        <w:tabs>
+          <w:tab w:val="num" w:pos="6480"/>
+        </w:tabs>
+        <w:ind w:left="6480" w:hanging="360"/>
+      </w:pPr>
+      <w:rPr>
+        <w:rFonts w:ascii="Wingdings" w:hAnsi="Wingdings" w:hint="default"/>
+        <w:sz w:val="20"/>
+      </w:rPr>
+    </w:lvl>
+  </w:abstractNum>
+  <w:abstractNum w:abstractNumId="14" w15:restartNumberingAfterBreak="0">
     <w:nsid w:val="32535B69"/>
     <w:multiLevelType w:val="multilevel"/>
     <w:tmpl w:val="7256D398"/>
@@ -3560,7 +6128,7 @@
       </w:rPr>
     </w:lvl>
   </w:abstractNum>
-  <w:abstractNum w:abstractNumId="10" w15:restartNumberingAfterBreak="0">
+  <w:abstractNum w:abstractNumId="15" w15:restartNumberingAfterBreak="0">
     <w:nsid w:val="35096908"/>
     <w:multiLevelType w:val="hybridMultilevel"/>
     <w:tmpl w:val="31864084"/>
@@ -3649,7 +6217,7 @@
       </w:pPr>
     </w:lvl>
   </w:abstractNum>
-  <w:abstractNum w:abstractNumId="11" w15:restartNumberingAfterBreak="0">
+  <w:abstractNum w:abstractNumId="16" w15:restartNumberingAfterBreak="0">
     <w:nsid w:val="3B101657"/>
     <w:multiLevelType w:val="multilevel"/>
     <w:tmpl w:val="7256D398"/>
@@ -3798,7 +6366,7 @@
       </w:rPr>
     </w:lvl>
   </w:abstractNum>
-  <w:abstractNum w:abstractNumId="12" w15:restartNumberingAfterBreak="0">
+  <w:abstractNum w:abstractNumId="17" w15:restartNumberingAfterBreak="0">
     <w:nsid w:val="46805EB7"/>
     <w:multiLevelType w:val="hybridMultilevel"/>
     <w:tmpl w:val="1EE0EC28"/>
@@ -3887,7 +6455,156 @@
       </w:pPr>
     </w:lvl>
   </w:abstractNum>
-  <w:abstractNum w:abstractNumId="13" w15:restartNumberingAfterBreak="0">
+  <w:abstractNum w:abstractNumId="18" w15:restartNumberingAfterBreak="0">
+    <w:nsid w:val="48E24893"/>
+    <w:multiLevelType w:val="multilevel"/>
+    <w:tmpl w:val="C83C25CE"/>
+    <w:lvl w:ilvl="0">
+      <w:start w:val="1"/>
+      <w:numFmt w:val="bullet"/>
+      <w:lvlText w:val=""/>
+      <w:lvlJc w:val="left"/>
+      <w:pPr>
+        <w:tabs>
+          <w:tab w:val="num" w:pos="720"/>
+        </w:tabs>
+        <w:ind w:left="720" w:hanging="360"/>
+      </w:pPr>
+      <w:rPr>
+        <w:rFonts w:ascii="Symbol" w:hAnsi="Symbol" w:hint="default"/>
+        <w:sz w:val="20"/>
+      </w:rPr>
+    </w:lvl>
+    <w:lvl w:ilvl="1" w:tentative="1">
+      <w:start w:val="1"/>
+      <w:numFmt w:val="bullet"/>
+      <w:lvlText w:val="o"/>
+      <w:lvlJc w:val="left"/>
+      <w:pPr>
+        <w:tabs>
+          <w:tab w:val="num" w:pos="1440"/>
+        </w:tabs>
+        <w:ind w:left="1440" w:hanging="360"/>
+      </w:pPr>
+      <w:rPr>
+        <w:rFonts w:ascii="Courier New" w:hAnsi="Courier New" w:hint="default"/>
+        <w:sz w:val="20"/>
+      </w:rPr>
+    </w:lvl>
+    <w:lvl w:ilvl="2" w:tentative="1">
+      <w:start w:val="1"/>
+      <w:numFmt w:val="bullet"/>
+      <w:lvlText w:val=""/>
+      <w:lvlJc w:val="left"/>
+      <w:pPr>
+        <w:tabs>
+          <w:tab w:val="num" w:pos="2160"/>
+        </w:tabs>
+        <w:ind w:left="2160" w:hanging="360"/>
+      </w:pPr>
+      <w:rPr>
+        <w:rFonts w:ascii="Wingdings" w:hAnsi="Wingdings" w:hint="default"/>
+        <w:sz w:val="20"/>
+      </w:rPr>
+    </w:lvl>
+    <w:lvl w:ilvl="3" w:tentative="1">
+      <w:start w:val="1"/>
+      <w:numFmt w:val="bullet"/>
+      <w:lvlText w:val=""/>
+      <w:lvlJc w:val="left"/>
+      <w:pPr>
+        <w:tabs>
+          <w:tab w:val="num" w:pos="2880"/>
+        </w:tabs>
+        <w:ind w:left="2880" w:hanging="360"/>
+      </w:pPr>
+      <w:rPr>
+        <w:rFonts w:ascii="Wingdings" w:hAnsi="Wingdings" w:hint="default"/>
+        <w:sz w:val="20"/>
+      </w:rPr>
+    </w:lvl>
+    <w:lvl w:ilvl="4" w:tentative="1">
+      <w:start w:val="1"/>
+      <w:numFmt w:val="bullet"/>
+      <w:lvlText w:val=""/>
+      <w:lvlJc w:val="left"/>
+      <w:pPr>
+        <w:tabs>
+          <w:tab w:val="num" w:pos="3600"/>
+        </w:tabs>
+        <w:ind w:left="3600" w:hanging="360"/>
+      </w:pPr>
+      <w:rPr>
+        <w:rFonts w:ascii="Wingdings" w:hAnsi="Wingdings" w:hint="default"/>
+        <w:sz w:val="20"/>
+      </w:rPr>
+    </w:lvl>
+    <w:lvl w:ilvl="5" w:tentative="1">
+      <w:start w:val="1"/>
+      <w:numFmt w:val="bullet"/>
+      <w:lvlText w:val=""/>
+      <w:lvlJc w:val="left"/>
+      <w:pPr>
+        <w:tabs>
+          <w:tab w:val="num" w:pos="4320"/>
+        </w:tabs>
+        <w:ind w:left="4320" w:hanging="360"/>
+      </w:pPr>
+      <w:rPr>
+        <w:rFonts w:ascii="Wingdings" w:hAnsi="Wingdings" w:hint="default"/>
+        <w:sz w:val="20"/>
+      </w:rPr>
+    </w:lvl>
+    <w:lvl w:ilvl="6" w:tentative="1">
+      <w:start w:val="1"/>
+      <w:numFmt w:val="bullet"/>
+      <w:lvlText w:val=""/>
+      <w:lvlJc w:val="left"/>
+      <w:pPr>
+        <w:tabs>
+          <w:tab w:val="num" w:pos="5040"/>
+        </w:tabs>
+        <w:ind w:left="5040" w:hanging="360"/>
+      </w:pPr>
+      <w:rPr>
+        <w:rFonts w:ascii="Wingdings" w:hAnsi="Wingdings" w:hint="default"/>
+        <w:sz w:val="20"/>
+      </w:rPr>
+    </w:lvl>
+    <w:lvl w:ilvl="7" w:tentative="1">
+      <w:start w:val="1"/>
+      <w:numFmt w:val="bullet"/>
+      <w:lvlText w:val=""/>
+      <w:lvlJc w:val="left"/>
+      <w:pPr>
+        <w:tabs>
+          <w:tab w:val="num" w:pos="5760"/>
+        </w:tabs>
+        <w:ind w:left="5760" w:hanging="360"/>
+      </w:pPr>
+      <w:rPr>
+        <w:rFonts w:ascii="Wingdings" w:hAnsi="Wingdings" w:hint="default"/>
+        <w:sz w:val="20"/>
+      </w:rPr>
+    </w:lvl>
+    <w:lvl w:ilvl="8" w:tentative="1">
+      <w:start w:val="1"/>
+      <w:numFmt w:val="bullet"/>
+      <w:lvlText w:val=""/>
+      <w:lvlJc w:val="left"/>
+      <w:pPr>
+        <w:tabs>
+          <w:tab w:val="num" w:pos="6480"/>
+        </w:tabs>
+        <w:ind w:left="6480" w:hanging="360"/>
+      </w:pPr>
+      <w:rPr>
+        <w:rFonts w:ascii="Wingdings" w:hAnsi="Wingdings" w:hint="default"/>
+        <w:sz w:val="20"/>
+      </w:rPr>
+    </w:lvl>
+  </w:abstractNum>
+  <w:abstractNum w:abstractNumId="19" w15:restartNumberingAfterBreak="0">
     <w:nsid w:val="4E497D68"/>
     <w:multiLevelType w:val="hybridMultilevel"/>
     <w:tmpl w:val="1862B0A0"/>
@@ -4000,7 +6717,7 @@
       </w:rPr>
     </w:lvl>
   </w:abstractNum>
-  <w:abstractNum w:abstractNumId="14" w15:restartNumberingAfterBreak="0">
+  <w:abstractNum w:abstractNumId="20" w15:restartNumberingAfterBreak="0">
     <w:nsid w:val="4E600501"/>
     <w:multiLevelType w:val="multilevel"/>
     <w:tmpl w:val="457AED36"/>
@@ -4149,7 +6866,7 @@
       </w:rPr>
     </w:lvl>
   </w:abstractNum>
-  <w:abstractNum w:abstractNumId="15" w15:restartNumberingAfterBreak="0">
+  <w:abstractNum w:abstractNumId="21" w15:restartNumberingAfterBreak="0">
     <w:nsid w:val="53F1002C"/>
     <w:multiLevelType w:val="multilevel"/>
     <w:tmpl w:val="651EB332"/>
@@ -4298,7 +7015,7 @@
       </w:rPr>
     </w:lvl>
   </w:abstractNum>
-  <w:abstractNum w:abstractNumId="16" w15:restartNumberingAfterBreak="0">
+  <w:abstractNum w:abstractNumId="22" w15:restartNumberingAfterBreak="0">
     <w:nsid w:val="55916734"/>
     <w:multiLevelType w:val="hybridMultilevel"/>
     <w:tmpl w:val="55505792"/>
@@ -4384,7 +7101,156 @@
       </w:pPr>
     </w:lvl>
   </w:abstractNum>
-  <w:abstractNum w:abstractNumId="17" w15:restartNumberingAfterBreak="0">
+  <w:abstractNum w:abstractNumId="23" w15:restartNumberingAfterBreak="0">
+    <w:nsid w:val="5C294895"/>
+    <w:multiLevelType w:val="multilevel"/>
+    <w:tmpl w:val="6D2ED4A4"/>
+    <w:lvl w:ilvl="0">
+      <w:start w:val="1"/>
+      <w:numFmt w:val="bullet"/>
+      <w:lvlText w:val=""/>
+      <w:lvlJc w:val="left"/>
+      <w:pPr>
+        <w:tabs>
+          <w:tab w:val="num" w:pos="720"/>
+        </w:tabs>
+        <w:ind w:left="720" w:hanging="360"/>
+      </w:pPr>
+      <w:rPr>
+        <w:rFonts w:ascii="Symbol" w:hAnsi="Symbol" w:hint="default"/>
+        <w:sz w:val="20"/>
+      </w:rPr>
+    </w:lvl>
+    <w:lvl w:ilvl="1" w:tentative="1">
+      <w:start w:val="1"/>
+      <w:numFmt w:val="bullet"/>
+      <w:lvlText w:val="o"/>
+      <w:lvlJc w:val="left"/>
+      <w:pPr>
+        <w:tabs>
+          <w:tab w:val="num" w:pos="1440"/>
+        </w:tabs>
+        <w:ind w:left="1440" w:hanging="360"/>
+      </w:pPr>
+      <w:rPr>
+        <w:rFonts w:ascii="Courier New" w:hAnsi="Courier New" w:hint="default"/>
+        <w:sz w:val="20"/>
+      </w:rPr>
+    </w:lvl>
+    <w:lvl w:ilvl="2" w:tentative="1">
+      <w:start w:val="1"/>
+      <w:numFmt w:val="bullet"/>
+      <w:lvlText w:val=""/>
+      <w:lvlJc w:val="left"/>
+      <w:pPr>
+        <w:tabs>
+          <w:tab w:val="num" w:pos="2160"/>
+        </w:tabs>
+        <w:ind w:left="2160" w:hanging="360"/>
+      </w:pPr>
+      <w:rPr>
+        <w:rFonts w:ascii="Wingdings" w:hAnsi="Wingdings" w:hint="default"/>
+        <w:sz w:val="20"/>
+      </w:rPr>
+    </w:lvl>
+    <w:lvl w:ilvl="3" w:tentative="1">
+      <w:start w:val="1"/>
+      <w:numFmt w:val="bullet"/>
+      <w:lvlText w:val=""/>
+      <w:lvlJc w:val="left"/>
+      <w:pPr>
+        <w:tabs>
+          <w:tab w:val="num" w:pos="2880"/>
+        </w:tabs>
+        <w:ind w:left="2880" w:hanging="360"/>
+      </w:pPr>
+      <w:rPr>
+        <w:rFonts w:ascii="Wingdings" w:hAnsi="Wingdings" w:hint="default"/>
+        <w:sz w:val="20"/>
+      </w:rPr>
+    </w:lvl>
+    <w:lvl w:ilvl="4" w:tentative="1">
+      <w:start w:val="1"/>
+      <w:numFmt w:val="bullet"/>
+      <w:lvlText w:val=""/>
+      <w:lvlJc w:val="left"/>
+      <w:pPr>
+        <w:tabs>
+          <w:tab w:val="num" w:pos="3600"/>
+        </w:tabs>
+        <w:ind w:left="3600" w:hanging="360"/>
+      </w:pPr>
+      <w:rPr>
+        <w:rFonts w:ascii="Wingdings" w:hAnsi="Wingdings" w:hint="default"/>
+        <w:sz w:val="20"/>
+      </w:rPr>
+    </w:lvl>
+    <w:lvl w:ilvl="5" w:tentative="1">
+      <w:start w:val="1"/>
+      <w:numFmt w:val="bullet"/>
+      <w:lvlText w:val=""/>
+      <w:lvlJc w:val="left"/>
+      <w:pPr>
+        <w:tabs>
+          <w:tab w:val="num" w:pos="4320"/>
+        </w:tabs>
+        <w:ind w:left="4320" w:hanging="360"/>
+      </w:pPr>
+      <w:rPr>
+        <w:rFonts w:ascii="Wingdings" w:hAnsi="Wingdings" w:hint="default"/>
+        <w:sz w:val="20"/>
+      </w:rPr>
+    </w:lvl>
+    <w:lvl w:ilvl="6" w:tentative="1">
+      <w:start w:val="1"/>
+      <w:numFmt w:val="bullet"/>
+      <w:lvlText w:val=""/>
+      <w:lvlJc w:val="left"/>
+      <w:pPr>
+        <w:tabs>
+          <w:tab w:val="num" w:pos="5040"/>
+        </w:tabs>
+        <w:ind w:left="5040" w:hanging="360"/>
+      </w:pPr>
+      <w:rPr>
+        <w:rFonts w:ascii="Wingdings" w:hAnsi="Wingdings" w:hint="default"/>
+        <w:sz w:val="20"/>
+      </w:rPr>
+    </w:lvl>
+    <w:lvl w:ilvl="7" w:tentative="1">
+      <w:start w:val="1"/>
+      <w:numFmt w:val="bullet"/>
+      <w:lvlText w:val=""/>
+      <w:lvlJc w:val="left"/>
+      <w:pPr>
+        <w:tabs>
+          <w:tab w:val="num" w:pos="5760"/>
+        </w:tabs>
+        <w:ind w:left="5760" w:hanging="360"/>
+      </w:pPr>
+      <w:rPr>
+        <w:rFonts w:ascii="Wingdings" w:hAnsi="Wingdings" w:hint="default"/>
+        <w:sz w:val="20"/>
+      </w:rPr>
+    </w:lvl>
+    <w:lvl w:ilvl="8" w:tentative="1">
+      <w:start w:val="1"/>
+      <w:numFmt w:val="bullet"/>
+      <w:lvlText w:val=""/>
+      <w:lvlJc w:val="left"/>
+      <w:pPr>
+        <w:tabs>
+          <w:tab w:val="num" w:pos="6480"/>
+        </w:tabs>
+        <w:ind w:left="6480" w:hanging="360"/>
+      </w:pPr>
+      <w:rPr>
+        <w:rFonts w:ascii="Wingdings" w:hAnsi="Wingdings" w:hint="default"/>
+        <w:sz w:val="20"/>
+      </w:rPr>
+    </w:lvl>
+  </w:abstractNum>
+  <w:abstractNum w:abstractNumId="24" w15:restartNumberingAfterBreak="0">
     <w:nsid w:val="5EC0356D"/>
     <w:multiLevelType w:val="multilevel"/>
     <w:tmpl w:val="84C60656"/>
@@ -4533,7 +7399,7 @@
       </w:rPr>
     </w:lvl>
   </w:abstractNum>
-  <w:abstractNum w:abstractNumId="18" w15:restartNumberingAfterBreak="0">
+  <w:abstractNum w:abstractNumId="25" w15:restartNumberingAfterBreak="0">
     <w:nsid w:val="64DE756E"/>
     <w:multiLevelType w:val="multilevel"/>
     <w:tmpl w:val="CC1266BA"/>
@@ -4682,7 +7548,7 @@
       </w:rPr>
     </w:lvl>
   </w:abstractNum>
-  <w:abstractNum w:abstractNumId="19" w15:restartNumberingAfterBreak="0">
+  <w:abstractNum w:abstractNumId="26" w15:restartNumberingAfterBreak="0">
     <w:nsid w:val="6B2F3ECD"/>
     <w:multiLevelType w:val="multilevel"/>
     <w:tmpl w:val="E28C9F3A"/>
@@ -4831,7 +7697,156 @@
       </w:rPr>
     </w:lvl>
   </w:abstractNum>
-  <w:abstractNum w:abstractNumId="20" w15:restartNumberingAfterBreak="0">
+  <w:abstractNum w:abstractNumId="27" w15:restartNumberingAfterBreak="0">
+    <w:nsid w:val="714A7463"/>
+    <w:multiLevelType w:val="multilevel"/>
+    <w:tmpl w:val="8910B88E"/>
+    <w:lvl w:ilvl="0">
+      <w:start w:val="1"/>
+      <w:numFmt w:val="bullet"/>
+      <w:lvlText w:val=""/>
+      <w:lvlJc w:val="left"/>
+      <w:pPr>
+        <w:tabs>
+          <w:tab w:val="num" w:pos="720"/>
+        </w:tabs>
+        <w:ind w:left="720" w:hanging="360"/>
+      </w:pPr>
+      <w:rPr>
+        <w:rFonts w:ascii="Symbol" w:hAnsi="Symbol" w:hint="default"/>
+        <w:sz w:val="20"/>
+      </w:rPr>
+    </w:lvl>
+    <w:lvl w:ilvl="1" w:tentative="1">
+      <w:start w:val="1"/>
+      <w:numFmt w:val="bullet"/>
+      <w:lvlText w:val="o"/>
+      <w:lvlJc w:val="left"/>
+      <w:pPr>
+        <w:tabs>
+          <w:tab w:val="num" w:pos="1440"/>
+        </w:tabs>
+        <w:ind w:left="1440" w:hanging="360"/>
+      </w:pPr>
+      <w:rPr>
+        <w:rFonts w:ascii="Courier New" w:hAnsi="Courier New" w:hint="default"/>
+        <w:sz w:val="20"/>
+      </w:rPr>
+    </w:lvl>
+    <w:lvl w:ilvl="2" w:tentative="1">
+      <w:start w:val="1"/>
+      <w:numFmt w:val="bullet"/>
+      <w:lvlText w:val=""/>
+      <w:lvlJc w:val="left"/>
+      <w:pPr>
+        <w:tabs>
+          <w:tab w:val="num" w:pos="2160"/>
+        </w:tabs>
+        <w:ind w:left="2160" w:hanging="360"/>
+      </w:pPr>
+      <w:rPr>
+        <w:rFonts w:ascii="Wingdings" w:hAnsi="Wingdings" w:hint="default"/>
+        <w:sz w:val="20"/>
+      </w:rPr>
+    </w:lvl>
+    <w:lvl w:ilvl="3" w:tentative="1">
+      <w:start w:val="1"/>
+      <w:numFmt w:val="bullet"/>
+      <w:lvlText w:val=""/>
+      <w:lvlJc w:val="left"/>
+      <w:pPr>
+        <w:tabs>
+          <w:tab w:val="num" w:pos="2880"/>
+        </w:tabs>
+        <w:ind w:left="2880" w:hanging="360"/>
+      </w:pPr>
+      <w:rPr>
+        <w:rFonts w:ascii="Wingdings" w:hAnsi="Wingdings" w:hint="default"/>
+        <w:sz w:val="20"/>
+      </w:rPr>
+    </w:lvl>
+    <w:lvl w:ilvl="4" w:tentative="1">
+      <w:start w:val="1"/>
+      <w:numFmt w:val="bullet"/>
+      <w:lvlText w:val=""/>
+      <w:lvlJc w:val="left"/>
+      <w:pPr>
+        <w:tabs>
+          <w:tab w:val="num" w:pos="3600"/>
+        </w:tabs>
+        <w:ind w:left="3600" w:hanging="360"/>
+      </w:pPr>
+      <w:rPr>
+        <w:rFonts w:ascii="Wingdings" w:hAnsi="Wingdings" w:hint="default"/>
+        <w:sz w:val="20"/>
+      </w:rPr>
+    </w:lvl>
+    <w:lvl w:ilvl="5" w:tentative="1">
+      <w:start w:val="1"/>
+      <w:numFmt w:val="bullet"/>
+      <w:lvlText w:val=""/>
+      <w:lvlJc w:val="left"/>
+      <w:pPr>
+        <w:tabs>
+          <w:tab w:val="num" w:pos="4320"/>
+        </w:tabs>
+        <w:ind w:left="4320" w:hanging="360"/>
+      </w:pPr>
+      <w:rPr>
+        <w:rFonts w:ascii="Wingdings" w:hAnsi="Wingdings" w:hint="default"/>
+        <w:sz w:val="20"/>
+      </w:rPr>
+    </w:lvl>
+    <w:lvl w:ilvl="6" w:tentative="1">
+      <w:start w:val="1"/>
+      <w:numFmt w:val="bullet"/>
+      <w:lvlText w:val=""/>
+      <w:lvlJc w:val="left"/>
+      <w:pPr>
+        <w:tabs>
+          <w:tab w:val="num" w:pos="5040"/>
+        </w:tabs>
+        <w:ind w:left="5040" w:hanging="360"/>
+      </w:pPr>
+      <w:rPr>
+        <w:rFonts w:ascii="Wingdings" w:hAnsi="Wingdings" w:hint="default"/>
+        <w:sz w:val="20"/>
+      </w:rPr>
+    </w:lvl>
+    <w:lvl w:ilvl="7" w:tentative="1">
+      <w:start w:val="1"/>
+      <w:numFmt w:val="bullet"/>
+      <w:lvlText w:val=""/>
+      <w:lvlJc w:val="left"/>
+      <w:pPr>
+        <w:tabs>
+          <w:tab w:val="num" w:pos="5760"/>
+        </w:tabs>
+        <w:ind w:left="5760" w:hanging="360"/>
+      </w:pPr>
+      <w:rPr>
+        <w:rFonts w:ascii="Wingdings" w:hAnsi="Wingdings" w:hint="default"/>
+        <w:sz w:val="20"/>
+      </w:rPr>
+    </w:lvl>
+    <w:lvl w:ilvl="8" w:tentative="1">
+      <w:start w:val="1"/>
+      <w:numFmt w:val="bullet"/>
+      <w:lvlText w:val=""/>
+      <w:lvlJc w:val="left"/>
+      <w:pPr>
+        <w:tabs>
+          <w:tab w:val="num" w:pos="6480"/>
+        </w:tabs>
+        <w:ind w:left="6480" w:hanging="360"/>
+      </w:pPr>
+      <w:rPr>
+        <w:rFonts w:ascii="Wingdings" w:hAnsi="Wingdings" w:hint="default"/>
+        <w:sz w:val="20"/>
+      </w:rPr>
+    </w:lvl>
+  </w:abstractNum>
+  <w:abstractNum w:abstractNumId="28" w15:restartNumberingAfterBreak="0">
     <w:nsid w:val="781625C3"/>
     <w:multiLevelType w:val="hybridMultilevel"/>
     <w:tmpl w:val="3E442F44"/>
@@ -4917,7 +7932,156 @@
       </w:pPr>
     </w:lvl>
   </w:abstractNum>
-  <w:abstractNum w:abstractNumId="21" w15:restartNumberingAfterBreak="0">
+  <w:abstractNum w:abstractNumId="29" w15:restartNumberingAfterBreak="0">
+    <w:nsid w:val="7ACE0710"/>
+    <w:multiLevelType w:val="multilevel"/>
+    <w:tmpl w:val="6D2ED4A4"/>
+    <w:lvl w:ilvl="0">
+      <w:start w:val="1"/>
+      <w:numFmt w:val="bullet"/>
+      <w:lvlText w:val=""/>
+      <w:lvlJc w:val="left"/>
+      <w:pPr>
+        <w:tabs>
+          <w:tab w:val="num" w:pos="720"/>
+        </w:tabs>
+        <w:ind w:left="720" w:hanging="360"/>
+      </w:pPr>
+      <w:rPr>
+        <w:rFonts w:ascii="Symbol" w:hAnsi="Symbol" w:hint="default"/>
+        <w:sz w:val="20"/>
+      </w:rPr>
+    </w:lvl>
+    <w:lvl w:ilvl="1" w:tentative="1">
+      <w:start w:val="1"/>
+      <w:numFmt w:val="bullet"/>
+      <w:lvlText w:val="o"/>
+      <w:lvlJc w:val="left"/>
+      <w:pPr>
+        <w:tabs>
+          <w:tab w:val="num" w:pos="1440"/>
+        </w:tabs>
+        <w:ind w:left="1440" w:hanging="360"/>
+      </w:pPr>
+      <w:rPr>
+        <w:rFonts w:ascii="Courier New" w:hAnsi="Courier New" w:hint="default"/>
+        <w:sz w:val="20"/>
+      </w:rPr>
+    </w:lvl>
+    <w:lvl w:ilvl="2" w:tentative="1">
+      <w:start w:val="1"/>
+      <w:numFmt w:val="bullet"/>
+      <w:lvlText w:val=""/>
+      <w:lvlJc w:val="left"/>
+      <w:pPr>
+        <w:tabs>
+          <w:tab w:val="num" w:pos="2160"/>
+        </w:tabs>
+        <w:ind w:left="2160" w:hanging="360"/>
+      </w:pPr>
+      <w:rPr>
+        <w:rFonts w:ascii="Wingdings" w:hAnsi="Wingdings" w:hint="default"/>
+        <w:sz w:val="20"/>
+      </w:rPr>
+    </w:lvl>
+    <w:lvl w:ilvl="3" w:tentative="1">
+      <w:start w:val="1"/>
+      <w:numFmt w:val="bullet"/>
+      <w:lvlText w:val=""/>
+      <w:lvlJc w:val="left"/>
+      <w:pPr>
+        <w:tabs>
+          <w:tab w:val="num" w:pos="2880"/>
+        </w:tabs>
+        <w:ind w:left="2880" w:hanging="360"/>
+      </w:pPr>
+      <w:rPr>
+        <w:rFonts w:ascii="Wingdings" w:hAnsi="Wingdings" w:hint="default"/>
+        <w:sz w:val="20"/>
+      </w:rPr>
+    </w:lvl>
+    <w:lvl w:ilvl="4" w:tentative="1">
+      <w:start w:val="1"/>
+      <w:numFmt w:val="bullet"/>
+      <w:lvlText w:val=""/>
+      <w:lvlJc w:val="left"/>
+      <w:pPr>
+        <w:tabs>
+          <w:tab w:val="num" w:pos="3600"/>
+        </w:tabs>
+        <w:ind w:left="3600" w:hanging="360"/>
+      </w:pPr>
+      <w:rPr>
+        <w:rFonts w:ascii="Wingdings" w:hAnsi="Wingdings" w:hint="default"/>
+        <w:sz w:val="20"/>
+      </w:rPr>
+    </w:lvl>
+    <w:lvl w:ilvl="5" w:tentative="1">
+      <w:start w:val="1"/>
+      <w:numFmt w:val="bullet"/>
+      <w:lvlText w:val=""/>
+      <w:lvlJc w:val="left"/>
+      <w:pPr>
+        <w:tabs>
+          <w:tab w:val="num" w:pos="4320"/>
+        </w:tabs>
+        <w:ind w:left="4320" w:hanging="360"/>
+      </w:pPr>
+      <w:rPr>
+        <w:rFonts w:ascii="Wingdings" w:hAnsi="Wingdings" w:hint="default"/>
+        <w:sz w:val="20"/>
+      </w:rPr>
+    </w:lvl>
+    <w:lvl w:ilvl="6" w:tentative="1">
+      <w:start w:val="1"/>
+      <w:numFmt w:val="bullet"/>
+      <w:lvlText w:val=""/>
+      <w:lvlJc w:val="left"/>
+      <w:pPr>
+        <w:tabs>
+          <w:tab w:val="num" w:pos="5040"/>
+        </w:tabs>
+        <w:ind w:left="5040" w:hanging="360"/>
+      </w:pPr>
+      <w:rPr>
+        <w:rFonts w:ascii="Wingdings" w:hAnsi="Wingdings" w:hint="default"/>
+        <w:sz w:val="20"/>
+      </w:rPr>
+    </w:lvl>
+    <w:lvl w:ilvl="7" w:tentative="1">
+      <w:start w:val="1"/>
+      <w:numFmt w:val="bullet"/>
+      <w:lvlText w:val=""/>
+      <w:lvlJc w:val="left"/>
+      <w:pPr>
+        <w:tabs>
+          <w:tab w:val="num" w:pos="5760"/>
+        </w:tabs>
+        <w:ind w:left="5760" w:hanging="360"/>
+      </w:pPr>
+      <w:rPr>
+        <w:rFonts w:ascii="Wingdings" w:hAnsi="Wingdings" w:hint="default"/>
+        <w:sz w:val="20"/>
+      </w:rPr>
+    </w:lvl>
+    <w:lvl w:ilvl="8" w:tentative="1">
+      <w:start w:val="1"/>
+      <w:numFmt w:val="bullet"/>
+      <w:lvlText w:val=""/>
+      <w:lvlJc w:val="left"/>
+      <w:pPr>
+        <w:tabs>
+          <w:tab w:val="num" w:pos="6480"/>
+        </w:tabs>
+        <w:ind w:left="6480" w:hanging="360"/>
+      </w:pPr>
+      <w:rPr>
+        <w:rFonts w:ascii="Wingdings" w:hAnsi="Wingdings" w:hint="default"/>
+        <w:sz w:val="20"/>
+      </w:rPr>
+    </w:lvl>
+  </w:abstractNum>
+  <w:abstractNum w:abstractNumId="30" w15:restartNumberingAfterBreak="0">
     <w:nsid w:val="7DF60FEA"/>
     <w:multiLevelType w:val="hybridMultilevel"/>
     <w:tmpl w:val="91D89E30"/>
@@ -5030,77 +8194,104 @@
       </w:rPr>
     </w:lvl>
   </w:abstractNum>
-  <w:num w:numId="1">
+  <w:num w:numId="1" w16cid:durableId="747308685">
+    <w:abstractNumId w:val="28"/>
+  </w:num>
+  <w:num w:numId="2" w16cid:durableId="927731412">
+    <w:abstractNumId w:val="30"/>
+  </w:num>
+  <w:num w:numId="3" w16cid:durableId="1292596760">
+    <w:abstractNumId w:val="6"/>
+  </w:num>
+  <w:num w:numId="4" w16cid:durableId="801776730">
+    <w:abstractNumId w:val="10"/>
+  </w:num>
+  <w:num w:numId="5" w16cid:durableId="1098255321">
+    <w:abstractNumId w:val="16"/>
+  </w:num>
+  <w:num w:numId="6" w16cid:durableId="2048799629">
+    <w:abstractNumId w:val="5"/>
+  </w:num>
+  <w:num w:numId="7" w16cid:durableId="1217622763">
+    <w:abstractNumId w:val="12"/>
+  </w:num>
+  <w:num w:numId="8" w16cid:durableId="1152870444">
+    <w:abstractNumId w:val="24"/>
+  </w:num>
+  <w:num w:numId="9" w16cid:durableId="377626101">
+    <w:abstractNumId w:val="9"/>
+  </w:num>
+  <w:num w:numId="10" w16cid:durableId="803304710">
+    <w:abstractNumId w:val="19"/>
+  </w:num>
+  <w:num w:numId="11" w16cid:durableId="1569072391">
+    <w:abstractNumId w:val="1"/>
+  </w:num>
+  <w:num w:numId="12" w16cid:durableId="672799000">
+    <w:abstractNumId w:val="22"/>
+  </w:num>
+  <w:num w:numId="13" w16cid:durableId="636253569">
+    <w:abstractNumId w:val="8"/>
+  </w:num>
+  <w:num w:numId="14" w16cid:durableId="1472475552">
+    <w:abstractNumId w:val="4"/>
+  </w:num>
+  <w:num w:numId="15" w16cid:durableId="1357075516">
+    <w:abstractNumId w:val="25"/>
+  </w:num>
+  <w:num w:numId="16" w16cid:durableId="1697000044">
+    <w:abstractNumId w:val="15"/>
+  </w:num>
+  <w:num w:numId="17" w16cid:durableId="1139421893">
+    <w:abstractNumId w:val="14"/>
+  </w:num>
+  <w:num w:numId="18" w16cid:durableId="607547318">
+    <w:abstractNumId w:val="21"/>
+  </w:num>
+  <w:num w:numId="19" w16cid:durableId="1862743800">
+    <w:abstractNumId w:val="17"/>
+  </w:num>
+  <w:num w:numId="20" w16cid:durableId="1725181955">
+    <w:abstractNumId w:val="2"/>
+  </w:num>
+  <w:num w:numId="21" w16cid:durableId="904024674">
     <w:abstractNumId w:val="20"/>
   </w:num>
-  <w:num w:numId="2">
-    <w:abstractNumId w:val="21"/>
+  <w:num w:numId="22" w16cid:durableId="1900824253">
+    <w:abstractNumId w:val="26"/>
   </w:num>
-  <w:num w:numId="3">
-    <w:abstractNumId w:val="4"/>
+  <w:num w:numId="23" w16cid:durableId="1434207011">
+    <w:abstractNumId w:val="0"/>
   </w:num>
-  <w:num w:numId="4">
+  <w:num w:numId="24" w16cid:durableId="1790271406">
+    <w:abstractNumId w:val="18"/>
+  </w:num>
+  <w:num w:numId="25" w16cid:durableId="395787952">
+    <w:abstractNumId w:val="23"/>
+  </w:num>
+  <w:num w:numId="26" w16cid:durableId="1631980811">
+    <w:abstractNumId w:val="13"/>
+  </w:num>
+  <w:num w:numId="27" w16cid:durableId="77485536">
+    <w:abstractNumId w:val="11"/>
+  </w:num>
+  <w:num w:numId="28" w16cid:durableId="1226337654">
     <w:abstractNumId w:val="7"/>
   </w:num>
-  <w:num w:numId="5">
-    <w:abstractNumId w:val="11"/>
-  </w:num>
-  <w:num w:numId="6">
+  <w:num w:numId="29" w16cid:durableId="1705057378">
     <w:abstractNumId w:val="3"/>
   </w:num>
-  <w:num w:numId="7">
-    <w:abstractNumId w:val="8"/>
+  <w:num w:numId="30" w16cid:durableId="1614511548">
+    <w:abstractNumId w:val="29"/>
   </w:num>
-  <w:num w:numId="8">
-    <w:abstractNumId w:val="17"/>
-  </w:num>
-  <w:num w:numId="9">
-    <w:abstractNumId w:val="6"/>
-  </w:num>
-  <w:num w:numId="10">
-    <w:abstractNumId w:val="13"/>
-  </w:num>
-  <w:num w:numId="11">
-    <w:abstractNumId w:val="0"/>
-  </w:num>
-  <w:num w:numId="12">
-    <w:abstractNumId w:val="16"/>
-  </w:num>
-  <w:num w:numId="13">
-    <w:abstractNumId w:val="5"/>
-  </w:num>
-  <w:num w:numId="14">
-    <w:abstractNumId w:val="2"/>
-  </w:num>
-  <w:num w:numId="15">
-    <w:abstractNumId w:val="18"/>
-  </w:num>
-  <w:num w:numId="16">
-    <w:abstractNumId w:val="10"/>
-  </w:num>
-  <w:num w:numId="17">
-    <w:abstractNumId w:val="9"/>
-  </w:num>
-  <w:num w:numId="18">
-    <w:abstractNumId w:val="15"/>
-  </w:num>
-  <w:num w:numId="19">
-    <w:abstractNumId w:val="12"/>
-  </w:num>
-  <w:num w:numId="20">
-    <w:abstractNumId w:val="1"/>
-  </w:num>
-  <w:num w:numId="21">
-    <w:abstractNumId w:val="14"/>
-  </w:num>
-  <w:num w:numId="22">
-    <w:abstractNumId w:val="19"/>
+  <w:num w:numId="31" w16cid:durableId="1712933">
+    <w:abstractNumId w:val="27"/>
   </w:num>
 </w:numbering>
 </file>
 
 <file path=word/styles.xml><?xml version="1.0" encoding="utf-8"?>
-<w:styles xmlns:mc="http://schemas.openxmlformats.org/markup-compatibility/2006" xmlns:r="http://schemas.openxmlformats.org/officeDocument/2006/relationships" xmlns:w="http://schemas.openxmlformats.org/wordprocessingml/2006/main" xmlns:w14="http://schemas.microsoft.com/office/word/2010/wordml" xmlns:w15="http://schemas.microsoft.com/office/word/2012/wordml" xmlns:w16cex="http://schemas.microsoft.com/office/word/2018/wordml/cex" xmlns:w16cid="http://schemas.microsoft.com/office/word/2016/wordml/cid" xmlns:w16="http://schemas.microsoft.com/office/word/2018/wordml" xmlns:w16sdtdh="http://schemas.microsoft.com/office/word/2020/wordml/sdtdatahash" xmlns:w16se="http://schemas.microsoft.com/office/word/2015/wordml/symex" mc:Ignorable="w14 w15 w16se w16cid w16 w16cex w16sdtdh">
+<w:styles xmlns:mc="http://schemas.openxmlformats.org/markup-compatibility/2006" xmlns:r="http://schemas.openxmlformats.org/officeDocument/2006/relationships" xmlns:w="http://schemas.openxmlformats.org/wordprocessingml/2006/main" xmlns:w14="http://schemas.microsoft.com/office/word/2010/wordml" xmlns:w15="http://schemas.microsoft.com/office/word/2012/wordml" xmlns:w16cex="http://schemas.microsoft.com/office/word/2018/wordml/cex" xmlns:w16cid="http://schemas.microsoft.com/office/word/2016/wordml/cid" xmlns:w16="http://schemas.microsoft.com/office/word/2018/wordml" xmlns:w16du="http://schemas.microsoft.com/office/word/2023/wordml/word16du" xmlns:w16sdtdh="http://schemas.microsoft.com/office/word/2020/wordml/sdtdatahash" xmlns:w16sdtfl="http://schemas.microsoft.com/office/word/2024/wordml/sdtformatlock" xmlns:w16se="http://schemas.microsoft.com/office/word/2015/wordml/symex" mc:Ignorable="w14 w15 w16se w16cid w16 w16cex w16sdtdh w16sdtfl w16du">
   <w:docDefaults>
     <w:rPrDefault>
       <w:rPr>

--- a/Section-10.docx
+++ b/Section-10.docx
@@ -4036,12 +4036,24 @@
           <w:ilvl w:val="0"/>
           <w:numId w:val="9"/>
         </w:numPr>
-      </w:pPr>
-      <w:r>
+        <w:rPr>
+          <w:rFonts w:ascii="Cambria" w:hAnsi="Cambria"/>
+        </w:rPr>
+      </w:pPr>
+      <w:r>
+        <w:rPr>
+          <w:rFonts w:ascii="Cambria" w:hAnsi="Cambria"/>
+        </w:rPr>
         <w:t>Quick Summary Table</w:t>
       </w:r>
     </w:p>
-    <w:p/>
+    <w:p>
+      <w:pPr>
+        <w:rPr>
+          <w:rFonts w:ascii="Cambria" w:hAnsi="Cambria"/>
+        </w:rPr>
+      </w:pPr>
+    </w:p>
     <w:tbl>
       <w:tblPr>
         <w:tblW w:w="0" w:type="auto"/>
@@ -4305,6 +4317,1559 @@
     </w:tbl>
     <w:p>
       <w:pPr>
+        <w:pStyle w:val="Heading1"/>
+        <w:numPr>
+          <w:ilvl w:val="0"/>
+          <w:numId w:val="9"/>
+        </w:numPr>
+        <w:rPr>
+          <w:rFonts w:ascii="Cambria" w:hAnsi="Cambria"/>
+        </w:rPr>
+      </w:pPr>
+      <w:r>
+        <w:rPr>
+          <w:rFonts w:ascii="Cambria" w:hAnsi="Cambria"/>
+        </w:rPr>
+        <w:t>LIST COMPREHENSION</w:t>
+      </w:r>
+    </w:p>
+    <w:p>
+      <w:pPr>
+        <w:pStyle w:val="Heading2"/>
+        <w:rPr>
+          <w:rFonts w:ascii="Cambria" w:hAnsi="Cambria"/>
+        </w:rPr>
+      </w:pPr>
+      <w:r>
+        <w:rPr>
+          <w:rFonts w:ascii="Cambria" w:hAnsi="Cambria"/>
+        </w:rPr>
+        <w:t>Simple list using comprehension</w:t>
+      </w:r>
+    </w:p>
+    <w:p>
+      <w:pPr>
+        <w:pStyle w:val="Heading3"/>
+        <w:rPr>
+          <w:rFonts w:ascii="Cambria" w:hAnsi="Cambria"/>
+        </w:rPr>
+      </w:pPr>
+      <w:r>
+        <w:rPr>
+          <w:rFonts w:ascii="Cambria" w:hAnsi="Cambria"/>
+        </w:rPr>
+        <w:t>Wrong:</w:t>
+      </w:r>
+    </w:p>
+    <w:p>
+      <w:pPr>
+        <w:numPr>
+          <w:ilvl w:val="0"/>
+          <w:numId w:val="32"/>
+        </w:numPr>
+        <w:rPr>
+          <w:rFonts w:ascii="Cambria" w:hAnsi="Cambria"/>
+        </w:rPr>
+      </w:pPr>
+      <w:r>
+        <w:rPr>
+          <w:rFonts w:ascii="Cambria" w:hAnsi="Cambria"/>
+        </w:rPr>
+        <w:t>Extra :</w:t>
+      </w:r>
+    </w:p>
+    <w:p>
+      <w:pPr>
+        <w:numPr>
+          <w:ilvl w:val="0"/>
+          <w:numId w:val="32"/>
+        </w:numPr>
+        <w:rPr>
+          <w:rFonts w:ascii="Cambria" w:hAnsi="Cambria"/>
+        </w:rPr>
+      </w:pPr>
+      <w:r>
+        <w:rPr>
+          <w:rFonts w:ascii="Cambria" w:hAnsi="Cambria"/>
+        </w:rPr>
+        <w:t>Space issue</w:t>
+      </w:r>
+    </w:p>
+    <w:p>
+      <w:pPr>
+        <w:pStyle w:val="Heading3"/>
+        <w:rPr>
+          <w:rFonts w:ascii="Cambria" w:hAnsi="Cambria"/>
+        </w:rPr>
+      </w:pPr>
+      <w:r>
+        <w:rPr>
+          <w:rFonts w:ascii="Cambria" w:hAnsi="Cambria"/>
+        </w:rPr>
+        <w:t>Correct:</w:t>
+      </w:r>
+    </w:p>
+    <w:p>
+      <w:pPr>
+        <w:rPr>
+          <w:rFonts w:ascii="Cambria" w:hAnsi="Cambria"/>
+        </w:rPr>
+      </w:pPr>
+      <w:proofErr w:type="spellStart"/>
+      <w:r>
+        <w:rPr>
+          <w:rFonts w:ascii="Cambria" w:hAnsi="Cambria"/>
+        </w:rPr>
+        <w:t>liOne</w:t>
+      </w:r>
+      <w:proofErr w:type="spellEnd"/>
+      <w:r>
+        <w:rPr>
+          <w:rFonts w:ascii="Cambria" w:hAnsi="Cambria"/>
+        </w:rPr>
+        <w:t xml:space="preserve"> = [</w:t>
+      </w:r>
+      <w:proofErr w:type="spellStart"/>
+      <w:r>
+        <w:rPr>
+          <w:rFonts w:ascii="Cambria" w:hAnsi="Cambria"/>
+        </w:rPr>
+        <w:t>i</w:t>
+      </w:r>
+      <w:proofErr w:type="spellEnd"/>
+      <w:r>
+        <w:rPr>
+          <w:rFonts w:ascii="Cambria" w:hAnsi="Cambria"/>
+        </w:rPr>
+        <w:t xml:space="preserve"> for </w:t>
+      </w:r>
+      <w:proofErr w:type="spellStart"/>
+      <w:r>
+        <w:rPr>
+          <w:rFonts w:ascii="Cambria" w:hAnsi="Cambria"/>
+        </w:rPr>
+        <w:t>i</w:t>
+      </w:r>
+      <w:proofErr w:type="spellEnd"/>
+      <w:r>
+        <w:rPr>
+          <w:rFonts w:ascii="Cambria" w:hAnsi="Cambria"/>
+        </w:rPr>
+        <w:t xml:space="preserve"> in range(10)]</w:t>
+      </w:r>
+    </w:p>
+    <w:p>
+      <w:pPr>
+        <w:rPr>
+          <w:rFonts w:ascii="Cambria" w:hAnsi="Cambria"/>
+        </w:rPr>
+      </w:pPr>
+      <w:r>
+        <w:rPr>
+          <w:rFonts w:ascii="Cambria" w:hAnsi="Cambria"/>
+        </w:rPr>
+        <w:t>print(</w:t>
+      </w:r>
+      <w:proofErr w:type="spellStart"/>
+      <w:r>
+        <w:rPr>
+          <w:rFonts w:ascii="Cambria" w:hAnsi="Cambria"/>
+        </w:rPr>
+        <w:t>liOne</w:t>
+      </w:r>
+      <w:proofErr w:type="spellEnd"/>
+      <w:r>
+        <w:rPr>
+          <w:rFonts w:ascii="Cambria" w:hAnsi="Cambria"/>
+        </w:rPr>
+        <w:t>)</w:t>
+      </w:r>
+    </w:p>
+    <w:p>
+      <w:pPr>
+        <w:pStyle w:val="Heading3"/>
+        <w:rPr>
+          <w:rFonts w:ascii="Cambria" w:hAnsi="Cambria"/>
+        </w:rPr>
+      </w:pPr>
+      <w:r>
+        <w:rPr>
+          <w:rFonts w:ascii="Cambria" w:hAnsi="Cambria"/>
+        </w:rPr>
+        <w:t>Output:</w:t>
+      </w:r>
+    </w:p>
+    <w:p>
+      <w:pPr>
+        <w:rPr>
+          <w:rFonts w:ascii="Cambria" w:hAnsi="Cambria"/>
+        </w:rPr>
+      </w:pPr>
+      <w:r>
+        <w:rPr>
+          <w:rFonts w:ascii="Cambria" w:hAnsi="Cambria"/>
+        </w:rPr>
+        <w:t>[0, 1, 2, 3, 4, 5, 6, 7, 8, 9]</w:t>
+      </w:r>
+    </w:p>
+    <w:p>
+      <w:pPr>
+        <w:pStyle w:val="Heading2"/>
+        <w:rPr>
+          <w:rFonts w:ascii="Cambria" w:hAnsi="Cambria"/>
+        </w:rPr>
+      </w:pPr>
+      <w:r>
+        <w:rPr>
+          <w:rFonts w:ascii="Cambria" w:hAnsi="Cambria"/>
+        </w:rPr>
+        <w:t xml:space="preserve"> Normal way (without comprehension)</w:t>
+      </w:r>
+    </w:p>
+    <w:p>
+      <w:pPr>
+        <w:pStyle w:val="Heading3"/>
+        <w:rPr>
+          <w:rFonts w:ascii="Cambria" w:hAnsi="Cambria"/>
+        </w:rPr>
+      </w:pPr>
+      <w:r>
+        <w:rPr>
+          <w:rFonts w:ascii="Cambria" w:hAnsi="Cambria"/>
+        </w:rPr>
+        <w:t>Problems:</w:t>
+      </w:r>
+    </w:p>
+    <w:p>
+      <w:pPr>
+        <w:numPr>
+          <w:ilvl w:val="0"/>
+          <w:numId w:val="33"/>
+        </w:numPr>
+        <w:rPr>
+          <w:rFonts w:ascii="Cambria" w:hAnsi="Cambria"/>
+        </w:rPr>
+      </w:pPr>
+      <w:r>
+        <w:rPr>
+          <w:rFonts w:ascii="Cambria" w:hAnsi="Cambria"/>
+        </w:rPr>
+        <w:t xml:space="preserve">I and </w:t>
+      </w:r>
+      <w:proofErr w:type="spellStart"/>
+      <w:r>
+        <w:rPr>
+          <w:rFonts w:ascii="Cambria" w:hAnsi="Cambria"/>
+        </w:rPr>
+        <w:t>i</w:t>
+      </w:r>
+      <w:proofErr w:type="spellEnd"/>
+      <w:r>
+        <w:rPr>
+          <w:rFonts w:ascii="Cambria" w:hAnsi="Cambria"/>
+        </w:rPr>
+        <w:t xml:space="preserve"> mixed (Python is case-sensitive)</w:t>
+      </w:r>
+    </w:p>
+    <w:p>
+      <w:pPr>
+        <w:pStyle w:val="Heading3"/>
+        <w:rPr>
+          <w:rFonts w:ascii="Cambria" w:hAnsi="Cambria"/>
+        </w:rPr>
+      </w:pPr>
+      <w:r>
+        <w:rPr>
+          <w:rFonts w:ascii="Cambria" w:hAnsi="Cambria"/>
+        </w:rPr>
+        <w:t>Correct:</w:t>
+      </w:r>
+    </w:p>
+    <w:p>
+      <w:pPr>
+        <w:rPr>
+          <w:rFonts w:ascii="Cambria" w:hAnsi="Cambria"/>
+        </w:rPr>
+      </w:pPr>
+      <w:proofErr w:type="spellStart"/>
+      <w:r>
+        <w:rPr>
+          <w:rFonts w:ascii="Cambria" w:hAnsi="Cambria"/>
+        </w:rPr>
+        <w:t>liTwo</w:t>
+      </w:r>
+      <w:proofErr w:type="spellEnd"/>
+      <w:r>
+        <w:rPr>
+          <w:rFonts w:ascii="Cambria" w:hAnsi="Cambria"/>
+        </w:rPr>
+        <w:t xml:space="preserve"> = []</w:t>
+      </w:r>
+    </w:p>
+    <w:p>
+      <w:pPr>
+        <w:rPr>
+          <w:rFonts w:ascii="Cambria" w:hAnsi="Cambria"/>
+        </w:rPr>
+      </w:pPr>
+      <w:r>
+        <w:rPr>
+          <w:rFonts w:ascii="Cambria" w:hAnsi="Cambria"/>
+        </w:rPr>
+        <w:t xml:space="preserve">for </w:t>
+      </w:r>
+      <w:proofErr w:type="spellStart"/>
+      <w:r>
+        <w:rPr>
+          <w:rFonts w:ascii="Cambria" w:hAnsi="Cambria"/>
+        </w:rPr>
+        <w:t>i</w:t>
+      </w:r>
+      <w:proofErr w:type="spellEnd"/>
+      <w:r>
+        <w:rPr>
+          <w:rFonts w:ascii="Cambria" w:hAnsi="Cambria"/>
+        </w:rPr>
+        <w:t xml:space="preserve"> in range(10):</w:t>
+      </w:r>
+    </w:p>
+    <w:p>
+      <w:pPr>
+        <w:rPr>
+          <w:rFonts w:ascii="Cambria" w:hAnsi="Cambria"/>
+        </w:rPr>
+      </w:pPr>
+      <w:r>
+        <w:rPr>
+          <w:rFonts w:ascii="Cambria" w:hAnsi="Cambria"/>
+        </w:rPr>
+        <w:t xml:space="preserve">    </w:t>
+      </w:r>
+      <w:proofErr w:type="spellStart"/>
+      <w:r>
+        <w:rPr>
+          <w:rFonts w:ascii="Cambria" w:hAnsi="Cambria"/>
+        </w:rPr>
+        <w:t>liTwo.append</w:t>
+      </w:r>
+      <w:proofErr w:type="spellEnd"/>
+      <w:r>
+        <w:rPr>
+          <w:rFonts w:ascii="Cambria" w:hAnsi="Cambria"/>
+        </w:rPr>
+        <w:t>(</w:t>
+      </w:r>
+      <w:proofErr w:type="spellStart"/>
+      <w:r>
+        <w:rPr>
+          <w:rFonts w:ascii="Cambria" w:hAnsi="Cambria"/>
+        </w:rPr>
+        <w:t>i</w:t>
+      </w:r>
+      <w:proofErr w:type="spellEnd"/>
+      <w:r>
+        <w:rPr>
+          <w:rFonts w:ascii="Cambria" w:hAnsi="Cambria"/>
+        </w:rPr>
+        <w:t>**2)</w:t>
+      </w:r>
+    </w:p>
+    <w:p>
+      <w:pPr>
+        <w:rPr>
+          <w:rFonts w:ascii="Cambria" w:hAnsi="Cambria"/>
+        </w:rPr>
+      </w:pPr>
+      <w:r>
+        <w:rPr>
+          <w:rFonts w:ascii="Cambria" w:hAnsi="Cambria"/>
+        </w:rPr>
+        <w:t>print(</w:t>
+      </w:r>
+      <w:proofErr w:type="spellStart"/>
+      <w:r>
+        <w:rPr>
+          <w:rFonts w:ascii="Cambria" w:hAnsi="Cambria"/>
+        </w:rPr>
+        <w:t>liTwo</w:t>
+      </w:r>
+      <w:proofErr w:type="spellEnd"/>
+      <w:r>
+        <w:rPr>
+          <w:rFonts w:ascii="Cambria" w:hAnsi="Cambria"/>
+        </w:rPr>
+        <w:t>)</w:t>
+      </w:r>
+    </w:p>
+    <w:p>
+      <w:pPr>
+        <w:pStyle w:val="Heading3"/>
+        <w:rPr>
+          <w:rFonts w:ascii="Cambria" w:hAnsi="Cambria"/>
+        </w:rPr>
+      </w:pPr>
+      <w:r>
+        <w:rPr>
+          <w:rFonts w:ascii="Cambria" w:hAnsi="Cambria"/>
+        </w:rPr>
+        <w:t>Output:</w:t>
+      </w:r>
+    </w:p>
+    <w:p>
+      <w:pPr>
+        <w:rPr>
+          <w:rFonts w:ascii="Cambria" w:hAnsi="Cambria"/>
+        </w:rPr>
+      </w:pPr>
+      <w:r>
+        <w:rPr>
+          <w:rFonts w:ascii="Cambria" w:hAnsi="Cambria"/>
+        </w:rPr>
+        <w:t>[0, 1, 4, 9, 16, 25, 36, 49, 64, 81]</w:t>
+      </w:r>
+    </w:p>
+    <w:p>
+      <w:pPr>
+        <w:pStyle w:val="Heading2"/>
+        <w:rPr>
+          <w:rFonts w:ascii="Cambria" w:hAnsi="Cambria"/>
+        </w:rPr>
+      </w:pPr>
+      <w:r>
+        <w:rPr>
+          <w:rFonts w:ascii="Cambria" w:hAnsi="Cambria"/>
+        </w:rPr>
+        <w:t>Same thing using list comprehension</w:t>
+      </w:r>
+    </w:p>
+    <w:p>
+      <w:pPr>
+        <w:pStyle w:val="Heading3"/>
+        <w:rPr>
+          <w:rFonts w:ascii="Cambria" w:hAnsi="Cambria"/>
+        </w:rPr>
+      </w:pPr>
+      <w:r>
+        <w:rPr>
+          <w:rFonts w:ascii="Cambria" w:hAnsi="Cambria"/>
+        </w:rPr>
+        <w:lastRenderedPageBreak/>
+        <w:t>Problems:</w:t>
+      </w:r>
+    </w:p>
+    <w:p>
+      <w:pPr>
+        <w:numPr>
+          <w:ilvl w:val="0"/>
+          <w:numId w:val="34"/>
+        </w:numPr>
+        <w:rPr>
+          <w:rFonts w:ascii="Cambria" w:hAnsi="Cambria"/>
+        </w:rPr>
+      </w:pPr>
+      <w:r>
+        <w:rPr>
+          <w:rFonts w:ascii="Cambria" w:hAnsi="Cambria"/>
+        </w:rPr>
+        <w:t xml:space="preserve">I and </w:t>
+      </w:r>
+      <w:proofErr w:type="spellStart"/>
+      <w:r>
+        <w:rPr>
+          <w:rFonts w:ascii="Cambria" w:hAnsi="Cambria"/>
+        </w:rPr>
+        <w:t>i</w:t>
+      </w:r>
+      <w:proofErr w:type="spellEnd"/>
+      <w:r>
+        <w:rPr>
+          <w:rFonts w:ascii="Cambria" w:hAnsi="Cambria"/>
+        </w:rPr>
+        <w:t xml:space="preserve"> mixed</w:t>
+      </w:r>
+    </w:p>
+    <w:p>
+      <w:pPr>
+        <w:pStyle w:val="Heading3"/>
+        <w:rPr>
+          <w:rFonts w:ascii="Cambria" w:hAnsi="Cambria"/>
+        </w:rPr>
+      </w:pPr>
+      <w:r>
+        <w:rPr>
+          <w:rFonts w:ascii="Cambria" w:hAnsi="Cambria"/>
+        </w:rPr>
+        <w:t>Correct:</w:t>
+      </w:r>
+    </w:p>
+    <w:p>
+      <w:pPr>
+        <w:rPr>
+          <w:rFonts w:ascii="Cambria" w:hAnsi="Cambria"/>
+        </w:rPr>
+      </w:pPr>
+      <w:proofErr w:type="spellStart"/>
+      <w:r>
+        <w:rPr>
+          <w:rFonts w:ascii="Cambria" w:hAnsi="Cambria"/>
+        </w:rPr>
+        <w:t>liTwo</w:t>
+      </w:r>
+      <w:proofErr w:type="spellEnd"/>
+      <w:r>
+        <w:rPr>
+          <w:rFonts w:ascii="Cambria" w:hAnsi="Cambria"/>
+        </w:rPr>
+        <w:t xml:space="preserve"> = [</w:t>
+      </w:r>
+      <w:proofErr w:type="spellStart"/>
+      <w:r>
+        <w:rPr>
+          <w:rFonts w:ascii="Cambria" w:hAnsi="Cambria"/>
+        </w:rPr>
+        <w:t>i</w:t>
+      </w:r>
+      <w:proofErr w:type="spellEnd"/>
+      <w:r>
+        <w:rPr>
+          <w:rFonts w:ascii="Cambria" w:hAnsi="Cambria"/>
+        </w:rPr>
+        <w:t xml:space="preserve">**2 for </w:t>
+      </w:r>
+      <w:proofErr w:type="spellStart"/>
+      <w:r>
+        <w:rPr>
+          <w:rFonts w:ascii="Cambria" w:hAnsi="Cambria"/>
+        </w:rPr>
+        <w:t>i</w:t>
+      </w:r>
+      <w:proofErr w:type="spellEnd"/>
+      <w:r>
+        <w:rPr>
+          <w:rFonts w:ascii="Cambria" w:hAnsi="Cambria"/>
+        </w:rPr>
+        <w:t xml:space="preserve"> in range(10)]</w:t>
+      </w:r>
+    </w:p>
+    <w:p>
+      <w:pPr>
+        <w:rPr>
+          <w:rFonts w:ascii="Cambria" w:hAnsi="Cambria"/>
+        </w:rPr>
+      </w:pPr>
+      <w:r>
+        <w:rPr>
+          <w:rFonts w:ascii="Cambria" w:hAnsi="Cambria"/>
+        </w:rPr>
+        <w:t>print(</w:t>
+      </w:r>
+      <w:proofErr w:type="spellStart"/>
+      <w:r>
+        <w:rPr>
+          <w:rFonts w:ascii="Cambria" w:hAnsi="Cambria"/>
+        </w:rPr>
+        <w:t>liTwo</w:t>
+      </w:r>
+      <w:proofErr w:type="spellEnd"/>
+      <w:r>
+        <w:rPr>
+          <w:rFonts w:ascii="Cambria" w:hAnsi="Cambria"/>
+        </w:rPr>
+        <w:t>)</w:t>
+      </w:r>
+    </w:p>
+    <w:p>
+      <w:pPr>
+        <w:pStyle w:val="Heading2"/>
+        <w:rPr>
+          <w:rFonts w:ascii="Cambria" w:hAnsi="Cambria"/>
+        </w:rPr>
+      </w:pPr>
+      <w:r>
+        <w:rPr>
+          <w:rFonts w:ascii="Cambria" w:hAnsi="Cambria"/>
+        </w:rPr>
+        <w:t>Normal loop with condition</w:t>
+      </w:r>
+    </w:p>
+    <w:p>
+      <w:pPr>
+        <w:rPr>
+          <w:rFonts w:ascii="Cambria" w:hAnsi="Cambria"/>
+        </w:rPr>
+      </w:pPr>
+      <w:r>
+        <w:rPr>
+          <w:rFonts w:ascii="Cambria" w:hAnsi="Cambria"/>
+        </w:rPr>
+        <w:t>Your code is mostly OK</w:t>
+      </w:r>
+    </w:p>
+    <w:p>
+      <w:pPr>
+        <w:pStyle w:val="Heading3"/>
+        <w:rPr>
+          <w:rFonts w:ascii="Cambria" w:hAnsi="Cambria"/>
+        </w:rPr>
+      </w:pPr>
+      <w:r>
+        <w:rPr>
+          <w:rFonts w:ascii="Cambria" w:hAnsi="Cambria"/>
+        </w:rPr>
+        <w:t>Correct:</w:t>
+      </w:r>
+    </w:p>
+    <w:p>
+      <w:pPr>
+        <w:rPr>
+          <w:rFonts w:ascii="Cambria" w:hAnsi="Cambria"/>
+        </w:rPr>
+      </w:pPr>
+      <w:proofErr w:type="spellStart"/>
+      <w:r>
+        <w:rPr>
+          <w:rFonts w:ascii="Cambria" w:hAnsi="Cambria"/>
+        </w:rPr>
+        <w:t>liThree</w:t>
+      </w:r>
+      <w:proofErr w:type="spellEnd"/>
+      <w:r>
+        <w:rPr>
+          <w:rFonts w:ascii="Cambria" w:hAnsi="Cambria"/>
+        </w:rPr>
+        <w:t xml:space="preserve"> = []</w:t>
+      </w:r>
+    </w:p>
+    <w:p>
+      <w:pPr>
+        <w:rPr>
+          <w:rFonts w:ascii="Cambria" w:hAnsi="Cambria"/>
+        </w:rPr>
+      </w:pPr>
+      <w:r>
+        <w:rPr>
+          <w:rFonts w:ascii="Cambria" w:hAnsi="Cambria"/>
+        </w:rPr>
+        <w:t xml:space="preserve">for </w:t>
+      </w:r>
+      <w:proofErr w:type="spellStart"/>
+      <w:r>
+        <w:rPr>
+          <w:rFonts w:ascii="Cambria" w:hAnsi="Cambria"/>
+        </w:rPr>
+        <w:t>i</w:t>
+      </w:r>
+      <w:proofErr w:type="spellEnd"/>
+      <w:r>
+        <w:rPr>
+          <w:rFonts w:ascii="Cambria" w:hAnsi="Cambria"/>
+        </w:rPr>
+        <w:t xml:space="preserve"> in range(10):</w:t>
+      </w:r>
+    </w:p>
+    <w:p>
+      <w:pPr>
+        <w:rPr>
+          <w:rFonts w:ascii="Cambria" w:hAnsi="Cambria"/>
+        </w:rPr>
+      </w:pPr>
+      <w:r>
+        <w:rPr>
+          <w:rFonts w:ascii="Cambria" w:hAnsi="Cambria"/>
+        </w:rPr>
+        <w:t xml:space="preserve">    if </w:t>
+      </w:r>
+      <w:proofErr w:type="spellStart"/>
+      <w:r>
+        <w:rPr>
+          <w:rFonts w:ascii="Cambria" w:hAnsi="Cambria"/>
+        </w:rPr>
+        <w:t>i</w:t>
+      </w:r>
+      <w:proofErr w:type="spellEnd"/>
+      <w:r>
+        <w:rPr>
+          <w:rFonts w:ascii="Cambria" w:hAnsi="Cambria"/>
+        </w:rPr>
+        <w:t xml:space="preserve"> % 2 == 0:</w:t>
+      </w:r>
+    </w:p>
+    <w:p>
+      <w:pPr>
+        <w:rPr>
+          <w:rFonts w:ascii="Cambria" w:hAnsi="Cambria"/>
+        </w:rPr>
+      </w:pPr>
+      <w:r>
+        <w:rPr>
+          <w:rFonts w:ascii="Cambria" w:hAnsi="Cambria"/>
+        </w:rPr>
+        <w:t xml:space="preserve">        </w:t>
+      </w:r>
+      <w:proofErr w:type="spellStart"/>
+      <w:r>
+        <w:rPr>
+          <w:rFonts w:ascii="Cambria" w:hAnsi="Cambria"/>
+        </w:rPr>
+        <w:t>liThree.append</w:t>
+      </w:r>
+      <w:proofErr w:type="spellEnd"/>
+      <w:r>
+        <w:rPr>
+          <w:rFonts w:ascii="Cambria" w:hAnsi="Cambria"/>
+        </w:rPr>
+        <w:t>(</w:t>
+      </w:r>
+      <w:proofErr w:type="spellStart"/>
+      <w:r>
+        <w:rPr>
+          <w:rFonts w:ascii="Cambria" w:hAnsi="Cambria"/>
+        </w:rPr>
+        <w:t>i</w:t>
+      </w:r>
+      <w:proofErr w:type="spellEnd"/>
+      <w:r>
+        <w:rPr>
+          <w:rFonts w:ascii="Cambria" w:hAnsi="Cambria"/>
+        </w:rPr>
+        <w:t xml:space="preserve"> * 2)</w:t>
+      </w:r>
+    </w:p>
+    <w:p>
+      <w:pPr>
+        <w:rPr>
+          <w:rFonts w:ascii="Cambria" w:hAnsi="Cambria"/>
+        </w:rPr>
+      </w:pPr>
+      <w:r>
+        <w:rPr>
+          <w:rFonts w:ascii="Cambria" w:hAnsi="Cambria"/>
+        </w:rPr>
+        <w:t>print(</w:t>
+      </w:r>
+      <w:proofErr w:type="spellStart"/>
+      <w:r>
+        <w:rPr>
+          <w:rFonts w:ascii="Cambria" w:hAnsi="Cambria"/>
+        </w:rPr>
+        <w:t>liThree</w:t>
+      </w:r>
+      <w:proofErr w:type="spellEnd"/>
+      <w:r>
+        <w:rPr>
+          <w:rFonts w:ascii="Cambria" w:hAnsi="Cambria"/>
+        </w:rPr>
+        <w:t>)</w:t>
+      </w:r>
+    </w:p>
+    <w:p>
+      <w:pPr>
+        <w:pStyle w:val="Heading3"/>
+        <w:rPr>
+          <w:rFonts w:ascii="Cambria" w:hAnsi="Cambria"/>
+        </w:rPr>
+      </w:pPr>
+      <w:r>
+        <w:rPr>
+          <w:rFonts w:ascii="Cambria" w:hAnsi="Cambria"/>
+        </w:rPr>
+        <w:t>Output:</w:t>
+      </w:r>
+    </w:p>
+    <w:p>
+      <w:pPr>
+        <w:rPr>
+          <w:rFonts w:ascii="Cambria" w:hAnsi="Cambria"/>
+        </w:rPr>
+      </w:pPr>
+      <w:r>
+        <w:rPr>
+          <w:rFonts w:ascii="Cambria" w:hAnsi="Cambria"/>
+        </w:rPr>
+        <w:t>[0, 4, 8, 12, 16]</w:t>
+      </w:r>
+    </w:p>
+    <w:p>
+      <w:pPr>
+        <w:pStyle w:val="Heading2"/>
+        <w:rPr>
+          <w:rFonts w:ascii="Cambria" w:hAnsi="Cambria"/>
+        </w:rPr>
+      </w:pPr>
+      <w:r>
+        <w:rPr>
+          <w:rFonts w:ascii="Cambria" w:hAnsi="Cambria"/>
+        </w:rPr>
+        <w:t>Same thing using list comprehension</w:t>
+      </w:r>
+    </w:p>
+    <w:p>
+      <w:pPr>
+        <w:pStyle w:val="Heading3"/>
+        <w:rPr>
+          <w:rFonts w:ascii="Cambria" w:hAnsi="Cambria"/>
+        </w:rPr>
+      </w:pPr>
+      <w:r>
+        <w:rPr>
+          <w:rFonts w:ascii="Cambria" w:hAnsi="Cambria"/>
+        </w:rPr>
+        <w:t>Problems:</w:t>
+      </w:r>
+    </w:p>
+    <w:p>
+      <w:pPr>
+        <w:numPr>
+          <w:ilvl w:val="0"/>
+          <w:numId w:val="35"/>
+        </w:numPr>
+        <w:rPr>
+          <w:rFonts w:ascii="Cambria" w:hAnsi="Cambria"/>
+        </w:rPr>
+      </w:pPr>
+      <w:r>
+        <w:rPr>
+          <w:rFonts w:ascii="Cambria" w:hAnsi="Cambria"/>
+        </w:rPr>
+        <w:t>: at end</w:t>
+      </w:r>
+    </w:p>
+    <w:p>
+      <w:pPr>
+        <w:numPr>
+          <w:ilvl w:val="0"/>
+          <w:numId w:val="35"/>
+        </w:numPr>
+        <w:rPr>
+          <w:rFonts w:ascii="Cambria" w:hAnsi="Cambria"/>
+        </w:rPr>
+      </w:pPr>
+      <w:r>
+        <w:rPr>
+          <w:rFonts w:ascii="Cambria" w:hAnsi="Cambria"/>
+        </w:rPr>
+        <w:t xml:space="preserve">I and </w:t>
+      </w:r>
+      <w:proofErr w:type="spellStart"/>
+      <w:r>
+        <w:rPr>
+          <w:rFonts w:ascii="Cambria" w:hAnsi="Cambria"/>
+        </w:rPr>
+        <w:t>i</w:t>
+      </w:r>
+      <w:proofErr w:type="spellEnd"/>
+      <w:r>
+        <w:rPr>
+          <w:rFonts w:ascii="Cambria" w:hAnsi="Cambria"/>
+        </w:rPr>
+        <w:t xml:space="preserve"> mixed</w:t>
+      </w:r>
+    </w:p>
+    <w:p>
+      <w:pPr>
+        <w:numPr>
+          <w:ilvl w:val="0"/>
+          <w:numId w:val="35"/>
+        </w:numPr>
+        <w:rPr>
+          <w:rFonts w:ascii="Cambria" w:hAnsi="Cambria"/>
+        </w:rPr>
+      </w:pPr>
+      <w:r>
+        <w:rPr>
+          <w:rFonts w:ascii="Cambria" w:hAnsi="Cambria"/>
+        </w:rPr>
+        <w:t>append() not needed</w:t>
+      </w:r>
+    </w:p>
+    <w:p>
+      <w:pPr>
+        <w:pStyle w:val="Heading3"/>
+        <w:rPr>
+          <w:rFonts w:ascii="Cambria" w:hAnsi="Cambria"/>
+        </w:rPr>
+      </w:pPr>
+      <w:r>
+        <w:rPr>
+          <w:rFonts w:ascii="Cambria" w:hAnsi="Cambria"/>
+        </w:rPr>
+        <w:t>Correct:</w:t>
+      </w:r>
+    </w:p>
+    <w:p>
+      <w:pPr>
+        <w:rPr>
+          <w:rFonts w:ascii="Cambria" w:hAnsi="Cambria"/>
+        </w:rPr>
+      </w:pPr>
+      <w:proofErr w:type="spellStart"/>
+      <w:r>
+        <w:rPr>
+          <w:rFonts w:ascii="Cambria" w:hAnsi="Cambria"/>
+        </w:rPr>
+        <w:t>liThree</w:t>
+      </w:r>
+      <w:proofErr w:type="spellEnd"/>
+      <w:r>
+        <w:rPr>
+          <w:rFonts w:ascii="Cambria" w:hAnsi="Cambria"/>
+        </w:rPr>
+        <w:t xml:space="preserve"> = [</w:t>
+      </w:r>
+      <w:proofErr w:type="spellStart"/>
+      <w:r>
+        <w:rPr>
+          <w:rFonts w:ascii="Cambria" w:hAnsi="Cambria"/>
+        </w:rPr>
+        <w:t>i</w:t>
+      </w:r>
+      <w:proofErr w:type="spellEnd"/>
+      <w:r>
+        <w:rPr>
+          <w:rFonts w:ascii="Cambria" w:hAnsi="Cambria"/>
+        </w:rPr>
+        <w:t xml:space="preserve"> * 2 for </w:t>
+      </w:r>
+      <w:proofErr w:type="spellStart"/>
+      <w:r>
+        <w:rPr>
+          <w:rFonts w:ascii="Cambria" w:hAnsi="Cambria"/>
+        </w:rPr>
+        <w:t>i</w:t>
+      </w:r>
+      <w:proofErr w:type="spellEnd"/>
+      <w:r>
+        <w:rPr>
+          <w:rFonts w:ascii="Cambria" w:hAnsi="Cambria"/>
+        </w:rPr>
+        <w:t xml:space="preserve"> in range(10) if </w:t>
+      </w:r>
+      <w:proofErr w:type="spellStart"/>
+      <w:r>
+        <w:rPr>
+          <w:rFonts w:ascii="Cambria" w:hAnsi="Cambria"/>
+        </w:rPr>
+        <w:t>i</w:t>
+      </w:r>
+      <w:proofErr w:type="spellEnd"/>
+      <w:r>
+        <w:rPr>
+          <w:rFonts w:ascii="Cambria" w:hAnsi="Cambria"/>
+        </w:rPr>
+        <w:t xml:space="preserve"> % 2 == 0]</w:t>
+      </w:r>
+    </w:p>
+    <w:p>
+      <w:pPr>
+        <w:rPr>
+          <w:rFonts w:ascii="Cambria" w:hAnsi="Cambria"/>
+        </w:rPr>
+      </w:pPr>
+      <w:r>
+        <w:rPr>
+          <w:rFonts w:ascii="Cambria" w:hAnsi="Cambria"/>
+        </w:rPr>
+        <w:t>print(</w:t>
+      </w:r>
+      <w:proofErr w:type="spellStart"/>
+      <w:r>
+        <w:rPr>
+          <w:rFonts w:ascii="Cambria" w:hAnsi="Cambria"/>
+        </w:rPr>
+        <w:t>liThree</w:t>
+      </w:r>
+      <w:proofErr w:type="spellEnd"/>
+      <w:r>
+        <w:rPr>
+          <w:rFonts w:ascii="Cambria" w:hAnsi="Cambria"/>
+        </w:rPr>
+        <w:t>)</w:t>
+      </w:r>
+    </w:p>
+    <w:p>
+      <w:pPr>
+        <w:pStyle w:val="Heading1"/>
+        <w:numPr>
+          <w:ilvl w:val="0"/>
+          <w:numId w:val="9"/>
+        </w:numPr>
+        <w:rPr>
+          <w:rFonts w:ascii="Cambria" w:hAnsi="Cambria"/>
+        </w:rPr>
+      </w:pPr>
+      <w:r>
+        <w:rPr>
+          <w:rFonts w:ascii="Cambria" w:hAnsi="Cambria"/>
+        </w:rPr>
+        <w:t>SET COMPREHENSION</w:t>
+      </w:r>
+    </w:p>
+    <w:p>
+      <w:pPr>
+        <w:pStyle w:val="Heading2"/>
+        <w:rPr>
+          <w:rFonts w:ascii="Cambria" w:hAnsi="Cambria"/>
+        </w:rPr>
+      </w:pPr>
+      <w:r>
+        <w:rPr>
+          <w:rFonts w:ascii="Cambria" w:hAnsi="Cambria"/>
+        </w:rPr>
+        <w:t>Problem:</w:t>
+      </w:r>
+    </w:p>
+    <w:p>
+      <w:pPr>
+        <w:numPr>
+          <w:ilvl w:val="0"/>
+          <w:numId w:val="36"/>
+        </w:numPr>
+        <w:rPr>
+          <w:rFonts w:ascii="Cambria" w:hAnsi="Cambria"/>
+        </w:rPr>
+      </w:pPr>
+      <w:r>
+        <w:rPr>
+          <w:rFonts w:ascii="Cambria" w:hAnsi="Cambria"/>
+        </w:rPr>
+        <w:t>I is fine, but be consistent</w:t>
+      </w:r>
+    </w:p>
+    <w:p>
+      <w:pPr>
+        <w:pStyle w:val="Heading2"/>
+        <w:rPr>
+          <w:rFonts w:ascii="Cambria" w:hAnsi="Cambria"/>
+        </w:rPr>
+      </w:pPr>
+      <w:r>
+        <w:rPr>
+          <w:rFonts w:ascii="Cambria" w:hAnsi="Cambria"/>
+        </w:rPr>
+        <w:t>Correct:</w:t>
+      </w:r>
+    </w:p>
+    <w:p>
+      <w:pPr>
+        <w:rPr>
+          <w:rFonts w:ascii="Cambria" w:hAnsi="Cambria"/>
+        </w:rPr>
+      </w:pPr>
+      <w:proofErr w:type="spellStart"/>
+      <w:r>
+        <w:rPr>
+          <w:rFonts w:ascii="Cambria" w:hAnsi="Cambria"/>
+        </w:rPr>
+        <w:t>liOne</w:t>
+      </w:r>
+      <w:proofErr w:type="spellEnd"/>
+      <w:r>
+        <w:rPr>
+          <w:rFonts w:ascii="Cambria" w:hAnsi="Cambria"/>
+        </w:rPr>
+        <w:t xml:space="preserve"> = {</w:t>
+      </w:r>
+      <w:proofErr w:type="spellStart"/>
+      <w:r>
+        <w:rPr>
+          <w:rFonts w:ascii="Cambria" w:hAnsi="Cambria"/>
+        </w:rPr>
+        <w:t>i</w:t>
+      </w:r>
+      <w:proofErr w:type="spellEnd"/>
+      <w:r>
+        <w:rPr>
+          <w:rFonts w:ascii="Cambria" w:hAnsi="Cambria"/>
+        </w:rPr>
+        <w:t xml:space="preserve"> for </w:t>
+      </w:r>
+      <w:proofErr w:type="spellStart"/>
+      <w:r>
+        <w:rPr>
+          <w:rFonts w:ascii="Cambria" w:hAnsi="Cambria"/>
+        </w:rPr>
+        <w:t>i</w:t>
+      </w:r>
+      <w:proofErr w:type="spellEnd"/>
+      <w:r>
+        <w:rPr>
+          <w:rFonts w:ascii="Cambria" w:hAnsi="Cambria"/>
+        </w:rPr>
+        <w:t xml:space="preserve"> in range(10)}</w:t>
+      </w:r>
+    </w:p>
+    <w:p>
+      <w:pPr>
+        <w:rPr>
+          <w:rFonts w:ascii="Cambria" w:hAnsi="Cambria"/>
+        </w:rPr>
+      </w:pPr>
+      <w:r>
+        <w:rPr>
+          <w:rFonts w:ascii="Cambria" w:hAnsi="Cambria"/>
+        </w:rPr>
+        <w:t>print(</w:t>
+      </w:r>
+      <w:proofErr w:type="spellStart"/>
+      <w:r>
+        <w:rPr>
+          <w:rFonts w:ascii="Cambria" w:hAnsi="Cambria"/>
+        </w:rPr>
+        <w:t>liOne</w:t>
+      </w:r>
+      <w:proofErr w:type="spellEnd"/>
+      <w:r>
+        <w:rPr>
+          <w:rFonts w:ascii="Cambria" w:hAnsi="Cambria"/>
+        </w:rPr>
+        <w:t>)</w:t>
+      </w:r>
+    </w:p>
+    <w:p>
+      <w:pPr>
+        <w:pStyle w:val="Heading2"/>
+        <w:rPr>
+          <w:rFonts w:ascii="Cambria" w:hAnsi="Cambria"/>
+        </w:rPr>
+      </w:pPr>
+      <w:r>
+        <w:rPr>
+          <w:rFonts w:ascii="Cambria" w:hAnsi="Cambria"/>
+        </w:rPr>
+        <w:lastRenderedPageBreak/>
+        <w:t>Output (order may change):</w:t>
+      </w:r>
+    </w:p>
+    <w:p>
+      <w:pPr>
+        <w:rPr>
+          <w:rFonts w:ascii="Cambria" w:hAnsi="Cambria"/>
+        </w:rPr>
+      </w:pPr>
+      <w:r>
+        <w:rPr>
+          <w:rFonts w:ascii="Cambria" w:hAnsi="Cambria"/>
+        </w:rPr>
+        <w:t>{0, 1, 2, 3, 4, 5, 6, 7, 8, 9}</w:t>
+      </w:r>
+    </w:p>
+    <w:p>
+      <w:pPr>
+        <w:pStyle w:val="Heading1"/>
+        <w:numPr>
+          <w:ilvl w:val="0"/>
+          <w:numId w:val="9"/>
+        </w:numPr>
+        <w:rPr>
+          <w:rFonts w:ascii="Cambria" w:hAnsi="Cambria"/>
+        </w:rPr>
+      </w:pPr>
+      <w:r>
+        <w:rPr>
+          <w:rFonts w:ascii="Cambria" w:hAnsi="Cambria"/>
+        </w:rPr>
+        <w:t>DICTIONARY COMPREHENSION</w:t>
+      </w:r>
+    </w:p>
+    <w:p>
+      <w:pPr>
+        <w:pStyle w:val="Heading2"/>
+        <w:rPr>
+          <w:rFonts w:ascii="Cambria" w:hAnsi="Cambria"/>
+        </w:rPr>
+      </w:pPr>
+      <w:r>
+        <w:rPr>
+          <w:rFonts w:ascii="Cambria" w:hAnsi="Cambria"/>
+        </w:rPr>
+        <w:t>Problems:</w:t>
+      </w:r>
+    </w:p>
+    <w:p>
+      <w:pPr>
+        <w:numPr>
+          <w:ilvl w:val="0"/>
+          <w:numId w:val="37"/>
+        </w:numPr>
+        <w:rPr>
+          <w:rFonts w:ascii="Cambria" w:hAnsi="Cambria"/>
+        </w:rPr>
+      </w:pPr>
+      <w:r>
+        <w:rPr>
+          <w:rFonts w:ascii="Cambria" w:hAnsi="Cambria"/>
+        </w:rPr>
+        <w:t>Wrong quotes (‘ ’)</w:t>
+      </w:r>
+    </w:p>
+    <w:p>
+      <w:pPr>
+        <w:numPr>
+          <w:ilvl w:val="0"/>
+          <w:numId w:val="37"/>
+        </w:numPr>
+        <w:rPr>
+          <w:rFonts w:ascii="Cambria" w:hAnsi="Cambria"/>
+        </w:rPr>
+      </w:pPr>
+      <w:r>
+        <w:rPr>
+          <w:rFonts w:ascii="Cambria" w:hAnsi="Cambria"/>
+        </w:rPr>
+        <w:t xml:space="preserve">Using </w:t>
+      </w:r>
+      <w:proofErr w:type="spellStart"/>
+      <w:r>
+        <w:rPr>
+          <w:rFonts w:ascii="Cambria" w:hAnsi="Cambria"/>
+        </w:rPr>
+        <w:t>dict</w:t>
+      </w:r>
+      <w:proofErr w:type="spellEnd"/>
+      <w:r>
+        <w:rPr>
+          <w:rFonts w:ascii="Cambria" w:hAnsi="Cambria"/>
+        </w:rPr>
+        <w:t xml:space="preserve"> instead of your dictionary name</w:t>
+      </w:r>
+    </w:p>
+    <w:p>
+      <w:pPr>
+        <w:numPr>
+          <w:ilvl w:val="0"/>
+          <w:numId w:val="37"/>
+        </w:numPr>
+        <w:rPr>
+          <w:rFonts w:ascii="Cambria" w:hAnsi="Cambria"/>
+        </w:rPr>
+      </w:pPr>
+      <w:r>
+        <w:rPr>
+          <w:rFonts w:ascii="Cambria" w:hAnsi="Cambria"/>
+        </w:rPr>
+        <w:t>Wrong variable name in print</w:t>
+      </w:r>
+    </w:p>
+    <w:p>
+      <w:pPr>
+        <w:pStyle w:val="Heading2"/>
+        <w:rPr>
+          <w:rFonts w:ascii="Cambria" w:hAnsi="Cambria"/>
+        </w:rPr>
+      </w:pPr>
+      <w:r>
+        <w:rPr>
+          <w:rFonts w:ascii="Cambria" w:hAnsi="Cambria"/>
+        </w:rPr>
+        <w:t>Correct:</w:t>
+      </w:r>
+    </w:p>
+    <w:p>
+      <w:pPr>
+        <w:rPr>
+          <w:rFonts w:ascii="Cambria" w:hAnsi="Cambria"/>
+        </w:rPr>
+      </w:pPr>
+      <w:proofErr w:type="spellStart"/>
+      <w:r>
+        <w:rPr>
+          <w:rFonts w:ascii="Cambria" w:hAnsi="Cambria"/>
+        </w:rPr>
+        <w:t>dic</w:t>
+      </w:r>
+      <w:proofErr w:type="spellEnd"/>
+      <w:r>
+        <w:rPr>
+          <w:rFonts w:ascii="Cambria" w:hAnsi="Cambria"/>
+        </w:rPr>
+        <w:t xml:space="preserve"> = {</w:t>
+      </w:r>
+    </w:p>
+    <w:p>
+      <w:pPr>
+        <w:rPr>
+          <w:rFonts w:ascii="Cambria" w:hAnsi="Cambria"/>
+        </w:rPr>
+      </w:pPr>
+      <w:r>
+        <w:rPr>
+          <w:rFonts w:ascii="Cambria" w:hAnsi="Cambria"/>
+        </w:rPr>
+        <w:t xml:space="preserve">    'x': 1,</w:t>
+      </w:r>
+    </w:p>
+    <w:p>
+      <w:pPr>
+        <w:rPr>
+          <w:rFonts w:ascii="Cambria" w:hAnsi="Cambria"/>
+        </w:rPr>
+      </w:pPr>
+      <w:r>
+        <w:rPr>
+          <w:rFonts w:ascii="Cambria" w:hAnsi="Cambria"/>
+        </w:rPr>
+        <w:t xml:space="preserve">    'y': 2,</w:t>
+      </w:r>
+    </w:p>
+    <w:p>
+      <w:pPr>
+        <w:rPr>
+          <w:rFonts w:ascii="Cambria" w:hAnsi="Cambria"/>
+        </w:rPr>
+      </w:pPr>
+      <w:r>
+        <w:rPr>
+          <w:rFonts w:ascii="Cambria" w:hAnsi="Cambria"/>
+        </w:rPr>
+        <w:t xml:space="preserve">    'z': 3,</w:t>
+      </w:r>
+    </w:p>
+    <w:p>
+      <w:pPr>
+        <w:rPr>
+          <w:rFonts w:ascii="Cambria" w:hAnsi="Cambria"/>
+        </w:rPr>
+      </w:pPr>
+      <w:r>
+        <w:rPr>
+          <w:rFonts w:ascii="Cambria" w:hAnsi="Cambria"/>
+        </w:rPr>
+        <w:t>}</w:t>
+      </w:r>
+    </w:p>
+    <w:p>
+      <w:pPr>
+        <w:rPr>
+          <w:rFonts w:ascii="Cambria" w:hAnsi="Cambria"/>
+        </w:rPr>
+      </w:pPr>
+      <w:proofErr w:type="spellStart"/>
+      <w:r>
+        <w:rPr>
+          <w:rFonts w:ascii="Cambria" w:hAnsi="Cambria"/>
+        </w:rPr>
+        <w:t>myDictComp</w:t>
+      </w:r>
+      <w:proofErr w:type="spellEnd"/>
+      <w:r>
+        <w:rPr>
+          <w:rFonts w:ascii="Cambria" w:hAnsi="Cambria"/>
+        </w:rPr>
+        <w:t xml:space="preserve"> = {key: value**2 for key, value in </w:t>
+      </w:r>
+      <w:proofErr w:type="spellStart"/>
+      <w:r>
+        <w:rPr>
+          <w:rFonts w:ascii="Cambria" w:hAnsi="Cambria"/>
+        </w:rPr>
+        <w:t>dic.items</w:t>
+      </w:r>
+      <w:proofErr w:type="spellEnd"/>
+      <w:r>
+        <w:rPr>
+          <w:rFonts w:ascii="Cambria" w:hAnsi="Cambria"/>
+        </w:rPr>
+        <w:t>()}</w:t>
+      </w:r>
+    </w:p>
+    <w:p>
+      <w:pPr>
+        <w:rPr>
+          <w:rFonts w:ascii="Cambria" w:hAnsi="Cambria"/>
+        </w:rPr>
+      </w:pPr>
+      <w:r>
+        <w:rPr>
+          <w:rFonts w:ascii="Cambria" w:hAnsi="Cambria"/>
+        </w:rPr>
+        <w:t>print(</w:t>
+      </w:r>
+      <w:proofErr w:type="spellStart"/>
+      <w:r>
+        <w:rPr>
+          <w:rFonts w:ascii="Cambria" w:hAnsi="Cambria"/>
+        </w:rPr>
+        <w:t>myDictComp</w:t>
+      </w:r>
+      <w:proofErr w:type="spellEnd"/>
+      <w:r>
+        <w:rPr>
+          <w:rFonts w:ascii="Cambria" w:hAnsi="Cambria"/>
+        </w:rPr>
+        <w:t>)</w:t>
+      </w:r>
+    </w:p>
+    <w:p>
+      <w:pPr>
+        <w:pStyle w:val="Heading2"/>
+        <w:rPr>
+          <w:rFonts w:ascii="Cambria" w:hAnsi="Cambria"/>
+        </w:rPr>
+      </w:pPr>
+      <w:r>
+        <w:rPr>
+          <w:rFonts w:ascii="Cambria" w:hAnsi="Cambria"/>
+        </w:rPr>
+        <w:t>Output:</w:t>
+      </w:r>
+    </w:p>
+    <w:p>
+      <w:pPr>
+        <w:rPr>
+          <w:rFonts w:ascii="Cambria" w:hAnsi="Cambria"/>
+        </w:rPr>
+      </w:pPr>
+      <w:r>
+        <w:rPr>
+          <w:rFonts w:ascii="Cambria" w:hAnsi="Cambria"/>
+        </w:rPr>
+        <w:t>{'x': 1, 'y': 4, 'z': 9}</w:t>
+      </w:r>
+    </w:p>
+    <w:p>
+      <w:pPr>
+        <w:pStyle w:val="Heading1"/>
+        <w:numPr>
+          <w:ilvl w:val="0"/>
+          <w:numId w:val="9"/>
+        </w:numPr>
+        <w:rPr>
+          <w:rFonts w:ascii="Cambria" w:hAnsi="Cambria"/>
+        </w:rPr>
+      </w:pPr>
+      <w:r>
+        <w:rPr>
+          <w:rFonts w:ascii="Cambria" w:hAnsi="Cambria"/>
+        </w:rPr>
+        <w:t>SIMPLE RULES TO REMEMBER</w:t>
+      </w:r>
+    </w:p>
+    <w:p>
+      <w:pPr>
+        <w:numPr>
+          <w:ilvl w:val="0"/>
+          <w:numId w:val="38"/>
+        </w:numPr>
+        <w:rPr>
+          <w:rFonts w:ascii="Cambria" w:hAnsi="Cambria"/>
+        </w:rPr>
+      </w:pPr>
+      <w:r>
+        <w:rPr>
+          <w:rFonts w:ascii="Cambria" w:hAnsi="Cambria"/>
+        </w:rPr>
+        <w:t xml:space="preserve">Python is </w:t>
+      </w:r>
+      <w:r>
+        <w:rPr>
+          <w:rFonts w:ascii="Cambria" w:hAnsi="Cambria"/>
+          <w:b/>
+          <w:bCs/>
+        </w:rPr>
+        <w:t>case-sensitive</w:t>
+      </w:r>
+      <w:r>
+        <w:rPr>
+          <w:rFonts w:ascii="Cambria" w:hAnsi="Cambria"/>
+        </w:rPr>
+        <w:t xml:space="preserve"> (</w:t>
+      </w:r>
+      <w:proofErr w:type="spellStart"/>
+      <w:r>
+        <w:rPr>
+          <w:rFonts w:ascii="Cambria" w:hAnsi="Cambria"/>
+        </w:rPr>
+        <w:t>i</w:t>
+      </w:r>
+      <w:proofErr w:type="spellEnd"/>
+      <w:r>
+        <w:rPr>
+          <w:rFonts w:ascii="Cambria" w:hAnsi="Cambria"/>
+        </w:rPr>
+        <w:t xml:space="preserve"> ≠ I)</w:t>
+      </w:r>
+    </w:p>
+    <w:p>
+      <w:pPr>
+        <w:numPr>
+          <w:ilvl w:val="0"/>
+          <w:numId w:val="38"/>
+        </w:numPr>
+        <w:rPr>
+          <w:rFonts w:ascii="Cambria" w:hAnsi="Cambria"/>
+        </w:rPr>
+      </w:pPr>
+      <w:r>
+        <w:rPr>
+          <w:rFonts w:ascii="Cambria" w:hAnsi="Cambria"/>
+        </w:rPr>
+        <w:t>No : at end of list/set/</w:t>
+      </w:r>
+      <w:proofErr w:type="spellStart"/>
+      <w:r>
+        <w:rPr>
+          <w:rFonts w:ascii="Cambria" w:hAnsi="Cambria"/>
+        </w:rPr>
+        <w:t>dict</w:t>
+      </w:r>
+      <w:proofErr w:type="spellEnd"/>
+      <w:r>
+        <w:rPr>
+          <w:rFonts w:ascii="Cambria" w:hAnsi="Cambria"/>
+        </w:rPr>
+        <w:t xml:space="preserve"> comprehension</w:t>
+      </w:r>
+    </w:p>
+    <w:p>
+      <w:pPr>
+        <w:numPr>
+          <w:ilvl w:val="0"/>
+          <w:numId w:val="38"/>
+        </w:numPr>
+        <w:rPr>
+          <w:rFonts w:ascii="Cambria" w:hAnsi="Cambria"/>
+        </w:rPr>
+      </w:pPr>
+      <w:r>
+        <w:rPr>
+          <w:rFonts w:ascii="Cambria" w:hAnsi="Cambria"/>
+        </w:rPr>
+        <w:t xml:space="preserve">Do </w:t>
+      </w:r>
+      <w:r>
+        <w:rPr>
+          <w:rFonts w:ascii="Cambria" w:hAnsi="Cambria"/>
+          <w:b/>
+          <w:bCs/>
+        </w:rPr>
+        <w:t>not</w:t>
+      </w:r>
+      <w:r>
+        <w:rPr>
+          <w:rFonts w:ascii="Cambria" w:hAnsi="Cambria"/>
+        </w:rPr>
+        <w:t xml:space="preserve"> use append() inside comprehension</w:t>
+      </w:r>
+    </w:p>
+    <w:p>
+      <w:pPr>
+        <w:numPr>
+          <w:ilvl w:val="0"/>
+          <w:numId w:val="38"/>
+        </w:numPr>
+        <w:rPr>
+          <w:rFonts w:ascii="Cambria" w:hAnsi="Cambria"/>
+        </w:rPr>
+      </w:pPr>
+      <w:r>
+        <w:rPr>
+          <w:rFonts w:ascii="Cambria" w:hAnsi="Cambria"/>
+        </w:rPr>
+        <w:t>Use correct variable names</w:t>
+      </w:r>
+    </w:p>
+    <w:p>
+      <w:pPr>
         <w:rPr>
           <w:rFonts w:ascii="Cambria" w:hAnsi="Cambria"/>
         </w:rPr>
@@ -4323,6 +5888,155 @@
 <file path=word/numbering.xml><?xml version="1.0" encoding="utf-8"?>
 <w:numbering xmlns:wpc="http://schemas.microsoft.com/office/word/2010/wordprocessingCanvas" xmlns:cx="http://schemas.microsoft.com/office/drawing/2014/chartex" xmlns:cx1="http://schemas.microsoft.com/office/drawing/2015/9/8/chartex" xmlns:cx2="http://schemas.microsoft.com/office/drawing/2015/10/21/chartex" xmlns:cx3="http://schemas.microsoft.com/office/drawing/2016/5/9/chartex" xmlns:cx4="http://schemas.microsoft.com/office/drawing/2016/5/10/chartex" xmlns:cx5="http://schemas.microsoft.com/office/drawing/2016/5/11/chartex" xmlns:cx6="http://schemas.microsoft.com/office/drawing/2016/5/12/chartex" xmlns:cx7="http://schemas.microsoft.com/office/drawing/2016/5/13/chartex" xmlns:cx8="http://schemas.microsoft.com/office/drawing/2016/5/14/chartex" xmlns:mc="http://schemas.openxmlformats.org/markup-compatibility/2006" xmlns:aink="http://schemas.microsoft.com/office/drawing/2016/ink" xmlns:am3d="http://schemas.microsoft.com/office/drawing/2017/model3d" xmlns:o="urn:schemas-microsoft-com:office:office" xmlns:oel="http://schemas.microsoft.com/office/2019/extlst" xmlns:r="http://schemas.openxmlformats.org/officeDocument/2006/relationships" xmlns:m="http://schemas.openxmlformats.org/officeDocument/2006/math" xmlns:v="urn:schemas-microsoft-com:vml" xmlns:wp14="http://schemas.microsoft.com/office/word/2010/wordprocessingDrawing" xmlns:wp="http://schemas.openxmlformats.org/drawingml/2006/wordprocessingDrawing" xmlns:w10="urn:schemas-microsoft-com:office:word" xmlns:w="http://schemas.openxmlformats.org/wordprocessingml/2006/main" xmlns:w14="http://schemas.microsoft.com/office/word/2010/wordml" xmlns:w15="http://schemas.microsoft.com/office/word/2012/wordml" xmlns:w16cex="http://schemas.microsoft.com/office/word/2018/wordml/cex" xmlns:w16cid="http://schemas.microsoft.com/office/word/2016/wordml/cid" xmlns:w16="http://schemas.microsoft.com/office/word/2018/wordml" xmlns:w16du="http://schemas.microsoft.com/office/word/2023/wordml/word16du" xmlns:w16sdtdh="http://schemas.microsoft.com/office/word/2020/wordml/sdtdatahash" xmlns:w16sdtfl="http://schemas.microsoft.com/office/word/2024/wordml/sdtformatlock" xmlns:w16se="http://schemas.microsoft.com/office/word/2015/wordml/symex" xmlns:wpg="http://schemas.microsoft.com/office/word/2010/wordprocessingGroup" xmlns:wpi="http://schemas.microsoft.com/office/word/2010/wordprocessingInk" xmlns:wne="http://schemas.microsoft.com/office/word/2006/wordml" xmlns:wps="http://schemas.microsoft.com/office/word/2010/wordprocessingShape" mc:Ignorable="w14 w15 w16se w16cid w16 w16cex w16sdtdh w16sdtfl w16du wp14">
   <w:abstractNum w:abstractNumId="0" w15:restartNumberingAfterBreak="0">
+    <w:nsid w:val="03C5525F"/>
+    <w:multiLevelType w:val="multilevel"/>
+    <w:tmpl w:val="7E66A9D8"/>
+    <w:lvl w:ilvl="0">
+      <w:start w:val="1"/>
+      <w:numFmt w:val="bullet"/>
+      <w:lvlText w:val=""/>
+      <w:lvlJc w:val="left"/>
+      <w:pPr>
+        <w:tabs>
+          <w:tab w:val="num" w:pos="720"/>
+        </w:tabs>
+        <w:ind w:left="720" w:hanging="360"/>
+      </w:pPr>
+      <w:rPr>
+        <w:rFonts w:ascii="Symbol" w:hAnsi="Symbol" w:hint="default"/>
+        <w:sz w:val="20"/>
+      </w:rPr>
+    </w:lvl>
+    <w:lvl w:ilvl="1" w:tentative="1">
+      <w:start w:val="1"/>
+      <w:numFmt w:val="bullet"/>
+      <w:lvlText w:val="o"/>
+      <w:lvlJc w:val="left"/>
+      <w:pPr>
+        <w:tabs>
+          <w:tab w:val="num" w:pos="1440"/>
+        </w:tabs>
+        <w:ind w:left="1440" w:hanging="360"/>
+      </w:pPr>
+      <w:rPr>
+        <w:rFonts w:ascii="Courier New" w:hAnsi="Courier New" w:hint="default"/>
+        <w:sz w:val="20"/>
+      </w:rPr>
+    </w:lvl>
+    <w:lvl w:ilvl="2" w:tentative="1">
+      <w:start w:val="1"/>
+      <w:numFmt w:val="bullet"/>
+      <w:lvlText w:val=""/>
+      <w:lvlJc w:val="left"/>
+      <w:pPr>
+        <w:tabs>
+          <w:tab w:val="num" w:pos="2160"/>
+        </w:tabs>
+        <w:ind w:left="2160" w:hanging="360"/>
+      </w:pPr>
+      <w:rPr>
+        <w:rFonts w:ascii="Wingdings" w:hAnsi="Wingdings" w:hint="default"/>
+        <w:sz w:val="20"/>
+      </w:rPr>
+    </w:lvl>
+    <w:lvl w:ilvl="3" w:tentative="1">
+      <w:start w:val="1"/>
+      <w:numFmt w:val="bullet"/>
+      <w:lvlText w:val=""/>
+      <w:lvlJc w:val="left"/>
+      <w:pPr>
+        <w:tabs>
+          <w:tab w:val="num" w:pos="2880"/>
+        </w:tabs>
+        <w:ind w:left="2880" w:hanging="360"/>
+      </w:pPr>
+      <w:rPr>
+        <w:rFonts w:ascii="Wingdings" w:hAnsi="Wingdings" w:hint="default"/>
+        <w:sz w:val="20"/>
+      </w:rPr>
+    </w:lvl>
+    <w:lvl w:ilvl="4" w:tentative="1">
+      <w:start w:val="1"/>
+      <w:numFmt w:val="bullet"/>
+      <w:lvlText w:val=""/>
+      <w:lvlJc w:val="left"/>
+      <w:pPr>
+        <w:tabs>
+          <w:tab w:val="num" w:pos="3600"/>
+        </w:tabs>
+        <w:ind w:left="3600" w:hanging="360"/>
+      </w:pPr>
+      <w:rPr>
+        <w:rFonts w:ascii="Wingdings" w:hAnsi="Wingdings" w:hint="default"/>
+        <w:sz w:val="20"/>
+      </w:rPr>
+    </w:lvl>
+    <w:lvl w:ilvl="5" w:tentative="1">
+      <w:start w:val="1"/>
+      <w:numFmt w:val="bullet"/>
+      <w:lvlText w:val=""/>
+      <w:lvlJc w:val="left"/>
+      <w:pPr>
+        <w:tabs>
+          <w:tab w:val="num" w:pos="4320"/>
+        </w:tabs>
+        <w:ind w:left="4320" w:hanging="360"/>
+      </w:pPr>
+      <w:rPr>
+        <w:rFonts w:ascii="Wingdings" w:hAnsi="Wingdings" w:hint="default"/>
+        <w:sz w:val="20"/>
+      </w:rPr>
+    </w:lvl>
+    <w:lvl w:ilvl="6" w:tentative="1">
+      <w:start w:val="1"/>
+      <w:numFmt w:val="bullet"/>
+      <w:lvlText w:val=""/>
+      <w:lvlJc w:val="left"/>
+      <w:pPr>
+        <w:tabs>
+          <w:tab w:val="num" w:pos="5040"/>
+        </w:tabs>
+        <w:ind w:left="5040" w:hanging="360"/>
+      </w:pPr>
+      <w:rPr>
+        <w:rFonts w:ascii="Wingdings" w:hAnsi="Wingdings" w:hint="default"/>
+        <w:sz w:val="20"/>
+      </w:rPr>
+    </w:lvl>
+    <w:lvl w:ilvl="7" w:tentative="1">
+      <w:start w:val="1"/>
+      <w:numFmt w:val="bullet"/>
+      <w:lvlText w:val=""/>
+      <w:lvlJc w:val="left"/>
+      <w:pPr>
+        <w:tabs>
+          <w:tab w:val="num" w:pos="5760"/>
+        </w:tabs>
+        <w:ind w:left="5760" w:hanging="360"/>
+      </w:pPr>
+      <w:rPr>
+        <w:rFonts w:ascii="Wingdings" w:hAnsi="Wingdings" w:hint="default"/>
+        <w:sz w:val="20"/>
+      </w:rPr>
+    </w:lvl>
+    <w:lvl w:ilvl="8" w:tentative="1">
+      <w:start w:val="1"/>
+      <w:numFmt w:val="bullet"/>
+      <w:lvlText w:val=""/>
+      <w:lvlJc w:val="left"/>
+      <w:pPr>
+        <w:tabs>
+          <w:tab w:val="num" w:pos="6480"/>
+        </w:tabs>
+        <w:ind w:left="6480" w:hanging="360"/>
+      </w:pPr>
+      <w:rPr>
+        <w:rFonts w:ascii="Wingdings" w:hAnsi="Wingdings" w:hint="default"/>
+        <w:sz w:val="20"/>
+      </w:rPr>
+    </w:lvl>
+  </w:abstractNum>
+  <w:abstractNum w:abstractNumId="1" w15:restartNumberingAfterBreak="0">
     <w:nsid w:val="061A3A1F"/>
     <w:multiLevelType w:val="multilevel"/>
     <w:tmpl w:val="0712B3C8"/>
@@ -4471,7 +6185,7 @@
       </w:rPr>
     </w:lvl>
   </w:abstractNum>
-  <w:abstractNum w:abstractNumId="1" w15:restartNumberingAfterBreak="0">
+  <w:abstractNum w:abstractNumId="2" w15:restartNumberingAfterBreak="0">
     <w:nsid w:val="0673226A"/>
     <w:multiLevelType w:val="hybridMultilevel"/>
     <w:tmpl w:val="30AA5AB0"/>
@@ -4560,7 +6274,7 @@
       </w:pPr>
     </w:lvl>
   </w:abstractNum>
-  <w:abstractNum w:abstractNumId="2" w15:restartNumberingAfterBreak="0">
+  <w:abstractNum w:abstractNumId="3" w15:restartNumberingAfterBreak="0">
     <w:nsid w:val="07CA0F0F"/>
     <w:multiLevelType w:val="hybridMultilevel"/>
     <w:tmpl w:val="EFEAA3CA"/>
@@ -4649,7 +6363,7 @@
       </w:pPr>
     </w:lvl>
   </w:abstractNum>
-  <w:abstractNum w:abstractNumId="3" w15:restartNumberingAfterBreak="0">
+  <w:abstractNum w:abstractNumId="4" w15:restartNumberingAfterBreak="0">
     <w:nsid w:val="08636F0B"/>
     <w:multiLevelType w:val="multilevel"/>
     <w:tmpl w:val="C83C25CE"/>
@@ -4798,7 +6512,7 @@
       </w:rPr>
     </w:lvl>
   </w:abstractNum>
-  <w:abstractNum w:abstractNumId="4" w15:restartNumberingAfterBreak="0">
+  <w:abstractNum w:abstractNumId="5" w15:restartNumberingAfterBreak="0">
     <w:nsid w:val="08DF7228"/>
     <w:multiLevelType w:val="hybridMultilevel"/>
     <w:tmpl w:val="7BAC0D4E"/>
@@ -4887,7 +6601,7 @@
       </w:pPr>
     </w:lvl>
   </w:abstractNum>
-  <w:abstractNum w:abstractNumId="5" w15:restartNumberingAfterBreak="0">
+  <w:abstractNum w:abstractNumId="6" w15:restartNumberingAfterBreak="0">
     <w:nsid w:val="10A42398"/>
     <w:multiLevelType w:val="multilevel"/>
     <w:tmpl w:val="651EB332"/>
@@ -5036,7 +6750,7 @@
       </w:rPr>
     </w:lvl>
   </w:abstractNum>
-  <w:abstractNum w:abstractNumId="6" w15:restartNumberingAfterBreak="0">
+  <w:abstractNum w:abstractNumId="7" w15:restartNumberingAfterBreak="0">
     <w:nsid w:val="14577C04"/>
     <w:multiLevelType w:val="multilevel"/>
     <w:tmpl w:val="E626F6C4"/>
@@ -5185,7 +6899,7 @@
       </w:rPr>
     </w:lvl>
   </w:abstractNum>
-  <w:abstractNum w:abstractNumId="7" w15:restartNumberingAfterBreak="0">
+  <w:abstractNum w:abstractNumId="8" w15:restartNumberingAfterBreak="0">
     <w:nsid w:val="14B62BC2"/>
     <w:multiLevelType w:val="hybridMultilevel"/>
     <w:tmpl w:val="806C27A6"/>
@@ -5274,7 +6988,7 @@
       </w:pPr>
     </w:lvl>
   </w:abstractNum>
-  <w:abstractNum w:abstractNumId="8" w15:restartNumberingAfterBreak="0">
+  <w:abstractNum w:abstractNumId="9" w15:restartNumberingAfterBreak="0">
     <w:nsid w:val="1D696F51"/>
     <w:multiLevelType w:val="hybridMultilevel"/>
     <w:tmpl w:val="3C8AEFDC"/>
@@ -5360,10 +7074,10 @@
       </w:pPr>
     </w:lvl>
   </w:abstractNum>
-  <w:abstractNum w:abstractNumId="9" w15:restartNumberingAfterBreak="0">
+  <w:abstractNum w:abstractNumId="10" w15:restartNumberingAfterBreak="0">
     <w:nsid w:val="1DD104A5"/>
     <w:multiLevelType w:val="hybridMultilevel"/>
-    <w:tmpl w:val="1A68717A"/>
+    <w:tmpl w:val="40648BDC"/>
     <w:lvl w:ilvl="0" w:tplc="0809000F">
       <w:start w:val="1"/>
       <w:numFmt w:val="decimal"/>
@@ -5446,7 +7160,7 @@
       </w:pPr>
     </w:lvl>
   </w:abstractNum>
-  <w:abstractNum w:abstractNumId="10" w15:restartNumberingAfterBreak="0">
+  <w:abstractNum w:abstractNumId="11" w15:restartNumberingAfterBreak="0">
     <w:nsid w:val="1DF629B9"/>
     <w:multiLevelType w:val="multilevel"/>
     <w:tmpl w:val="CC1266BA"/>
@@ -5595,7 +7309,7 @@
       </w:rPr>
     </w:lvl>
   </w:abstractNum>
-  <w:abstractNum w:abstractNumId="11" w15:restartNumberingAfterBreak="0">
+  <w:abstractNum w:abstractNumId="12" w15:restartNumberingAfterBreak="0">
     <w:nsid w:val="2A054F9B"/>
     <w:multiLevelType w:val="hybridMultilevel"/>
     <w:tmpl w:val="6A6C2BBE"/>
@@ -5681,7 +7395,7 @@
       </w:pPr>
     </w:lvl>
   </w:abstractNum>
-  <w:abstractNum w:abstractNumId="12" w15:restartNumberingAfterBreak="0">
+  <w:abstractNum w:abstractNumId="13" w15:restartNumberingAfterBreak="0">
     <w:nsid w:val="2DB376E6"/>
     <w:multiLevelType w:val="multilevel"/>
     <w:tmpl w:val="457AED36"/>
@@ -5830,7 +7544,7 @@
       </w:rPr>
     </w:lvl>
   </w:abstractNum>
-  <w:abstractNum w:abstractNumId="13" w15:restartNumberingAfterBreak="0">
+  <w:abstractNum w:abstractNumId="14" w15:restartNumberingAfterBreak="0">
     <w:nsid w:val="31F373D7"/>
     <w:multiLevelType w:val="multilevel"/>
     <w:tmpl w:val="8910B88E"/>
@@ -5979,7 +7693,7 @@
       </w:rPr>
     </w:lvl>
   </w:abstractNum>
-  <w:abstractNum w:abstractNumId="14" w15:restartNumberingAfterBreak="0">
+  <w:abstractNum w:abstractNumId="15" w15:restartNumberingAfterBreak="0">
     <w:nsid w:val="32535B69"/>
     <w:multiLevelType w:val="multilevel"/>
     <w:tmpl w:val="7256D398"/>
@@ -6128,7 +7842,156 @@
       </w:rPr>
     </w:lvl>
   </w:abstractNum>
-  <w:abstractNum w:abstractNumId="15" w15:restartNumberingAfterBreak="0">
+  <w:abstractNum w:abstractNumId="16" w15:restartNumberingAfterBreak="0">
+    <w:nsid w:val="348F0903"/>
+    <w:multiLevelType w:val="multilevel"/>
+    <w:tmpl w:val="B2F4B134"/>
+    <w:lvl w:ilvl="0">
+      <w:start w:val="1"/>
+      <w:numFmt w:val="bullet"/>
+      <w:lvlText w:val=""/>
+      <w:lvlJc w:val="left"/>
+      <w:pPr>
+        <w:tabs>
+          <w:tab w:val="num" w:pos="720"/>
+        </w:tabs>
+        <w:ind w:left="720" w:hanging="360"/>
+      </w:pPr>
+      <w:rPr>
+        <w:rFonts w:ascii="Symbol" w:hAnsi="Symbol" w:hint="default"/>
+        <w:sz w:val="20"/>
+      </w:rPr>
+    </w:lvl>
+    <w:lvl w:ilvl="1" w:tentative="1">
+      <w:start w:val="1"/>
+      <w:numFmt w:val="bullet"/>
+      <w:lvlText w:val="o"/>
+      <w:lvlJc w:val="left"/>
+      <w:pPr>
+        <w:tabs>
+          <w:tab w:val="num" w:pos="1440"/>
+        </w:tabs>
+        <w:ind w:left="1440" w:hanging="360"/>
+      </w:pPr>
+      <w:rPr>
+        <w:rFonts w:ascii="Courier New" w:hAnsi="Courier New" w:hint="default"/>
+        <w:sz w:val="20"/>
+      </w:rPr>
+    </w:lvl>
+    <w:lvl w:ilvl="2" w:tentative="1">
+      <w:start w:val="1"/>
+      <w:numFmt w:val="bullet"/>
+      <w:lvlText w:val=""/>
+      <w:lvlJc w:val="left"/>
+      <w:pPr>
+        <w:tabs>
+          <w:tab w:val="num" w:pos="2160"/>
+        </w:tabs>
+        <w:ind w:left="2160" w:hanging="360"/>
+      </w:pPr>
+      <w:rPr>
+        <w:rFonts w:ascii="Wingdings" w:hAnsi="Wingdings" w:hint="default"/>
+        <w:sz w:val="20"/>
+      </w:rPr>
+    </w:lvl>
+    <w:lvl w:ilvl="3" w:tentative="1">
+      <w:start w:val="1"/>
+      <w:numFmt w:val="bullet"/>
+      <w:lvlText w:val=""/>
+      <w:lvlJc w:val="left"/>
+      <w:pPr>
+        <w:tabs>
+          <w:tab w:val="num" w:pos="2880"/>
+        </w:tabs>
+        <w:ind w:left="2880" w:hanging="360"/>
+      </w:pPr>
+      <w:rPr>
+        <w:rFonts w:ascii="Wingdings" w:hAnsi="Wingdings" w:hint="default"/>
+        <w:sz w:val="20"/>
+      </w:rPr>
+    </w:lvl>
+    <w:lvl w:ilvl="4" w:tentative="1">
+      <w:start w:val="1"/>
+      <w:numFmt w:val="bullet"/>
+      <w:lvlText w:val=""/>
+      <w:lvlJc w:val="left"/>
+      <w:pPr>
+        <w:tabs>
+          <w:tab w:val="num" w:pos="3600"/>
+        </w:tabs>
+        <w:ind w:left="3600" w:hanging="360"/>
+      </w:pPr>
+      <w:rPr>
+        <w:rFonts w:ascii="Wingdings" w:hAnsi="Wingdings" w:hint="default"/>
+        <w:sz w:val="20"/>
+      </w:rPr>
+    </w:lvl>
+    <w:lvl w:ilvl="5" w:tentative="1">
+      <w:start w:val="1"/>
+      <w:numFmt w:val="bullet"/>
+      <w:lvlText w:val=""/>
+      <w:lvlJc w:val="left"/>
+      <w:pPr>
+        <w:tabs>
+          <w:tab w:val="num" w:pos="4320"/>
+        </w:tabs>
+        <w:ind w:left="4320" w:hanging="360"/>
+      </w:pPr>
+      <w:rPr>
+        <w:rFonts w:ascii="Wingdings" w:hAnsi="Wingdings" w:hint="default"/>
+        <w:sz w:val="20"/>
+      </w:rPr>
+    </w:lvl>
+    <w:lvl w:ilvl="6" w:tentative="1">
+      <w:start w:val="1"/>
+      <w:numFmt w:val="bullet"/>
+      <w:lvlText w:val=""/>
+      <w:lvlJc w:val="left"/>
+      <w:pPr>
+        <w:tabs>
+          <w:tab w:val="num" w:pos="5040"/>
+        </w:tabs>
+        <w:ind w:left="5040" w:hanging="360"/>
+      </w:pPr>
+      <w:rPr>
+        <w:rFonts w:ascii="Wingdings" w:hAnsi="Wingdings" w:hint="default"/>
+        <w:sz w:val="20"/>
+      </w:rPr>
+    </w:lvl>
+    <w:lvl w:ilvl="7" w:tentative="1">
+      <w:start w:val="1"/>
+      <w:numFmt w:val="bullet"/>
+      <w:lvlText w:val=""/>
+      <w:lvlJc w:val="left"/>
+      <w:pPr>
+        <w:tabs>
+          <w:tab w:val="num" w:pos="5760"/>
+        </w:tabs>
+        <w:ind w:left="5760" w:hanging="360"/>
+      </w:pPr>
+      <w:rPr>
+        <w:rFonts w:ascii="Wingdings" w:hAnsi="Wingdings" w:hint="default"/>
+        <w:sz w:val="20"/>
+      </w:rPr>
+    </w:lvl>
+    <w:lvl w:ilvl="8" w:tentative="1">
+      <w:start w:val="1"/>
+      <w:numFmt w:val="bullet"/>
+      <w:lvlText w:val=""/>
+      <w:lvlJc w:val="left"/>
+      <w:pPr>
+        <w:tabs>
+          <w:tab w:val="num" w:pos="6480"/>
+        </w:tabs>
+        <w:ind w:left="6480" w:hanging="360"/>
+      </w:pPr>
+      <w:rPr>
+        <w:rFonts w:ascii="Wingdings" w:hAnsi="Wingdings" w:hint="default"/>
+        <w:sz w:val="20"/>
+      </w:rPr>
+    </w:lvl>
+  </w:abstractNum>
+  <w:abstractNum w:abstractNumId="17" w15:restartNumberingAfterBreak="0">
     <w:nsid w:val="35096908"/>
     <w:multiLevelType w:val="hybridMultilevel"/>
     <w:tmpl w:val="31864084"/>
@@ -6217,7 +8080,156 @@
       </w:pPr>
     </w:lvl>
   </w:abstractNum>
-  <w:abstractNum w:abstractNumId="16" w15:restartNumberingAfterBreak="0">
+  <w:abstractNum w:abstractNumId="18" w15:restartNumberingAfterBreak="0">
+    <w:nsid w:val="37684B1E"/>
+    <w:multiLevelType w:val="multilevel"/>
+    <w:tmpl w:val="0D4ECA66"/>
+    <w:lvl w:ilvl="0">
+      <w:start w:val="1"/>
+      <w:numFmt w:val="bullet"/>
+      <w:lvlText w:val=""/>
+      <w:lvlJc w:val="left"/>
+      <w:pPr>
+        <w:tabs>
+          <w:tab w:val="num" w:pos="720"/>
+        </w:tabs>
+        <w:ind w:left="720" w:hanging="360"/>
+      </w:pPr>
+      <w:rPr>
+        <w:rFonts w:ascii="Symbol" w:hAnsi="Symbol" w:hint="default"/>
+        <w:sz w:val="20"/>
+      </w:rPr>
+    </w:lvl>
+    <w:lvl w:ilvl="1" w:tentative="1">
+      <w:start w:val="1"/>
+      <w:numFmt w:val="bullet"/>
+      <w:lvlText w:val="o"/>
+      <w:lvlJc w:val="left"/>
+      <w:pPr>
+        <w:tabs>
+          <w:tab w:val="num" w:pos="1440"/>
+        </w:tabs>
+        <w:ind w:left="1440" w:hanging="360"/>
+      </w:pPr>
+      <w:rPr>
+        <w:rFonts w:ascii="Courier New" w:hAnsi="Courier New" w:hint="default"/>
+        <w:sz w:val="20"/>
+      </w:rPr>
+    </w:lvl>
+    <w:lvl w:ilvl="2" w:tentative="1">
+      <w:start w:val="1"/>
+      <w:numFmt w:val="bullet"/>
+      <w:lvlText w:val=""/>
+      <w:lvlJc w:val="left"/>
+      <w:pPr>
+        <w:tabs>
+          <w:tab w:val="num" w:pos="2160"/>
+        </w:tabs>
+        <w:ind w:left="2160" w:hanging="360"/>
+      </w:pPr>
+      <w:rPr>
+        <w:rFonts w:ascii="Wingdings" w:hAnsi="Wingdings" w:hint="default"/>
+        <w:sz w:val="20"/>
+      </w:rPr>
+    </w:lvl>
+    <w:lvl w:ilvl="3" w:tentative="1">
+      <w:start w:val="1"/>
+      <w:numFmt w:val="bullet"/>
+      <w:lvlText w:val=""/>
+      <w:lvlJc w:val="left"/>
+      <w:pPr>
+        <w:tabs>
+          <w:tab w:val="num" w:pos="2880"/>
+        </w:tabs>
+        <w:ind w:left="2880" w:hanging="360"/>
+      </w:pPr>
+      <w:rPr>
+        <w:rFonts w:ascii="Wingdings" w:hAnsi="Wingdings" w:hint="default"/>
+        <w:sz w:val="20"/>
+      </w:rPr>
+    </w:lvl>
+    <w:lvl w:ilvl="4" w:tentative="1">
+      <w:start w:val="1"/>
+      <w:numFmt w:val="bullet"/>
+      <w:lvlText w:val=""/>
+      <w:lvlJc w:val="left"/>
+      <w:pPr>
+        <w:tabs>
+          <w:tab w:val="num" w:pos="3600"/>
+        </w:tabs>
+        <w:ind w:left="3600" w:hanging="360"/>
+      </w:pPr>
+      <w:rPr>
+        <w:rFonts w:ascii="Wingdings" w:hAnsi="Wingdings" w:hint="default"/>
+        <w:sz w:val="20"/>
+      </w:rPr>
+    </w:lvl>
+    <w:lvl w:ilvl="5" w:tentative="1">
+      <w:start w:val="1"/>
+      <w:numFmt w:val="bullet"/>
+      <w:lvlText w:val=""/>
+      <w:lvlJc w:val="left"/>
+      <w:pPr>
+        <w:tabs>
+          <w:tab w:val="num" w:pos="4320"/>
+        </w:tabs>
+        <w:ind w:left="4320" w:hanging="360"/>
+      </w:pPr>
+      <w:rPr>
+        <w:rFonts w:ascii="Wingdings" w:hAnsi="Wingdings" w:hint="default"/>
+        <w:sz w:val="20"/>
+      </w:rPr>
+    </w:lvl>
+    <w:lvl w:ilvl="6" w:tentative="1">
+      <w:start w:val="1"/>
+      <w:numFmt w:val="bullet"/>
+      <w:lvlText w:val=""/>
+      <w:lvlJc w:val="left"/>
+      <w:pPr>
+        <w:tabs>
+          <w:tab w:val="num" w:pos="5040"/>
+        </w:tabs>
+        <w:ind w:left="5040" w:hanging="360"/>
+      </w:pPr>
+      <w:rPr>
+        <w:rFonts w:ascii="Wingdings" w:hAnsi="Wingdings" w:hint="default"/>
+        <w:sz w:val="20"/>
+      </w:rPr>
+    </w:lvl>
+    <w:lvl w:ilvl="7" w:tentative="1">
+      <w:start w:val="1"/>
+      <w:numFmt w:val="bullet"/>
+      <w:lvlText w:val=""/>
+      <w:lvlJc w:val="left"/>
+      <w:pPr>
+        <w:tabs>
+          <w:tab w:val="num" w:pos="5760"/>
+        </w:tabs>
+        <w:ind w:left="5760" w:hanging="360"/>
+      </w:pPr>
+      <w:rPr>
+        <w:rFonts w:ascii="Wingdings" w:hAnsi="Wingdings" w:hint="default"/>
+        <w:sz w:val="20"/>
+      </w:rPr>
+    </w:lvl>
+    <w:lvl w:ilvl="8" w:tentative="1">
+      <w:start w:val="1"/>
+      <w:numFmt w:val="bullet"/>
+      <w:lvlText w:val=""/>
+      <w:lvlJc w:val="left"/>
+      <w:pPr>
+        <w:tabs>
+          <w:tab w:val="num" w:pos="6480"/>
+        </w:tabs>
+        <w:ind w:left="6480" w:hanging="360"/>
+      </w:pPr>
+      <w:rPr>
+        <w:rFonts w:ascii="Wingdings" w:hAnsi="Wingdings" w:hint="default"/>
+        <w:sz w:val="20"/>
+      </w:rPr>
+    </w:lvl>
+  </w:abstractNum>
+  <w:abstractNum w:abstractNumId="19" w15:restartNumberingAfterBreak="0">
     <w:nsid w:val="3B101657"/>
     <w:multiLevelType w:val="multilevel"/>
     <w:tmpl w:val="7256D398"/>
@@ -6366,7 +8378,7 @@
       </w:rPr>
     </w:lvl>
   </w:abstractNum>
-  <w:abstractNum w:abstractNumId="17" w15:restartNumberingAfterBreak="0">
+  <w:abstractNum w:abstractNumId="20" w15:restartNumberingAfterBreak="0">
     <w:nsid w:val="46805EB7"/>
     <w:multiLevelType w:val="hybridMultilevel"/>
     <w:tmpl w:val="1EE0EC28"/>
@@ -6455,7 +8467,156 @@
       </w:pPr>
     </w:lvl>
   </w:abstractNum>
-  <w:abstractNum w:abstractNumId="18" w15:restartNumberingAfterBreak="0">
+  <w:abstractNum w:abstractNumId="21" w15:restartNumberingAfterBreak="0">
+    <w:nsid w:val="46A902B7"/>
+    <w:multiLevelType w:val="multilevel"/>
+    <w:tmpl w:val="8EC8F678"/>
+    <w:lvl w:ilvl="0">
+      <w:start w:val="1"/>
+      <w:numFmt w:val="bullet"/>
+      <w:lvlText w:val=""/>
+      <w:lvlJc w:val="left"/>
+      <w:pPr>
+        <w:tabs>
+          <w:tab w:val="num" w:pos="720"/>
+        </w:tabs>
+        <w:ind w:left="720" w:hanging="360"/>
+      </w:pPr>
+      <w:rPr>
+        <w:rFonts w:ascii="Symbol" w:hAnsi="Symbol" w:hint="default"/>
+        <w:sz w:val="20"/>
+      </w:rPr>
+    </w:lvl>
+    <w:lvl w:ilvl="1" w:tentative="1">
+      <w:start w:val="1"/>
+      <w:numFmt w:val="bullet"/>
+      <w:lvlText w:val="o"/>
+      <w:lvlJc w:val="left"/>
+      <w:pPr>
+        <w:tabs>
+          <w:tab w:val="num" w:pos="1440"/>
+        </w:tabs>
+        <w:ind w:left="1440" w:hanging="360"/>
+      </w:pPr>
+      <w:rPr>
+        <w:rFonts w:ascii="Courier New" w:hAnsi="Courier New" w:hint="default"/>
+        <w:sz w:val="20"/>
+      </w:rPr>
+    </w:lvl>
+    <w:lvl w:ilvl="2" w:tentative="1">
+      <w:start w:val="1"/>
+      <w:numFmt w:val="bullet"/>
+      <w:lvlText w:val=""/>
+      <w:lvlJc w:val="left"/>
+      <w:pPr>
+        <w:tabs>
+          <w:tab w:val="num" w:pos="2160"/>
+        </w:tabs>
+        <w:ind w:left="2160" w:hanging="360"/>
+      </w:pPr>
+      <w:rPr>
+        <w:rFonts w:ascii="Wingdings" w:hAnsi="Wingdings" w:hint="default"/>
+        <w:sz w:val="20"/>
+      </w:rPr>
+    </w:lvl>
+    <w:lvl w:ilvl="3" w:tentative="1">
+      <w:start w:val="1"/>
+      <w:numFmt w:val="bullet"/>
+      <w:lvlText w:val=""/>
+      <w:lvlJc w:val="left"/>
+      <w:pPr>
+        <w:tabs>
+          <w:tab w:val="num" w:pos="2880"/>
+        </w:tabs>
+        <w:ind w:left="2880" w:hanging="360"/>
+      </w:pPr>
+      <w:rPr>
+        <w:rFonts w:ascii="Wingdings" w:hAnsi="Wingdings" w:hint="default"/>
+        <w:sz w:val="20"/>
+      </w:rPr>
+    </w:lvl>
+    <w:lvl w:ilvl="4" w:tentative="1">
+      <w:start w:val="1"/>
+      <w:numFmt w:val="bullet"/>
+      <w:lvlText w:val=""/>
+      <w:lvlJc w:val="left"/>
+      <w:pPr>
+        <w:tabs>
+          <w:tab w:val="num" w:pos="3600"/>
+        </w:tabs>
+        <w:ind w:left="3600" w:hanging="360"/>
+      </w:pPr>
+      <w:rPr>
+        <w:rFonts w:ascii="Wingdings" w:hAnsi="Wingdings" w:hint="default"/>
+        <w:sz w:val="20"/>
+      </w:rPr>
+    </w:lvl>
+    <w:lvl w:ilvl="5" w:tentative="1">
+      <w:start w:val="1"/>
+      <w:numFmt w:val="bullet"/>
+      <w:lvlText w:val=""/>
+      <w:lvlJc w:val="left"/>
+      <w:pPr>
+        <w:tabs>
+          <w:tab w:val="num" w:pos="4320"/>
+        </w:tabs>
+        <w:ind w:left="4320" w:hanging="360"/>
+      </w:pPr>
+      <w:rPr>
+        <w:rFonts w:ascii="Wingdings" w:hAnsi="Wingdings" w:hint="default"/>
+        <w:sz w:val="20"/>
+      </w:rPr>
+    </w:lvl>
+    <w:lvl w:ilvl="6" w:tentative="1">
+      <w:start w:val="1"/>
+      <w:numFmt w:val="bullet"/>
+      <w:lvlText w:val=""/>
+      <w:lvlJc w:val="left"/>
+      <w:pPr>
+        <w:tabs>
+          <w:tab w:val="num" w:pos="5040"/>
+        </w:tabs>
+        <w:ind w:left="5040" w:hanging="360"/>
+      </w:pPr>
+      <w:rPr>
+        <w:rFonts w:ascii="Wingdings" w:hAnsi="Wingdings" w:hint="default"/>
+        <w:sz w:val="20"/>
+      </w:rPr>
+    </w:lvl>
+    <w:lvl w:ilvl="7" w:tentative="1">
+      <w:start w:val="1"/>
+      <w:numFmt w:val="bullet"/>
+      <w:lvlText w:val=""/>
+      <w:lvlJc w:val="left"/>
+      <w:pPr>
+        <w:tabs>
+          <w:tab w:val="num" w:pos="5760"/>
+        </w:tabs>
+        <w:ind w:left="5760" w:hanging="360"/>
+      </w:pPr>
+      <w:rPr>
+        <w:rFonts w:ascii="Wingdings" w:hAnsi="Wingdings" w:hint="default"/>
+        <w:sz w:val="20"/>
+      </w:rPr>
+    </w:lvl>
+    <w:lvl w:ilvl="8" w:tentative="1">
+      <w:start w:val="1"/>
+      <w:numFmt w:val="bullet"/>
+      <w:lvlText w:val=""/>
+      <w:lvlJc w:val="left"/>
+      <w:pPr>
+        <w:tabs>
+          <w:tab w:val="num" w:pos="6480"/>
+        </w:tabs>
+        <w:ind w:left="6480" w:hanging="360"/>
+      </w:pPr>
+      <w:rPr>
+        <w:rFonts w:ascii="Wingdings" w:hAnsi="Wingdings" w:hint="default"/>
+        <w:sz w:val="20"/>
+      </w:rPr>
+    </w:lvl>
+  </w:abstractNum>
+  <w:abstractNum w:abstractNumId="22" w15:restartNumberingAfterBreak="0">
     <w:nsid w:val="48E24893"/>
     <w:multiLevelType w:val="multilevel"/>
     <w:tmpl w:val="C83C25CE"/>
@@ -6604,7 +8765,7 @@
       </w:rPr>
     </w:lvl>
   </w:abstractNum>
-  <w:abstractNum w:abstractNumId="19" w15:restartNumberingAfterBreak="0">
+  <w:abstractNum w:abstractNumId="23" w15:restartNumberingAfterBreak="0">
     <w:nsid w:val="4E497D68"/>
     <w:multiLevelType w:val="hybridMultilevel"/>
     <w:tmpl w:val="1862B0A0"/>
@@ -6717,7 +8878,7 @@
       </w:rPr>
     </w:lvl>
   </w:abstractNum>
-  <w:abstractNum w:abstractNumId="20" w15:restartNumberingAfterBreak="0">
+  <w:abstractNum w:abstractNumId="24" w15:restartNumberingAfterBreak="0">
     <w:nsid w:val="4E600501"/>
     <w:multiLevelType w:val="multilevel"/>
     <w:tmpl w:val="457AED36"/>
@@ -6866,7 +9027,7 @@
       </w:rPr>
     </w:lvl>
   </w:abstractNum>
-  <w:abstractNum w:abstractNumId="21" w15:restartNumberingAfterBreak="0">
+  <w:abstractNum w:abstractNumId="25" w15:restartNumberingAfterBreak="0">
     <w:nsid w:val="53F1002C"/>
     <w:multiLevelType w:val="multilevel"/>
     <w:tmpl w:val="651EB332"/>
@@ -7015,7 +9176,7 @@
       </w:rPr>
     </w:lvl>
   </w:abstractNum>
-  <w:abstractNum w:abstractNumId="22" w15:restartNumberingAfterBreak="0">
+  <w:abstractNum w:abstractNumId="26" w15:restartNumberingAfterBreak="0">
     <w:nsid w:val="55916734"/>
     <w:multiLevelType w:val="hybridMultilevel"/>
     <w:tmpl w:val="55505792"/>
@@ -7101,7 +9262,156 @@
       </w:pPr>
     </w:lvl>
   </w:abstractNum>
-  <w:abstractNum w:abstractNumId="23" w15:restartNumberingAfterBreak="0">
+  <w:abstractNum w:abstractNumId="27" w15:restartNumberingAfterBreak="0">
+    <w:nsid w:val="570C1D31"/>
+    <w:multiLevelType w:val="multilevel"/>
+    <w:tmpl w:val="1E2A7074"/>
+    <w:lvl w:ilvl="0">
+      <w:start w:val="1"/>
+      <w:numFmt w:val="bullet"/>
+      <w:lvlText w:val=""/>
+      <w:lvlJc w:val="left"/>
+      <w:pPr>
+        <w:tabs>
+          <w:tab w:val="num" w:pos="720"/>
+        </w:tabs>
+        <w:ind w:left="720" w:hanging="360"/>
+      </w:pPr>
+      <w:rPr>
+        <w:rFonts w:ascii="Symbol" w:hAnsi="Symbol" w:hint="default"/>
+        <w:sz w:val="20"/>
+      </w:rPr>
+    </w:lvl>
+    <w:lvl w:ilvl="1" w:tentative="1">
+      <w:start w:val="1"/>
+      <w:numFmt w:val="bullet"/>
+      <w:lvlText w:val="o"/>
+      <w:lvlJc w:val="left"/>
+      <w:pPr>
+        <w:tabs>
+          <w:tab w:val="num" w:pos="1440"/>
+        </w:tabs>
+        <w:ind w:left="1440" w:hanging="360"/>
+      </w:pPr>
+      <w:rPr>
+        <w:rFonts w:ascii="Courier New" w:hAnsi="Courier New" w:hint="default"/>
+        <w:sz w:val="20"/>
+      </w:rPr>
+    </w:lvl>
+    <w:lvl w:ilvl="2" w:tentative="1">
+      <w:start w:val="1"/>
+      <w:numFmt w:val="bullet"/>
+      <w:lvlText w:val=""/>
+      <w:lvlJc w:val="left"/>
+      <w:pPr>
+        <w:tabs>
+          <w:tab w:val="num" w:pos="2160"/>
+        </w:tabs>
+        <w:ind w:left="2160" w:hanging="360"/>
+      </w:pPr>
+      <w:rPr>
+        <w:rFonts w:ascii="Wingdings" w:hAnsi="Wingdings" w:hint="default"/>
+        <w:sz w:val="20"/>
+      </w:rPr>
+    </w:lvl>
+    <w:lvl w:ilvl="3" w:tentative="1">
+      <w:start w:val="1"/>
+      <w:numFmt w:val="bullet"/>
+      <w:lvlText w:val=""/>
+      <w:lvlJc w:val="left"/>
+      <w:pPr>
+        <w:tabs>
+          <w:tab w:val="num" w:pos="2880"/>
+        </w:tabs>
+        <w:ind w:left="2880" w:hanging="360"/>
+      </w:pPr>
+      <w:rPr>
+        <w:rFonts w:ascii="Wingdings" w:hAnsi="Wingdings" w:hint="default"/>
+        <w:sz w:val="20"/>
+      </w:rPr>
+    </w:lvl>
+    <w:lvl w:ilvl="4" w:tentative="1">
+      <w:start w:val="1"/>
+      <w:numFmt w:val="bullet"/>
+      <w:lvlText w:val=""/>
+      <w:lvlJc w:val="left"/>
+      <w:pPr>
+        <w:tabs>
+          <w:tab w:val="num" w:pos="3600"/>
+        </w:tabs>
+        <w:ind w:left="3600" w:hanging="360"/>
+      </w:pPr>
+      <w:rPr>
+        <w:rFonts w:ascii="Wingdings" w:hAnsi="Wingdings" w:hint="default"/>
+        <w:sz w:val="20"/>
+      </w:rPr>
+    </w:lvl>
+    <w:lvl w:ilvl="5" w:tentative="1">
+      <w:start w:val="1"/>
+      <w:numFmt w:val="bullet"/>
+      <w:lvlText w:val=""/>
+      <w:lvlJc w:val="left"/>
+      <w:pPr>
+        <w:tabs>
+          <w:tab w:val="num" w:pos="4320"/>
+        </w:tabs>
+        <w:ind w:left="4320" w:hanging="360"/>
+      </w:pPr>
+      <w:rPr>
+        <w:rFonts w:ascii="Wingdings" w:hAnsi="Wingdings" w:hint="default"/>
+        <w:sz w:val="20"/>
+      </w:rPr>
+    </w:lvl>
+    <w:lvl w:ilvl="6" w:tentative="1">
+      <w:start w:val="1"/>
+      <w:numFmt w:val="bullet"/>
+      <w:lvlText w:val=""/>
+      <w:lvlJc w:val="left"/>
+      <w:pPr>
+        <w:tabs>
+          <w:tab w:val="num" w:pos="5040"/>
+        </w:tabs>
+        <w:ind w:left="5040" w:hanging="360"/>
+      </w:pPr>
+      <w:rPr>
+        <w:rFonts w:ascii="Wingdings" w:hAnsi="Wingdings" w:hint="default"/>
+        <w:sz w:val="20"/>
+      </w:rPr>
+    </w:lvl>
+    <w:lvl w:ilvl="7" w:tentative="1">
+      <w:start w:val="1"/>
+      <w:numFmt w:val="bullet"/>
+      <w:lvlText w:val=""/>
+      <w:lvlJc w:val="left"/>
+      <w:pPr>
+        <w:tabs>
+          <w:tab w:val="num" w:pos="5760"/>
+        </w:tabs>
+        <w:ind w:left="5760" w:hanging="360"/>
+      </w:pPr>
+      <w:rPr>
+        <w:rFonts w:ascii="Wingdings" w:hAnsi="Wingdings" w:hint="default"/>
+        <w:sz w:val="20"/>
+      </w:rPr>
+    </w:lvl>
+    <w:lvl w:ilvl="8" w:tentative="1">
+      <w:start w:val="1"/>
+      <w:numFmt w:val="bullet"/>
+      <w:lvlText w:val=""/>
+      <w:lvlJc w:val="left"/>
+      <w:pPr>
+        <w:tabs>
+          <w:tab w:val="num" w:pos="6480"/>
+        </w:tabs>
+        <w:ind w:left="6480" w:hanging="360"/>
+      </w:pPr>
+      <w:rPr>
+        <w:rFonts w:ascii="Wingdings" w:hAnsi="Wingdings" w:hint="default"/>
+        <w:sz w:val="20"/>
+      </w:rPr>
+    </w:lvl>
+  </w:abstractNum>
+  <w:abstractNum w:abstractNumId="28" w15:restartNumberingAfterBreak="0">
     <w:nsid w:val="5C294895"/>
     <w:multiLevelType w:val="multilevel"/>
     <w:tmpl w:val="6D2ED4A4"/>
@@ -7250,7 +9560,7 @@
       </w:rPr>
     </w:lvl>
   </w:abstractNum>
-  <w:abstractNum w:abstractNumId="24" w15:restartNumberingAfterBreak="0">
+  <w:abstractNum w:abstractNumId="29" w15:restartNumberingAfterBreak="0">
     <w:nsid w:val="5EC0356D"/>
     <w:multiLevelType w:val="multilevel"/>
     <w:tmpl w:val="84C60656"/>
@@ -7399,7 +9709,156 @@
       </w:rPr>
     </w:lvl>
   </w:abstractNum>
-  <w:abstractNum w:abstractNumId="25" w15:restartNumberingAfterBreak="0">
+  <w:abstractNum w:abstractNumId="30" w15:restartNumberingAfterBreak="0">
+    <w:nsid w:val="5F410E35"/>
+    <w:multiLevelType w:val="multilevel"/>
+    <w:tmpl w:val="55483472"/>
+    <w:lvl w:ilvl="0">
+      <w:start w:val="1"/>
+      <w:numFmt w:val="bullet"/>
+      <w:lvlText w:val=""/>
+      <w:lvlJc w:val="left"/>
+      <w:pPr>
+        <w:tabs>
+          <w:tab w:val="num" w:pos="720"/>
+        </w:tabs>
+        <w:ind w:left="720" w:hanging="360"/>
+      </w:pPr>
+      <w:rPr>
+        <w:rFonts w:ascii="Symbol" w:hAnsi="Symbol" w:hint="default"/>
+        <w:sz w:val="20"/>
+      </w:rPr>
+    </w:lvl>
+    <w:lvl w:ilvl="1" w:tentative="1">
+      <w:start w:val="1"/>
+      <w:numFmt w:val="bullet"/>
+      <w:lvlText w:val="o"/>
+      <w:lvlJc w:val="left"/>
+      <w:pPr>
+        <w:tabs>
+          <w:tab w:val="num" w:pos="1440"/>
+        </w:tabs>
+        <w:ind w:left="1440" w:hanging="360"/>
+      </w:pPr>
+      <w:rPr>
+        <w:rFonts w:ascii="Courier New" w:hAnsi="Courier New" w:hint="default"/>
+        <w:sz w:val="20"/>
+      </w:rPr>
+    </w:lvl>
+    <w:lvl w:ilvl="2" w:tentative="1">
+      <w:start w:val="1"/>
+      <w:numFmt w:val="bullet"/>
+      <w:lvlText w:val=""/>
+      <w:lvlJc w:val="left"/>
+      <w:pPr>
+        <w:tabs>
+          <w:tab w:val="num" w:pos="2160"/>
+        </w:tabs>
+        <w:ind w:left="2160" w:hanging="360"/>
+      </w:pPr>
+      <w:rPr>
+        <w:rFonts w:ascii="Wingdings" w:hAnsi="Wingdings" w:hint="default"/>
+        <w:sz w:val="20"/>
+      </w:rPr>
+    </w:lvl>
+    <w:lvl w:ilvl="3" w:tentative="1">
+      <w:start w:val="1"/>
+      <w:numFmt w:val="bullet"/>
+      <w:lvlText w:val=""/>
+      <w:lvlJc w:val="left"/>
+      <w:pPr>
+        <w:tabs>
+          <w:tab w:val="num" w:pos="2880"/>
+        </w:tabs>
+        <w:ind w:left="2880" w:hanging="360"/>
+      </w:pPr>
+      <w:rPr>
+        <w:rFonts w:ascii="Wingdings" w:hAnsi="Wingdings" w:hint="default"/>
+        <w:sz w:val="20"/>
+      </w:rPr>
+    </w:lvl>
+    <w:lvl w:ilvl="4" w:tentative="1">
+      <w:start w:val="1"/>
+      <w:numFmt w:val="bullet"/>
+      <w:lvlText w:val=""/>
+      <w:lvlJc w:val="left"/>
+      <w:pPr>
+        <w:tabs>
+          <w:tab w:val="num" w:pos="3600"/>
+        </w:tabs>
+        <w:ind w:left="3600" w:hanging="360"/>
+      </w:pPr>
+      <w:rPr>
+        <w:rFonts w:ascii="Wingdings" w:hAnsi="Wingdings" w:hint="default"/>
+        <w:sz w:val="20"/>
+      </w:rPr>
+    </w:lvl>
+    <w:lvl w:ilvl="5" w:tentative="1">
+      <w:start w:val="1"/>
+      <w:numFmt w:val="bullet"/>
+      <w:lvlText w:val=""/>
+      <w:lvlJc w:val="left"/>
+      <w:pPr>
+        <w:tabs>
+          <w:tab w:val="num" w:pos="4320"/>
+        </w:tabs>
+        <w:ind w:left="4320" w:hanging="360"/>
+      </w:pPr>
+      <w:rPr>
+        <w:rFonts w:ascii="Wingdings" w:hAnsi="Wingdings" w:hint="default"/>
+        <w:sz w:val="20"/>
+      </w:rPr>
+    </w:lvl>
+    <w:lvl w:ilvl="6" w:tentative="1">
+      <w:start w:val="1"/>
+      <w:numFmt w:val="bullet"/>
+      <w:lvlText w:val=""/>
+      <w:lvlJc w:val="left"/>
+      <w:pPr>
+        <w:tabs>
+          <w:tab w:val="num" w:pos="5040"/>
+        </w:tabs>
+        <w:ind w:left="5040" w:hanging="360"/>
+      </w:pPr>
+      <w:rPr>
+        <w:rFonts w:ascii="Wingdings" w:hAnsi="Wingdings" w:hint="default"/>
+        <w:sz w:val="20"/>
+      </w:rPr>
+    </w:lvl>
+    <w:lvl w:ilvl="7" w:tentative="1">
+      <w:start w:val="1"/>
+      <w:numFmt w:val="bullet"/>
+      <w:lvlText w:val=""/>
+      <w:lvlJc w:val="left"/>
+      <w:pPr>
+        <w:tabs>
+          <w:tab w:val="num" w:pos="5760"/>
+        </w:tabs>
+        <w:ind w:left="5760" w:hanging="360"/>
+      </w:pPr>
+      <w:rPr>
+        <w:rFonts w:ascii="Wingdings" w:hAnsi="Wingdings" w:hint="default"/>
+        <w:sz w:val="20"/>
+      </w:rPr>
+    </w:lvl>
+    <w:lvl w:ilvl="8" w:tentative="1">
+      <w:start w:val="1"/>
+      <w:numFmt w:val="bullet"/>
+      <w:lvlText w:val=""/>
+      <w:lvlJc w:val="left"/>
+      <w:pPr>
+        <w:tabs>
+          <w:tab w:val="num" w:pos="6480"/>
+        </w:tabs>
+        <w:ind w:left="6480" w:hanging="360"/>
+      </w:pPr>
+      <w:rPr>
+        <w:rFonts w:ascii="Wingdings" w:hAnsi="Wingdings" w:hint="default"/>
+        <w:sz w:val="20"/>
+      </w:rPr>
+    </w:lvl>
+  </w:abstractNum>
+  <w:abstractNum w:abstractNumId="31" w15:restartNumberingAfterBreak="0">
     <w:nsid w:val="64DE756E"/>
     <w:multiLevelType w:val="multilevel"/>
     <w:tmpl w:val="CC1266BA"/>
@@ -7548,7 +10007,7 @@
       </w:rPr>
     </w:lvl>
   </w:abstractNum>
-  <w:abstractNum w:abstractNumId="26" w15:restartNumberingAfterBreak="0">
+  <w:abstractNum w:abstractNumId="32" w15:restartNumberingAfterBreak="0">
     <w:nsid w:val="6B2F3ECD"/>
     <w:multiLevelType w:val="multilevel"/>
     <w:tmpl w:val="E28C9F3A"/>
@@ -7697,7 +10156,7 @@
       </w:rPr>
     </w:lvl>
   </w:abstractNum>
-  <w:abstractNum w:abstractNumId="27" w15:restartNumberingAfterBreak="0">
+  <w:abstractNum w:abstractNumId="33" w15:restartNumberingAfterBreak="0">
     <w:nsid w:val="714A7463"/>
     <w:multiLevelType w:val="multilevel"/>
     <w:tmpl w:val="8910B88E"/>
@@ -7846,7 +10305,156 @@
       </w:rPr>
     </w:lvl>
   </w:abstractNum>
-  <w:abstractNum w:abstractNumId="28" w15:restartNumberingAfterBreak="0">
+  <w:abstractNum w:abstractNumId="34" w15:restartNumberingAfterBreak="0">
+    <w:nsid w:val="75743849"/>
+    <w:multiLevelType w:val="multilevel"/>
+    <w:tmpl w:val="1CE00642"/>
+    <w:lvl w:ilvl="0">
+      <w:start w:val="1"/>
+      <w:numFmt w:val="bullet"/>
+      <w:lvlText w:val=""/>
+      <w:lvlJc w:val="left"/>
+      <w:pPr>
+        <w:tabs>
+          <w:tab w:val="num" w:pos="720"/>
+        </w:tabs>
+        <w:ind w:left="720" w:hanging="360"/>
+      </w:pPr>
+      <w:rPr>
+        <w:rFonts w:ascii="Symbol" w:hAnsi="Symbol" w:hint="default"/>
+        <w:sz w:val="20"/>
+      </w:rPr>
+    </w:lvl>
+    <w:lvl w:ilvl="1" w:tentative="1">
+      <w:start w:val="1"/>
+      <w:numFmt w:val="bullet"/>
+      <w:lvlText w:val="o"/>
+      <w:lvlJc w:val="left"/>
+      <w:pPr>
+        <w:tabs>
+          <w:tab w:val="num" w:pos="1440"/>
+        </w:tabs>
+        <w:ind w:left="1440" w:hanging="360"/>
+      </w:pPr>
+      <w:rPr>
+        <w:rFonts w:ascii="Courier New" w:hAnsi="Courier New" w:hint="default"/>
+        <w:sz w:val="20"/>
+      </w:rPr>
+    </w:lvl>
+    <w:lvl w:ilvl="2" w:tentative="1">
+      <w:start w:val="1"/>
+      <w:numFmt w:val="bullet"/>
+      <w:lvlText w:val=""/>
+      <w:lvlJc w:val="left"/>
+      <w:pPr>
+        <w:tabs>
+          <w:tab w:val="num" w:pos="2160"/>
+        </w:tabs>
+        <w:ind w:left="2160" w:hanging="360"/>
+      </w:pPr>
+      <w:rPr>
+        <w:rFonts w:ascii="Wingdings" w:hAnsi="Wingdings" w:hint="default"/>
+        <w:sz w:val="20"/>
+      </w:rPr>
+    </w:lvl>
+    <w:lvl w:ilvl="3" w:tentative="1">
+      <w:start w:val="1"/>
+      <w:numFmt w:val="bullet"/>
+      <w:lvlText w:val=""/>
+      <w:lvlJc w:val="left"/>
+      <w:pPr>
+        <w:tabs>
+          <w:tab w:val="num" w:pos="2880"/>
+        </w:tabs>
+        <w:ind w:left="2880" w:hanging="360"/>
+      </w:pPr>
+      <w:rPr>
+        <w:rFonts w:ascii="Wingdings" w:hAnsi="Wingdings" w:hint="default"/>
+        <w:sz w:val="20"/>
+      </w:rPr>
+    </w:lvl>
+    <w:lvl w:ilvl="4" w:tentative="1">
+      <w:start w:val="1"/>
+      <w:numFmt w:val="bullet"/>
+      <w:lvlText w:val=""/>
+      <w:lvlJc w:val="left"/>
+      <w:pPr>
+        <w:tabs>
+          <w:tab w:val="num" w:pos="3600"/>
+        </w:tabs>
+        <w:ind w:left="3600" w:hanging="360"/>
+      </w:pPr>
+      <w:rPr>
+        <w:rFonts w:ascii="Wingdings" w:hAnsi="Wingdings" w:hint="default"/>
+        <w:sz w:val="20"/>
+      </w:rPr>
+    </w:lvl>
+    <w:lvl w:ilvl="5" w:tentative="1">
+      <w:start w:val="1"/>
+      <w:numFmt w:val="bullet"/>
+      <w:lvlText w:val=""/>
+      <w:lvlJc w:val="left"/>
+      <w:pPr>
+        <w:tabs>
+          <w:tab w:val="num" w:pos="4320"/>
+        </w:tabs>
+        <w:ind w:left="4320" w:hanging="360"/>
+      </w:pPr>
+      <w:rPr>
+        <w:rFonts w:ascii="Wingdings" w:hAnsi="Wingdings" w:hint="default"/>
+        <w:sz w:val="20"/>
+      </w:rPr>
+    </w:lvl>
+    <w:lvl w:ilvl="6" w:tentative="1">
+      <w:start w:val="1"/>
+      <w:numFmt w:val="bullet"/>
+      <w:lvlText w:val=""/>
+      <w:lvlJc w:val="left"/>
+      <w:pPr>
+        <w:tabs>
+          <w:tab w:val="num" w:pos="5040"/>
+        </w:tabs>
+        <w:ind w:left="5040" w:hanging="360"/>
+      </w:pPr>
+      <w:rPr>
+        <w:rFonts w:ascii="Wingdings" w:hAnsi="Wingdings" w:hint="default"/>
+        <w:sz w:val="20"/>
+      </w:rPr>
+    </w:lvl>
+    <w:lvl w:ilvl="7" w:tentative="1">
+      <w:start w:val="1"/>
+      <w:numFmt w:val="bullet"/>
+      <w:lvlText w:val=""/>
+      <w:lvlJc w:val="left"/>
+      <w:pPr>
+        <w:tabs>
+          <w:tab w:val="num" w:pos="5760"/>
+        </w:tabs>
+        <w:ind w:left="5760" w:hanging="360"/>
+      </w:pPr>
+      <w:rPr>
+        <w:rFonts w:ascii="Wingdings" w:hAnsi="Wingdings" w:hint="default"/>
+        <w:sz w:val="20"/>
+      </w:rPr>
+    </w:lvl>
+    <w:lvl w:ilvl="8" w:tentative="1">
+      <w:start w:val="1"/>
+      <w:numFmt w:val="bullet"/>
+      <w:lvlText w:val=""/>
+      <w:lvlJc w:val="left"/>
+      <w:pPr>
+        <w:tabs>
+          <w:tab w:val="num" w:pos="6480"/>
+        </w:tabs>
+        <w:ind w:left="6480" w:hanging="360"/>
+      </w:pPr>
+      <w:rPr>
+        <w:rFonts w:ascii="Wingdings" w:hAnsi="Wingdings" w:hint="default"/>
+        <w:sz w:val="20"/>
+      </w:rPr>
+    </w:lvl>
+  </w:abstractNum>
+  <w:abstractNum w:abstractNumId="35" w15:restartNumberingAfterBreak="0">
     <w:nsid w:val="781625C3"/>
     <w:multiLevelType w:val="hybridMultilevel"/>
     <w:tmpl w:val="3E442F44"/>
@@ -7932,7 +10540,7 @@
       </w:pPr>
     </w:lvl>
   </w:abstractNum>
-  <w:abstractNum w:abstractNumId="29" w15:restartNumberingAfterBreak="0">
+  <w:abstractNum w:abstractNumId="36" w15:restartNumberingAfterBreak="0">
     <w:nsid w:val="7ACE0710"/>
     <w:multiLevelType w:val="multilevel"/>
     <w:tmpl w:val="6D2ED4A4"/>
@@ -8081,7 +10689,7 @@
       </w:rPr>
     </w:lvl>
   </w:abstractNum>
-  <w:abstractNum w:abstractNumId="30" w15:restartNumberingAfterBreak="0">
+  <w:abstractNum w:abstractNumId="37" w15:restartNumberingAfterBreak="0">
     <w:nsid w:val="7DF60FEA"/>
     <w:multiLevelType w:val="hybridMultilevel"/>
     <w:tmpl w:val="91D89E30"/>
@@ -8195,97 +10803,118 @@
     </w:lvl>
   </w:abstractNum>
   <w:num w:numId="1" w16cid:durableId="747308685">
+    <w:abstractNumId w:val="35"/>
+  </w:num>
+  <w:num w:numId="2" w16cid:durableId="927731412">
+    <w:abstractNumId w:val="37"/>
+  </w:num>
+  <w:num w:numId="3" w16cid:durableId="1292596760">
+    <w:abstractNumId w:val="7"/>
+  </w:num>
+  <w:num w:numId="4" w16cid:durableId="801776730">
+    <w:abstractNumId w:val="11"/>
+  </w:num>
+  <w:num w:numId="5" w16cid:durableId="1098255321">
+    <w:abstractNumId w:val="19"/>
+  </w:num>
+  <w:num w:numId="6" w16cid:durableId="2048799629">
+    <w:abstractNumId w:val="6"/>
+  </w:num>
+  <w:num w:numId="7" w16cid:durableId="1217622763">
+    <w:abstractNumId w:val="13"/>
+  </w:num>
+  <w:num w:numId="8" w16cid:durableId="1152870444">
+    <w:abstractNumId w:val="29"/>
+  </w:num>
+  <w:num w:numId="9" w16cid:durableId="377626101">
+    <w:abstractNumId w:val="10"/>
+  </w:num>
+  <w:num w:numId="10" w16cid:durableId="803304710">
+    <w:abstractNumId w:val="23"/>
+  </w:num>
+  <w:num w:numId="11" w16cid:durableId="1569072391">
+    <w:abstractNumId w:val="2"/>
+  </w:num>
+  <w:num w:numId="12" w16cid:durableId="672799000">
+    <w:abstractNumId w:val="26"/>
+  </w:num>
+  <w:num w:numId="13" w16cid:durableId="636253569">
+    <w:abstractNumId w:val="9"/>
+  </w:num>
+  <w:num w:numId="14" w16cid:durableId="1472475552">
+    <w:abstractNumId w:val="5"/>
+  </w:num>
+  <w:num w:numId="15" w16cid:durableId="1357075516">
+    <w:abstractNumId w:val="31"/>
+  </w:num>
+  <w:num w:numId="16" w16cid:durableId="1697000044">
+    <w:abstractNumId w:val="17"/>
+  </w:num>
+  <w:num w:numId="17" w16cid:durableId="1139421893">
+    <w:abstractNumId w:val="15"/>
+  </w:num>
+  <w:num w:numId="18" w16cid:durableId="607547318">
+    <w:abstractNumId w:val="25"/>
+  </w:num>
+  <w:num w:numId="19" w16cid:durableId="1862743800">
+    <w:abstractNumId w:val="20"/>
+  </w:num>
+  <w:num w:numId="20" w16cid:durableId="1725181955">
+    <w:abstractNumId w:val="3"/>
+  </w:num>
+  <w:num w:numId="21" w16cid:durableId="904024674">
+    <w:abstractNumId w:val="24"/>
+  </w:num>
+  <w:num w:numId="22" w16cid:durableId="1900824253">
+    <w:abstractNumId w:val="32"/>
+  </w:num>
+  <w:num w:numId="23" w16cid:durableId="1434207011">
+    <w:abstractNumId w:val="1"/>
+  </w:num>
+  <w:num w:numId="24" w16cid:durableId="1790271406">
+    <w:abstractNumId w:val="22"/>
+  </w:num>
+  <w:num w:numId="25" w16cid:durableId="395787952">
     <w:abstractNumId w:val="28"/>
   </w:num>
-  <w:num w:numId="2" w16cid:durableId="927731412">
+  <w:num w:numId="26" w16cid:durableId="1631980811">
+    <w:abstractNumId w:val="14"/>
+  </w:num>
+  <w:num w:numId="27" w16cid:durableId="77485536">
+    <w:abstractNumId w:val="12"/>
+  </w:num>
+  <w:num w:numId="28" w16cid:durableId="1226337654">
+    <w:abstractNumId w:val="8"/>
+  </w:num>
+  <w:num w:numId="29" w16cid:durableId="1705057378">
+    <w:abstractNumId w:val="4"/>
+  </w:num>
+  <w:num w:numId="30" w16cid:durableId="1614511548">
+    <w:abstractNumId w:val="36"/>
+  </w:num>
+  <w:num w:numId="31" w16cid:durableId="1712933">
+    <w:abstractNumId w:val="33"/>
+  </w:num>
+  <w:num w:numId="32" w16cid:durableId="24254007">
+    <w:abstractNumId w:val="21"/>
+  </w:num>
+  <w:num w:numId="33" w16cid:durableId="841311741">
+    <w:abstractNumId w:val="34"/>
+  </w:num>
+  <w:num w:numId="34" w16cid:durableId="779908878">
     <w:abstractNumId w:val="30"/>
   </w:num>
-  <w:num w:numId="3" w16cid:durableId="1292596760">
-    <w:abstractNumId w:val="6"/>
+  <w:num w:numId="35" w16cid:durableId="787742898">
+    <w:abstractNumId w:val="18"/>
   </w:num>
-  <w:num w:numId="4" w16cid:durableId="801776730">
-    <w:abstractNumId w:val="10"/>
+  <w:num w:numId="36" w16cid:durableId="981353829">
+    <w:abstractNumId w:val="27"/>
   </w:num>
-  <w:num w:numId="5" w16cid:durableId="1098255321">
-    <w:abstractNumId w:val="16"/>
-  </w:num>
-  <w:num w:numId="6" w16cid:durableId="2048799629">
-    <w:abstractNumId w:val="5"/>
-  </w:num>
-  <w:num w:numId="7" w16cid:durableId="1217622763">
-    <w:abstractNumId w:val="12"/>
-  </w:num>
-  <w:num w:numId="8" w16cid:durableId="1152870444">
-    <w:abstractNumId w:val="24"/>
-  </w:num>
-  <w:num w:numId="9" w16cid:durableId="377626101">
-    <w:abstractNumId w:val="9"/>
-  </w:num>
-  <w:num w:numId="10" w16cid:durableId="803304710">
-    <w:abstractNumId w:val="19"/>
-  </w:num>
-  <w:num w:numId="11" w16cid:durableId="1569072391">
-    <w:abstractNumId w:val="1"/>
-  </w:num>
-  <w:num w:numId="12" w16cid:durableId="672799000">
-    <w:abstractNumId w:val="22"/>
-  </w:num>
-  <w:num w:numId="13" w16cid:durableId="636253569">
-    <w:abstractNumId w:val="8"/>
-  </w:num>
-  <w:num w:numId="14" w16cid:durableId="1472475552">
-    <w:abstractNumId w:val="4"/>
-  </w:num>
-  <w:num w:numId="15" w16cid:durableId="1357075516">
-    <w:abstractNumId w:val="25"/>
-  </w:num>
-  <w:num w:numId="16" w16cid:durableId="1697000044">
-    <w:abstractNumId w:val="15"/>
-  </w:num>
-  <w:num w:numId="17" w16cid:durableId="1139421893">
-    <w:abstractNumId w:val="14"/>
-  </w:num>
-  <w:num w:numId="18" w16cid:durableId="607547318">
-    <w:abstractNumId w:val="21"/>
-  </w:num>
-  <w:num w:numId="19" w16cid:durableId="1862743800">
-    <w:abstractNumId w:val="17"/>
-  </w:num>
-  <w:num w:numId="20" w16cid:durableId="1725181955">
-    <w:abstractNumId w:val="2"/>
-  </w:num>
-  <w:num w:numId="21" w16cid:durableId="904024674">
-    <w:abstractNumId w:val="20"/>
-  </w:num>
-  <w:num w:numId="22" w16cid:durableId="1900824253">
-    <w:abstractNumId w:val="26"/>
-  </w:num>
-  <w:num w:numId="23" w16cid:durableId="1434207011">
+  <w:num w:numId="37" w16cid:durableId="410277474">
     <w:abstractNumId w:val="0"/>
   </w:num>
-  <w:num w:numId="24" w16cid:durableId="1790271406">
-    <w:abstractNumId w:val="18"/>
-  </w:num>
-  <w:num w:numId="25" w16cid:durableId="395787952">
-    <w:abstractNumId w:val="23"/>
-  </w:num>
-  <w:num w:numId="26" w16cid:durableId="1631980811">
-    <w:abstractNumId w:val="13"/>
-  </w:num>
-  <w:num w:numId="27" w16cid:durableId="77485536">
-    <w:abstractNumId w:val="11"/>
-  </w:num>
-  <w:num w:numId="28" w16cid:durableId="1226337654">
-    <w:abstractNumId w:val="7"/>
-  </w:num>
-  <w:num w:numId="29" w16cid:durableId="1705057378">
-    <w:abstractNumId w:val="3"/>
-  </w:num>
-  <w:num w:numId="30" w16cid:durableId="1614511548">
-    <w:abstractNumId w:val="29"/>
-  </w:num>
-  <w:num w:numId="31" w16cid:durableId="1712933">
-    <w:abstractNumId w:val="27"/>
+  <w:num w:numId="38" w16cid:durableId="1521896370">
+    <w:abstractNumId w:val="16"/>
   </w:num>
 </w:numbering>
 </file>
@@ -9941,4 +12570,16 @@
     </a:ext>
   </a:extLst>
 </a:theme>
+</file>
+
+<file path=customXml/item1.xml><?xml version="1.0" encoding="utf-8"?>
+<b:Sources xmlns:b="http://schemas.openxmlformats.org/officeDocument/2006/bibliography" xmlns="http://schemas.openxmlformats.org/officeDocument/2006/bibliography" SelectedStyle="\APASixthEditionOfficeOnline.xsl" StyleName="APA" Version="6"/>
+</file>
+
+<file path=customXml/itemProps1.xml><?xml version="1.0" encoding="utf-8"?>
+<ds:datastoreItem xmlns:ds="http://schemas.openxmlformats.org/officeDocument/2006/customXml" ds:itemID="{A01F415B-747E-463C-9D20-2BE132B49F0B}">
+  <ds:schemaRefs>
+    <ds:schemaRef ds:uri="http://schemas.openxmlformats.org/officeDocument/2006/bibliography"/>
+  </ds:schemaRefs>
+</ds:datastoreItem>
 </file>